--- a/downloads/student/ai-4-week-17.docx
+++ b/downloads/student/ai-4-week-17.docx
@@ -1734,6 +1734,16 @@
     <w:p>
       <w:r>
         <w:t>If a relevant denominator is zero, report that metric as undefined under the chosen convention rather than silently inventing success.</w:t>
+      </w:r>
+    </w:p>
+    <w:p>
+      <w:r>
+        <w:t>Read the labelled picture: Were the original precision and recall denominators the same? Point to the relevant step in the picture, then write the changed result and the rule or evidence that supports it.</w:t>
+      </w:r>
+    </w:p>
+    <w:p>
+      <w:r>
+        <w:t>Change one thing: Correct two false negatives into true positives. Predict the result before checking the explanation. What remains the same?</w:t>
       </w:r>
     </w:p>
     <w:p>
@@ -3523,6 +3533,187 @@
     <w:p>
       <w:r>
         <w:t>Attempt the independent case before hints. Record whether you worked alone, used a hint or followed a model. After feedback, fix the first unsupported step and explain why it changed. A later check uses a changed case, not a copied answer.</w:t>
+      </w:r>
+    </w:p>
+    <w:p>
+      <w:pPr>
+        <w:pStyle w:val="Heading1"/>
+      </w:pPr>
+      <w:r>
+        <w:t>15. Your lesson route</w:t>
+      </w:r>
+    </w:p>
+    <w:p>
+      <w:r>
+        <w:t>Start with this question: Put precision and recall denominators on the picture instead of memorising names.</w:t>
+      </w:r>
+    </w:p>
+    <w:tbl>
+      <w:tblPr>
+        <w:tblStyle w:val="LightShading-Accent1"/>
+        <w:tblW w:type="auto" w:w="0"/>
+        <w:tblLook w:firstColumn="1" w:firstRow="1" w:lastColumn="0" w:lastRow="0" w:noHBand="0" w:noVBand="1" w:val="04A0"/>
+      </w:tblPr>
+      <w:tblGrid>
+        <w:gridCol w:w="5112"/>
+        <w:gridCol w:w="5112"/>
+      </w:tblGrid>
+      <w:tr>
+        <w:trPr>
+          <w:tblHeader/>
+        </w:trPr>
+        <w:tc>
+          <w:tcPr>
+            <w:tcW w:type="dxa" w:w="5112"/>
+          </w:tcPr>
+          <w:p>
+            <w:r>
+              <w:t>By the end, I can</w:t>
+            </w:r>
+          </w:p>
+        </w:tc>
+        <w:tc>
+          <w:tcPr>
+            <w:tcW w:type="dxa" w:w="5112"/>
+          </w:tcPr>
+          <w:p>
+            <w:r>
+              <w:t>How I will show it</w:t>
+            </w:r>
+          </w:p>
+        </w:tc>
+      </w:tr>
+      <w:tr>
+        <w:tc>
+          <w:tcPr>
+            <w:tcW w:type="dxa" w:w="5112"/>
+          </w:tcPr>
+          <w:p>
+            <w:r>
+              <w:t>Choose the denominator that answers the question</w:t>
+            </w:r>
+          </w:p>
+        </w:tc>
+        <w:tc>
+          <w:tcPr>
+            <w:tcW w:type="dxa" w:w="5112"/>
+          </w:tcPr>
+          <w:p>
+            <w:r>
+              <w:t>Explain the deciding step, show a trace or test, and state one limit.</w:t>
+            </w:r>
+          </w:p>
+        </w:tc>
+      </w:tr>
+      <w:tr>
+        <w:tc>
+          <w:tcPr>
+            <w:tcW w:type="dxa" w:w="5112"/>
+          </w:tcPr>
+          <w:p>
+            <w:r>
+              <w:t>Calculate precision and recall with a declared positive class</w:t>
+            </w:r>
+          </w:p>
+        </w:tc>
+        <w:tc>
+          <w:tcPr>
+            <w:tcW w:type="dxa" w:w="5112"/>
+          </w:tcPr>
+          <w:p>
+            <w:r>
+              <w:t>Explain the deciding step, show a trace or test, and state one limit.</w:t>
+            </w:r>
+          </w:p>
+        </w:tc>
+      </w:tr>
+      <w:tr>
+        <w:tc>
+          <w:tcPr>
+            <w:tcW w:type="dxa" w:w="5112"/>
+          </w:tcPr>
+          <w:p>
+            <w:r>
+              <w:t>Report undefined ratios honestly</w:t>
+            </w:r>
+          </w:p>
+        </w:tc>
+        <w:tc>
+          <w:tcPr>
+            <w:tcW w:type="dxa" w:w="5112"/>
+          </w:tcPr>
+          <w:p>
+            <w:r>
+              <w:t>Explain the deciding step, show a trace or test, and state one limit.</w:t>
+            </w:r>
+          </w:p>
+        </w:tc>
+      </w:tr>
+    </w:tbl>
+    <w:p>
+      <w:r>
+        <w:t>Remember → watch and explain → try with help → investigate → try independently → keep project evidence. Your teacher may spread this lesson across several classes.</w:t>
+      </w:r>
+    </w:p>
+    <w:p>
+      <w:r>
+        <w:t>Keep your first prediction. Compare it with what the evidence shows and explain any change.</w:t>
+      </w:r>
+    </w:p>
+    <w:p>
+      <w:pPr>
+        <w:pStyle w:val="Heading1"/>
+      </w:pPr>
+      <w:r>
+        <w:t>16. Finish and return</w:t>
+      </w:r>
+    </w:p>
+    <w:p>
+      <w:r>
+        <w:t>Close your notes. Explain this goal in your own words: Choose the denominator that answers the question</w:t>
+      </w:r>
+    </w:p>
+    <w:p>
+      <w:pPr>
+        <w:pStyle w:val="Heading3"/>
+      </w:pPr>
+      <w:r>
+        <w:t>My deciding step, evidence and one remaining question</w:t>
+      </w:r>
+    </w:p>
+    <w:p>
+      <w:r>
+        <w:t>________________________________________________________________</w:t>
+      </w:r>
+    </w:p>
+    <w:p>
+      <w:r>
+        <w:t>________________________________________________________________</w:t>
+      </w:r>
+    </w:p>
+    <w:p>
+      <w:r>
+        <w:t>________________________________________________________________</w:t>
+      </w:r>
+    </w:p>
+    <w:p>
+      <w:r>
+        <w:t>________________________________________________________________</w:t>
+      </w:r>
+    </w:p>
+    <w:p>
+      <w:r>
+        <w:t>________________________________________________________________</w:t>
+      </w:r>
+    </w:p>
+    <w:p>
+      <w:r>
+        <w:t>If you are unsure, return to the worked picture and explain one arrow. If you are ready, change an input or assumption and justify your prediction.</w:t>
+      </w:r>
+    </w:p>
+    <w:p>
+      <w:r>
+        <w:t>Save your workbook evidence. At the next review, try a different case before opening your old answer.</w:t>
       </w:r>
     </w:p>
     <w:sectPr>

--- a/downloads/student/ai-4-week-17.docx
+++ b/downloads/student/ai-4-week-17.docx
@@ -3714,6 +3714,215 @@
     <w:p>
       <w:r>
         <w:t>Save your workbook evidence. At the next review, try a different case before opening your old answer.</w:t>
+      </w:r>
+    </w:p>
+    <w:p>
+      <w:pPr>
+        <w:pStyle w:val="Heading1"/>
+      </w:pPr>
+      <w:r>
+        <w:t>17. Supported practice, repair and portfolio</w:t>
+      </w:r>
+    </w:p>
+    <w:p>
+      <w:r>
+        <w:t>Use this supported practice once, in the browser or on paper. Keep the reserved independent assessment for a separate first attempt before teacher feedback.</w:t>
+      </w:r>
+    </w:p>
+    <w:p>
+      <w:r>
+        <w:t>Put precision and recall denominators on the picture instead of memorising names.</w:t>
+      </w:r>
+    </w:p>
+    <w:p>
+      <w:pPr>
+        <w:pStyle w:val="Heading3"/>
+      </w:pPr>
+      <w:r>
+        <w:t>Practice 1: explain the deciding evidence</w:t>
+      </w:r>
+    </w:p>
+    <w:p>
+      <w:r>
+        <w:t>Which labelled step matches this detail? Precision asks how reliable flags are; recall asks how many spotted leaves were caught.</w:t>
+      </w:r>
+    </w:p>
+    <w:p>
+      <w:r>
+        <w:t>1. Predicted positives</w:t>
+      </w:r>
+    </w:p>
+    <w:p>
+      <w:r>
+        <w:t>2. Actual positives</w:t>
+      </w:r>
+    </w:p>
+    <w:p>
+      <w:r>
+        <w:t>3. Keep goals separate</w:t>
+      </w:r>
+    </w:p>
+    <w:p>
+      <w:pPr>
+        <w:pStyle w:val="Heading3"/>
+      </w:pPr>
+      <w:r>
+        <w:t>My selected conclusion, deciding fact and explanation</w:t>
+      </w:r>
+    </w:p>
+    <w:p>
+      <w:r>
+        <w:t>________________________________________________________________</w:t>
+      </w:r>
+    </w:p>
+    <w:p>
+      <w:r>
+        <w:t>________________________________________________________________</w:t>
+      </w:r>
+    </w:p>
+    <w:p>
+      <w:r>
+        <w:t>________________________________________________________________</w:t>
+      </w:r>
+    </w:p>
+    <w:p>
+      <w:r>
+        <w:t>________________________________________________________________</w:t>
+      </w:r>
+    </w:p>
+    <w:p>
+      <w:r>
+        <w:t>________________________________________________________________</w:t>
+      </w:r>
+    </w:p>
+    <w:p>
+      <w:r>
+        <w:t>Hint if needed: Read the steps in the pictorial case. Match the supplied detail to the stage that performs or records it.</w:t>
+      </w:r>
+    </w:p>
+    <w:p>
+      <w:r>
+        <w:t>After your attempt, compare with the supported explanation: Keep goals separate Precision asks how reliable flags are; recall asks how many spotted leaves were caught. Read the picture in order. Precision asks how reliable flags are; recall asks how many spotted leaves were caught. The arrows show which recorded input or intermediate result each decision uses. Explain the deciding step aloud before checking the changed case; pointing to the final answer alone does not show how it follows.</w:t>
+      </w:r>
+    </w:p>
+    <w:p>
+      <w:pPr>
+        <w:pStyle w:val="Heading3"/>
+      </w:pPr>
+      <w:r>
+        <w:t>Practice 2: explain the deciding evidence</w:t>
+      </w:r>
+    </w:p>
+    <w:p>
+      <w:r>
+        <w:t>Changed-case practice: Correct two false negatives into true positives. Which conclusion is supported by the supplied facts?</w:t>
+      </w:r>
+    </w:p>
+    <w:p>
+      <w:r>
+        <w:t>1. We can decide the result without examining the changed input or the procedure.</w:t>
+      </w:r>
+    </w:p>
+    <w:p>
+      <w:r>
+        <w:t>2. This one example guarantees correct results for every future input.</w:t>
+      </w:r>
+    </w:p>
+    <w:p>
+      <w:r>
+        <w:t>3. Precision becomes8/10=80%; recall becomes8/10=80%.</w:t>
+      </w:r>
+    </w:p>
+    <w:p>
+      <w:pPr>
+        <w:pStyle w:val="Heading3"/>
+      </w:pPr>
+      <w:r>
+        <w:t>My selected conclusion, deciding fact and explanation</w:t>
+      </w:r>
+    </w:p>
+    <w:p>
+      <w:r>
+        <w:t>________________________________________________________________</w:t>
+      </w:r>
+    </w:p>
+    <w:p>
+      <w:r>
+        <w:t>________________________________________________________________</w:t>
+      </w:r>
+    </w:p>
+    <w:p>
+      <w:r>
+        <w:t>________________________________________________________________</w:t>
+      </w:r>
+    </w:p>
+    <w:p>
+      <w:r>
+        <w:t>________________________________________________________________</w:t>
+      </w:r>
+    </w:p>
+    <w:p>
+      <w:r>
+        <w:t>________________________________________________________________</w:t>
+      </w:r>
+    </w:p>
+    <w:p>
+      <w:r>
+        <w:t>Hint if needed: Use the changed condition and the deciding step in the pictorial trace. The answer must say what follows from those facts.</w:t>
+      </w:r>
+    </w:p>
+    <w:p>
+      <w:r>
+        <w:t>After your attempt, compare with the supported explanation: Precision becomes8/10=80%; recall becomes8/10=80%. TP becomes8 and FN 2; FP remains2, so the two denominators happen to equal10.</w:t>
+      </w:r>
+    </w:p>
+    <w:p>
+      <w:pPr>
+        <w:pStyle w:val="Heading3"/>
+      </w:pPr>
+      <w:r>
+        <w:t>Repair a missing building block</w:t>
+      </w:r>
+    </w:p>
+    <w:p>
+      <w:r>
+        <w:t>Review Accuracy and Imbalance (ai-4/16). Goal: Explain why overall accuracy can hide failure on a less common class. Short practice: Why can the 90% baseline still be unsuitable for a detection task? Point to the relevant step in the picture, then write the changed result and the rule or evidence that supports it.. Return to this week and explain what you changed.</w:t>
+      </w:r>
+    </w:p>
+    <w:p>
+      <w:r>
+        <w:t>Review Scores and Calibration Intuition (ai-4/14). Goal: Interpret calibration using groups of forecasts. Short practice: Does a calibrated 0.8 score mean every such leaf is spotted? Point to the relevant step in the picture, then write the changed result and the rule or evidence that supports it.. Return to this week and explain what you changed.</w:t>
+      </w:r>
+    </w:p>
+    <w:p>
+      <w:r>
+        <w:t>Review Decision Trees (ai-4/11). Goal: Fit a root question and leaf predictions from training examples. Short practice: Which input distinguishes the original and changed tree? Point to the relevant step in the picture, then write the changed result and the rule or evidence that supports it.. Return to this week and explain what you changed.</w:t>
+      </w:r>
+    </w:p>
+    <w:p>
+      <w:pPr>
+        <w:pStyle w:val="Heading3"/>
+      </w:pPr>
+      <w:r>
+        <w:t>Predict, run and debug</w:t>
+      </w:r>
+    </w:p>
+    <w:p>
+      <w:r>
+        <w:t>The browser lab lets you edit the supported Python examples already included in this lesson. Predict first, run, inspect the actual output or error, change one input, then run again. Keep code, predictions, actual results and a reasoned revision together. On paper, label your result as a trace rather than an execution.</w:t>
+      </w:r>
+    </w:p>
+    <w:p>
+      <w:pPr>
+        <w:pStyle w:val="Heading3"/>
+      </w:pPr>
+      <w:r>
+        <w:t>Keep your completed work</w:t>
+      </w:r>
+    </w:p>
+    <w:p>
+      <w:r>
+        <w:t>Use Download completed work in the hosted lesson to export your answers, reflections, practice feedback and code-run evidence. Open the HTML copy to read or print it. Drafts stay in this browser when storage is available; clear drafts on a shared device.</w:t>
       </w:r>
     </w:p>
     <w:sectPr>

--- a/downloads/student/ai-4-week-17.docx
+++ b/downloads/student/ai-4-week-17.docx
@@ -42,6 +42,11 @@
       </w:r>
     </w:p>
     <w:p>
+      <w:r>
+        <w:t>Start with the target: Choose the denominator that answers the question. Try the recall before opening notes.</w:t>
+      </w:r>
+    </w:p>
+    <w:p>
       <w:pPr>
         <w:pStyle w:val="Heading3"/>
       </w:pPr>
@@ -50,18 +55,84 @@
       </w:r>
     </w:p>
     <w:p>
-      <w:r>
-        <w:t>I can choose the denominator that answers the question.</w:t>
-      </w:r>
-    </w:p>
-    <w:p>
-      <w:r>
-        <w:t>I can calculate precision and recall with a declared positive class.</w:t>
-      </w:r>
-    </w:p>
-    <w:p>
-      <w:r>
-        <w:t>I can report undefined ratios honestly.</w:t>
+      <w:pPr>
+        <w:spacing w:line="336" w:lineRule="auto" w:after="180"/>
+      </w:pPr>
+      <w:r>
+        <w:rPr>
+          <w:b w:val="0"/>
+        </w:rPr>
+        <w:t xml:space="preserve">I can choose the </w:t>
+      </w:r>
+      <w:r>
+        <w:rPr>
+          <w:b/>
+        </w:rPr>
+        <w:t>denominator</w:t>
+      </w:r>
+      <w:r>
+        <w:rPr>
+          <w:b w:val="0"/>
+        </w:rPr>
+        <w:t xml:space="preserve"> that answers the question.</w:t>
+      </w:r>
+    </w:p>
+    <w:p>
+      <w:pPr>
+        <w:spacing w:line="336" w:lineRule="auto" w:after="180"/>
+      </w:pPr>
+      <w:r>
+        <w:rPr>
+          <w:b w:val="0"/>
+        </w:rPr>
+        <w:t xml:space="preserve">I can calculate </w:t>
+      </w:r>
+      <w:r>
+        <w:rPr>
+          <w:b/>
+        </w:rPr>
+        <w:t>precision</w:t>
+      </w:r>
+      <w:r>
+        <w:rPr>
+          <w:b w:val="0"/>
+        </w:rPr>
+        <w:t xml:space="preserve"> and </w:t>
+      </w:r>
+      <w:r>
+        <w:rPr>
+          <w:b/>
+        </w:rPr>
+        <w:t>recall</w:t>
+      </w:r>
+      <w:r>
+        <w:rPr>
+          <w:b w:val="0"/>
+        </w:rPr>
+        <w:t xml:space="preserve"> with a declared positive class.</w:t>
+      </w:r>
+    </w:p>
+    <w:p>
+      <w:pPr>
+        <w:spacing w:line="336" w:lineRule="auto" w:after="180"/>
+      </w:pPr>
+      <w:r>
+        <w:rPr>
+          <w:b w:val="0"/>
+        </w:rPr>
+        <w:t xml:space="preserve">I can report </w:t>
+      </w:r>
+      <w:r>
+        <w:rPr>
+          <w:b/>
+        </w:rPr>
+        <w:t>undefined</w:t>
+      </w:r>
+      <w:r>
+        <w:rPr>
+          <w:b w:val="0"/>
+        </w:rPr>
+        <w:t xml:space="preserve"> ratios honestly.</w:t>
       </w:r>
     </w:p>
     <w:p>
@@ -73,33 +144,111 @@
       </w:r>
     </w:p>
     <w:p>
-      <w:r>
+      <w:pPr>
+        <w:spacing w:line="336" w:lineRule="auto" w:after="180"/>
+      </w:pPr>
+      <w:r>
+        <w:rPr>
+          <w:b w:val="0"/>
+        </w:rPr>
         <w:t>Close your notes first. A rough first answer helps us choose the right starting point; it is not a score for your ability.</w:t>
       </w:r>
     </w:p>
     <w:p>
-      <w:r>
+      <w:pPr>
+        <w:spacing w:line="336" w:lineRule="auto" w:after="180"/>
+      </w:pPr>
+      <w:r>
+        <w:rPr>
+          <w:b w:val="0"/>
+        </w:rPr>
         <w:t>Without opening the old lesson, explain one key idea from Accuracy and Imbalance. Give an example and a mistake that the idea helps you avoid.</w:t>
       </w:r>
     </w:p>
     <w:p>
-      <w:r>
+      <w:pPr>
+        <w:spacing w:line="336" w:lineRule="auto" w:after="180"/>
+      </w:pPr>
+      <w:r>
+        <w:rPr>
+          <w:b w:val="0"/>
+        </w:rPr>
         <w:t>Without opening the old lesson, explain one key idea from Scores and Calibration Intuition. Give an example and a mistake that the idea helps you avoid.</w:t>
       </w:r>
     </w:p>
     <w:p>
-      <w:r>
+      <w:pPr>
+        <w:spacing w:line="336" w:lineRule="auto" w:after="180"/>
+      </w:pPr>
+      <w:r>
+        <w:rPr>
+          <w:b w:val="0"/>
+        </w:rPr>
         <w:t>Without opening the old lesson, explain one key idea from Decision Trees. Give an example and a mistake that the idea helps you avoid.</w:t>
       </w:r>
     </w:p>
     <w:p>
-      <w:r>
-        <w:t>After trying, check the relevant lesson or ask your teacher. Change the part of your explanation that the evidence shows was wrong.</w:t>
-      </w:r>
-    </w:p>
-    <w:p>
-      <w:r>
-        <w:t>Precision measures how many positive predictions are right; recall measures how many actual positives are found.</w:t>
+      <w:pPr>
+        <w:spacing w:line="336" w:lineRule="auto" w:after="180"/>
+      </w:pPr>
+      <w:r>
+        <w:rPr>
+          <w:b w:val="0"/>
+        </w:rPr>
+        <w:t xml:space="preserve">After trying, check the relevant lesson or ask your teacher. Change the part of your explanation that the </w:t>
+      </w:r>
+      <w:r>
+        <w:rPr>
+          <w:b/>
+        </w:rPr>
+        <w:t>evidence</w:t>
+      </w:r>
+      <w:r>
+        <w:rPr>
+          <w:b w:val="0"/>
+        </w:rPr>
+        <w:t xml:space="preserve"> shows was wrong.</w:t>
+      </w:r>
+    </w:p>
+    <w:p>
+      <w:pPr>
+        <w:spacing w:line="336" w:lineRule="auto" w:after="180"/>
+      </w:pPr>
+      <w:r>
+        <w:rPr>
+          <w:b/>
+        </w:rPr>
+        <w:t>Precision</w:t>
+      </w:r>
+      <w:r>
+        <w:rPr>
+          <w:b w:val="0"/>
+        </w:rPr>
+        <w:t xml:space="preserve"> measures how many positive </w:t>
+      </w:r>
+      <w:r>
+        <w:rPr>
+          <w:b/>
+        </w:rPr>
+        <w:t>prediction</w:t>
+      </w:r>
+      <w:r>
+        <w:rPr>
+          <w:b w:val="0"/>
+        </w:rPr>
+        <w:t xml:space="preserve">s are right; </w:t>
+      </w:r>
+      <w:r>
+        <w:rPr>
+          <w:b/>
+        </w:rPr>
+        <w:t>recall</w:t>
+      </w:r>
+      <w:r>
+        <w:rPr>
+          <w:b w:val="0"/>
+        </w:rPr>
+        <w:t xml:space="preserve"> measures how many actual positives are found.</w:t>
       </w:r>
     </w:p>
     <w:p>
@@ -139,12 +288,69 @@
       </w:r>
     </w:p>
     <w:p>
-      <w:r>
-        <w:t>LEARNING TARGET  TP=9,FP=3,FN=6,TN=12. Compute precision and recall. What happens to precision when a system predicts no positives?</w:t>
-      </w:r>
-    </w:p>
-    <w:p>
-      <w:r>
+      <w:pPr>
+        <w:pStyle w:val="Heading3"/>
+      </w:pPr>
+      <w:r>
+        <w:t>Your target</w:t>
+      </w:r>
+    </w:p>
+    <w:p>
+      <w:pPr>
+        <w:spacing w:line="336" w:lineRule="auto" w:after="180"/>
+        <w:shd w:fill="EDF7F3"/>
+      </w:pPr>
+      <w:r>
+        <w:rPr>
+          <w:b w:val="0"/>
+        </w:rPr>
+        <w:t xml:space="preserve">LEARNING TARGET  TP=9,FP=3,FN=6,TN=12. Compute </w:t>
+      </w:r>
+      <w:r>
+        <w:rPr>
+          <w:b/>
+        </w:rPr>
+        <w:t>precision</w:t>
+      </w:r>
+      <w:r>
+        <w:rPr>
+          <w:b w:val="0"/>
+        </w:rPr>
+        <w:t xml:space="preserve"> and </w:t>
+      </w:r>
+      <w:r>
+        <w:rPr>
+          <w:b/>
+        </w:rPr>
+        <w:t>recall</w:t>
+      </w:r>
+      <w:r>
+        <w:rPr>
+          <w:b w:val="0"/>
+        </w:rPr>
+        <w:t xml:space="preserve">. What happens to </w:t>
+      </w:r>
+      <w:r>
+        <w:rPr>
+          <w:b/>
+        </w:rPr>
+        <w:t>precision</w:t>
+      </w:r>
+      <w:r>
+        <w:rPr>
+          <w:b w:val="0"/>
+        </w:rPr>
+        <w:t xml:space="preserve"> when a system predicts no positives?</w:t>
+      </w:r>
+    </w:p>
+    <w:p>
+      <w:pPr>
+        <w:spacing w:line="336" w:lineRule="auto" w:after="180"/>
+      </w:pPr>
+      <w:r>
+        <w:rPr>
+          <w:b w:val="0"/>
+        </w:rPr>
         <w:t>Builder name and experiment date:</w:t>
       </w:r>
     </w:p>
@@ -157,8 +363,27 @@
       </w:r>
     </w:p>
     <w:p>
-      <w:r>
-        <w:t>Why can 80 percent accuracy hide missed blocked cases?</w:t>
+      <w:pPr>
+        <w:spacing w:line="336" w:lineRule="auto" w:after="180"/>
+        <w:shd w:fill="F5F1FB"/>
+      </w:pPr>
+      <w:r>
+        <w:rPr>
+          <w:b w:val="0"/>
+        </w:rPr>
+        <w:t xml:space="preserve">Why can 80 percent accuracy hide </w:t>
+      </w:r>
+      <w:r>
+        <w:rPr>
+          <w:b/>
+        </w:rPr>
+        <w:t>miss</w:t>
+      </w:r>
+      <w:r>
+        <w:rPr>
+          <w:b w:val="0"/>
+        </w:rPr>
+        <w:t>ed blocked cases?</w:t>
       </w:r>
     </w:p>
     <w:p>
@@ -170,8 +395,38 @@
       </w:r>
     </w:p>
     <w:p>
-      <w:r>
-        <w:t>By the end, I can explain precision and recall using a traced example and a stated limitation.</w:t>
+      <w:pPr>
+        <w:spacing w:line="336" w:lineRule="auto" w:after="180"/>
+      </w:pPr>
+      <w:r>
+        <w:rPr>
+          <w:b w:val="0"/>
+        </w:rPr>
+        <w:t xml:space="preserve">By the end, I can explain </w:t>
+      </w:r>
+      <w:r>
+        <w:rPr>
+          <w:b/>
+        </w:rPr>
+        <w:t>precision</w:t>
+      </w:r>
+      <w:r>
+        <w:rPr>
+          <w:b w:val="0"/>
+        </w:rPr>
+        <w:t xml:space="preserve"> and </w:t>
+      </w:r>
+      <w:r>
+        <w:rPr>
+          <w:b/>
+        </w:rPr>
+        <w:t>recall</w:t>
+      </w:r>
+      <w:r>
+        <w:rPr>
+          <w:b w:val="0"/>
+        </w:rPr>
+        <w:t xml:space="preserve"> using a traced example and a stated limitation.</w:t>
       </w:r>
     </w:p>
     <w:p>
@@ -184,6 +439,17 @@
     </w:p>
     <w:p>
       <w:r>
+        <w:t>Investigate the supplied Precision and Recall case. Separate observations, given facts and assumptions before choosing an explanation.</w:t>
+      </w:r>
+    </w:p>
+    <w:p>
+      <w:pPr>
+        <w:spacing w:line="336" w:lineRule="auto" w:after="180"/>
+      </w:pPr>
+      <w:r>
+        <w:rPr>
+          <w:b/>
+        </w:rPr>
         <w:t>PICTURE ENTRY</w:t>
       </w:r>
     </w:p>
@@ -196,8 +462,26 @@
       </w:r>
     </w:p>
     <w:p>
-      <w:r>
-        <w:t>Begin with visible evidence; do not explain more than the picture and information support.</w:t>
+      <w:pPr>
+        <w:spacing w:line="336" w:lineRule="auto" w:after="180"/>
+      </w:pPr>
+      <w:r>
+        <w:rPr>
+          <w:b w:val="0"/>
+        </w:rPr>
+        <w:t xml:space="preserve">Begin with visible </w:t>
+      </w:r>
+      <w:r>
+        <w:rPr>
+          <w:b/>
+        </w:rPr>
+        <w:t>evidence</w:t>
+      </w:r>
+      <w:r>
+        <w:rPr>
+          <w:b w:val="0"/>
+        </w:rPr>
+        <w:t>; do not explain more than the picture and information support.</w:t>
       </w:r>
     </w:p>
     <w:p>
@@ -237,33 +521,174 @@
       </w:r>
     </w:p>
     <w:p>
-      <w:r>
-        <w:t>MYSTERY  The team must use precision and recall to solve a model-building problem. What information do they have? What important evidence is still missing?</w:t>
-      </w:r>
-    </w:p>
-    <w:p>
-      <w:r>
+      <w:pPr>
+        <w:pStyle w:val="Heading3"/>
+      </w:pPr>
+      <w:r>
+        <w:t>Start with this puzzle</w:t>
+      </w:r>
+    </w:p>
+    <w:p>
+      <w:pPr>
+        <w:spacing w:line="336" w:lineRule="auto" w:after="180"/>
+        <w:shd w:fill="F1F6FC"/>
+      </w:pPr>
+      <w:r>
+        <w:rPr>
+          <w:b w:val="0"/>
+        </w:rPr>
+        <w:t xml:space="preserve">MYSTERY  The team must use </w:t>
+      </w:r>
+      <w:r>
+        <w:rPr>
+          <w:b/>
+        </w:rPr>
+        <w:t>precision</w:t>
+      </w:r>
+      <w:r>
+        <w:rPr>
+          <w:b w:val="0"/>
+        </w:rPr>
+        <w:t xml:space="preserve"> and </w:t>
+      </w:r>
+      <w:r>
+        <w:rPr>
+          <w:b/>
+        </w:rPr>
+        <w:t>recall</w:t>
+      </w:r>
+      <w:r>
+        <w:rPr>
+          <w:b w:val="0"/>
+        </w:rPr>
+        <w:t xml:space="preserve"> to solve a model-building problem. What information do they have? What important </w:t>
+      </w:r>
+      <w:r>
+        <w:rPr>
+          <w:b/>
+        </w:rPr>
+        <w:t>evidence</w:t>
+      </w:r>
+      <w:r>
+        <w:rPr>
+          <w:b w:val="0"/>
+        </w:rPr>
+        <w:t xml:space="preserve"> is still </w:t>
+      </w:r>
+      <w:r>
+        <w:rPr>
+          <w:b/>
+        </w:rPr>
+        <w:t>miss</w:t>
+      </w:r>
+      <w:r>
+        <w:rPr>
+          <w:b w:val="0"/>
+        </w:rPr>
+        <w:t>ing?</w:t>
+      </w:r>
+    </w:p>
+    <w:p>
+      <w:pPr>
+        <w:spacing w:line="336" w:lineRule="auto" w:after="180"/>
+      </w:pPr>
+      <w:r>
+        <w:rPr>
+          <w:b w:val="0"/>
+        </w:rPr>
         <w:t>Name three visible details without interpreting them.</w:t>
       </w:r>
     </w:p>
     <w:p>
-      <w:r>
+      <w:pPr>
+        <w:spacing w:line="336" w:lineRule="auto" w:after="180"/>
+      </w:pPr>
+      <w:r>
+        <w:rPr>
+          <w:b w:val="0"/>
+        </w:rPr>
         <w:t>Predict the data, model, or evaluation decision being made.</w:t>
       </w:r>
     </w:p>
     <w:p>
-      <w:r>
+      <w:pPr>
+        <w:spacing w:line="336" w:lineRule="auto" w:after="180"/>
+      </w:pPr>
+      <w:r>
+        <w:rPr>
+          <w:b w:val="0"/>
+        </w:rPr>
         <w:t>Identify one hidden assumption that could change the result.</w:t>
       </w:r>
     </w:p>
     <w:p>
-      <w:r>
-        <w:t>State what evidence would confirm or reject your prediction.</w:t>
-      </w:r>
-    </w:p>
-    <w:p>
-      <w:r>
-        <w:t>My prediction and supporting evidence:</w:t>
+      <w:pPr>
+        <w:spacing w:line="336" w:lineRule="auto" w:after="180"/>
+      </w:pPr>
+      <w:r>
+        <w:rPr>
+          <w:b w:val="0"/>
+        </w:rPr>
+        <w:t xml:space="preserve">State what </w:t>
+      </w:r>
+      <w:r>
+        <w:rPr>
+          <w:b/>
+        </w:rPr>
+        <w:t>evidence</w:t>
+      </w:r>
+      <w:r>
+        <w:rPr>
+          <w:b w:val="0"/>
+        </w:rPr>
+        <w:t xml:space="preserve"> would confirm or reject your </w:t>
+      </w:r>
+      <w:r>
+        <w:rPr>
+          <w:b/>
+        </w:rPr>
+        <w:t>prediction</w:t>
+      </w:r>
+      <w:r>
+        <w:rPr>
+          <w:b w:val="0"/>
+        </w:rPr>
+        <w:t>.</w:t>
+      </w:r>
+    </w:p>
+    <w:p>
+      <w:pPr>
+        <w:spacing w:line="336" w:lineRule="auto" w:after="180"/>
+      </w:pPr>
+      <w:r>
+        <w:rPr>
+          <w:b w:val="0"/>
+        </w:rPr>
+        <w:t xml:space="preserve">My </w:t>
+      </w:r>
+      <w:r>
+        <w:rPr>
+          <w:b/>
+        </w:rPr>
+        <w:t>prediction</w:t>
+      </w:r>
+      <w:r>
+        <w:rPr>
+          <w:b w:val="0"/>
+        </w:rPr>
+        <w:t xml:space="preserve"> and supporting </w:t>
+      </w:r>
+      <w:r>
+        <w:rPr>
+          <w:b/>
+        </w:rPr>
+        <w:t>evidence</w:t>
+      </w:r>
+      <w:r>
+        <w:rPr>
+          <w:b w:val="0"/>
+        </w:rPr>
+        <w:t>:</w:t>
       </w:r>
     </w:p>
     <w:p>
@@ -275,13 +700,131 @@
       </w:r>
     </w:p>
     <w:p>
-      <w:r>
-        <w:t>Blocked remains positive. Precision asks: of the cases flagged blocked, how many were actually blocked according to the reference? Recall asks: of all reference-blocked cases, how many were found? Both use true positives, but they answer different questions. Keep reference rows and prediction columns ordered clear then blocked.</w:t>
-      </w:r>
-    </w:p>
-    <w:p>
-      <w:r>
-        <w:t>Use fictional classroom data throughout this investigation. Keep the task, units, reference labels and data split visible as you reason. Earlier weeks supplied the model-building process; this week examines precision recall and denominators.</w:t>
+      <w:pPr>
+        <w:spacing w:line="336" w:lineRule="auto" w:after="180"/>
+      </w:pPr>
+      <w:r>
+        <w:rPr>
+          <w:b w:val="0"/>
+        </w:rPr>
+        <w:t xml:space="preserve">Blocked remains positive. </w:t>
+      </w:r>
+      <w:r>
+        <w:rPr>
+          <w:b/>
+        </w:rPr>
+        <w:t>Precision</w:t>
+      </w:r>
+      <w:r>
+        <w:rPr>
+          <w:b w:val="0"/>
+        </w:rPr>
+        <w:t xml:space="preserve"> asks: of the cases flagged blocked, how many were actually blocked according to the reference? </w:t>
+      </w:r>
+      <w:r>
+        <w:rPr>
+          <w:b/>
+        </w:rPr>
+        <w:t>Recall</w:t>
+      </w:r>
+      <w:r>
+        <w:rPr>
+          <w:b w:val="0"/>
+        </w:rPr>
+        <w:t xml:space="preserve"> asks: of all reference-blocked cases, how many were found?</w:t>
+      </w:r>
+    </w:p>
+    <w:p>
+      <w:pPr>
+        <w:spacing w:line="336" w:lineRule="auto" w:after="180"/>
+      </w:pPr>
+      <w:r>
+        <w:rPr>
+          <w:b w:val="0"/>
+        </w:rPr>
+        <w:t xml:space="preserve">Both use true positives, but they answer different questions. Keep reference rows and </w:t>
+      </w:r>
+      <w:r>
+        <w:rPr>
+          <w:b/>
+        </w:rPr>
+        <w:t>prediction</w:t>
+      </w:r>
+      <w:r>
+        <w:rPr>
+          <w:b w:val="0"/>
+        </w:rPr>
+        <w:t xml:space="preserve"> columns ordered clear then blocked.</w:t>
+      </w:r>
+    </w:p>
+    <w:p>
+      <w:pPr>
+        <w:spacing w:line="336" w:lineRule="auto" w:after="180"/>
+      </w:pPr>
+      <w:r>
+        <w:rPr>
+          <w:b w:val="0"/>
+        </w:rPr>
+        <w:t>Use fictional classroom data throughout this investigation. Keep the task, units, reference labels and data split visible as you reason.</w:t>
+      </w:r>
+    </w:p>
+    <w:p>
+      <w:pPr>
+        <w:spacing w:line="336" w:lineRule="auto" w:after="180"/>
+      </w:pPr>
+      <w:r>
+        <w:rPr>
+          <w:b w:val="0"/>
+        </w:rPr>
+        <w:t xml:space="preserve">Earlier weeks supplied the model-building </w:t>
+      </w:r>
+      <w:r>
+        <w:rPr>
+          <w:b/>
+        </w:rPr>
+        <w:t>process</w:t>
+      </w:r>
+      <w:r>
+        <w:rPr>
+          <w:b w:val="0"/>
+        </w:rPr>
+        <w:t xml:space="preserve">; this week examines </w:t>
+      </w:r>
+      <w:r>
+        <w:rPr>
+          <w:b/>
+        </w:rPr>
+        <w:t>precision</w:t>
+      </w:r>
+      <w:r>
+        <w:rPr>
+          <w:b w:val="0"/>
+        </w:rPr>
+        <w:t xml:space="preserve"> </w:t>
+      </w:r>
+      <w:r>
+        <w:rPr>
+          <w:b/>
+        </w:rPr>
+        <w:t>recall</w:t>
+      </w:r>
+      <w:r>
+        <w:rPr>
+          <w:b w:val="0"/>
+        </w:rPr>
+        <w:t xml:space="preserve"> and </w:t>
+      </w:r>
+      <w:r>
+        <w:rPr>
+          <w:b/>
+        </w:rPr>
+        <w:t>denominator</w:t>
+      </w:r>
+      <w:r>
+        <w:rPr>
+          <w:b w:val="0"/>
+        </w:rPr>
+        <w:t>s.</w:t>
       </w:r>
     </w:p>
     <w:p>
@@ -294,7 +837,24 @@
     </w:p>
     <w:p>
       <w:r>
-        <w:t>ML MECHANISM</w:t>
+        <w:t>Follow the mechanism for Precision and Recall. Connect each labelled input, deciding step and result.</w:t>
+      </w:r>
+    </w:p>
+    <w:p>
+      <w:pPr>
+        <w:spacing w:line="336" w:lineRule="auto" w:after="180"/>
+      </w:pPr>
+      <w:r>
+        <w:rPr>
+          <w:b/>
+        </w:rPr>
+        <w:t xml:space="preserve">ML </w:t>
+      </w:r>
+      <w:r>
+        <w:rPr>
+          <w:b/>
+        </w:rPr>
+        <w:t>MECHANISM</w:t>
       </w:r>
     </w:p>
     <w:p>
@@ -306,7 +866,13 @@
       </w:r>
     </w:p>
     <w:p>
-      <w:r>
+      <w:pPr>
+        <w:spacing w:line="336" w:lineRule="auto" w:after="180"/>
+      </w:pPr>
+      <w:r>
+        <w:rPr>
+          <w:b w:val="0"/>
+        </w:rPr>
         <w:t>Trace the information, fitted behavior, and evaluation proof separately.</w:t>
       </w:r>
     </w:p>
@@ -419,41 +985,214 @@
       </w:r>
     </w:p>
     <w:p>
-      <w:r>
+      <w:pPr>
+        <w:pStyle w:val="Heading3"/>
+      </w:pPr>
+      <w:r>
+        <w:t>Question to explain</w:t>
+      </w:r>
+    </w:p>
+    <w:p>
+      <w:pPr>
+        <w:spacing w:line="336" w:lineRule="auto" w:after="180"/>
+        <w:shd w:fill="F5F1FB"/>
+      </w:pPr>
+      <w:r>
+        <w:rPr>
+          <w:b w:val="0"/>
+        </w:rPr>
         <w:t>QUESTION  Calculate both and choose a priority for two consequence scenarios.</w:t>
       </w:r>
     </w:p>
     <w:p>
-      <w:r>
-        <w:t>MODEL IDEA  Precision measures how many positive predictions are right; recall measures how many actual positives are found.</w:t>
-      </w:r>
-    </w:p>
-    <w:p>
-      <w:r>
+      <w:pPr>
+        <w:spacing w:line="336" w:lineRule="auto" w:after="180"/>
+      </w:pPr>
+      <w:r>
+        <w:rPr>
+          <w:b w:val="0"/>
+        </w:rPr>
+        <w:t xml:space="preserve">MODEL IDEA  </w:t>
+      </w:r>
+      <w:r>
+        <w:rPr>
+          <w:b/>
+        </w:rPr>
+        <w:t>Precision</w:t>
+      </w:r>
+      <w:r>
+        <w:rPr>
+          <w:b w:val="0"/>
+        </w:rPr>
+        <w:t xml:space="preserve"> measures how many positive </w:t>
+      </w:r>
+      <w:r>
+        <w:rPr>
+          <w:b/>
+        </w:rPr>
+        <w:t>prediction</w:t>
+      </w:r>
+      <w:r>
+        <w:rPr>
+          <w:b w:val="0"/>
+        </w:rPr>
+        <w:t xml:space="preserve">s are right; </w:t>
+      </w:r>
+      <w:r>
+        <w:rPr>
+          <w:b/>
+        </w:rPr>
+        <w:t>recall</w:t>
+      </w:r>
+      <w:r>
+        <w:rPr>
+          <w:b w:val="0"/>
+        </w:rPr>
+        <w:t xml:space="preserve"> measures how many actual positives are found.</w:t>
+      </w:r>
+    </w:p>
+    <w:p>
+      <w:pPr>
+        <w:spacing w:line="336" w:lineRule="auto" w:after="180"/>
+      </w:pPr>
+      <w:r>
+        <w:rPr>
+          <w:b w:val="0"/>
+        </w:rPr>
         <w:t>PROOF NEEDED  Use an unseen case, visible calculation, error analysis, and a stated limitation.</w:t>
       </w:r>
     </w:p>
     <w:p>
-      <w:r>
-        <w:t>UNDER THE HOOD  Confusion counts: TP=8, FP=2, FN=4, TN=16. Precision = 8 ÷ (8+2) = 80%.</w:t>
-      </w:r>
-    </w:p>
-    <w:p>
-      <w:r>
-        <w:t>Draw a fresh data → model → prediction → evaluation trace:</w:t>
-      </w:r>
-    </w:p>
-    <w:p>
       <w:pPr>
         <w:pStyle w:val="Heading3"/>
       </w:pPr>
       <w:r>
+        <w:t>How the mechanism works</w:t>
+      </w:r>
+    </w:p>
+    <w:p>
+      <w:pPr>
+        <w:spacing w:line="336" w:lineRule="auto" w:after="180"/>
+        <w:shd w:fill="F1F6F8"/>
+      </w:pPr>
+      <w:r>
+        <w:rPr>
+          <w:b w:val="0"/>
+        </w:rPr>
+        <w:t xml:space="preserve">UNDER THE HOOD  Confusion counts: TP=8, FP=2, FN=4, TN=16. </w:t>
+      </w:r>
+      <w:r>
+        <w:rPr>
+          <w:b/>
+        </w:rPr>
+        <w:t>Precision</w:t>
+      </w:r>
+      <w:r>
+        <w:rPr>
+          <w:b w:val="0"/>
+        </w:rPr>
+        <w:t xml:space="preserve"> = 8 ÷ (8+2) = </w:t>
+      </w:r>
+      <w:r>
+        <w:rPr>
+          <w:b/>
+        </w:rPr>
+        <w:t>80%</w:t>
+      </w:r>
+      <w:r>
+        <w:rPr>
+          <w:b w:val="0"/>
+        </w:rPr>
+        <w:t>.</w:t>
+      </w:r>
+    </w:p>
+    <w:p>
+      <w:pPr>
+        <w:spacing w:line="336" w:lineRule="auto" w:after="180"/>
+      </w:pPr>
+      <w:r>
+        <w:rPr>
+          <w:b w:val="0"/>
+        </w:rPr>
+        <w:t xml:space="preserve">Draw a fresh data → model → </w:t>
+      </w:r>
+      <w:r>
+        <w:rPr>
+          <w:b/>
+        </w:rPr>
+        <w:t>prediction</w:t>
+      </w:r>
+      <w:r>
+        <w:rPr>
+          <w:b w:val="0"/>
+        </w:rPr>
+        <w:t xml:space="preserve"> → evaluation trace:</w:t>
+      </w:r>
+    </w:p>
+    <w:p>
+      <w:pPr>
+        <w:pStyle w:val="Heading3"/>
+      </w:pPr>
+      <w:r>
         <w:t>A closer explanation</w:t>
       </w:r>
     </w:p>
     <w:p>
-      <w:r>
-        <w:t>For matrix [[12, 4],[1, 3]], TN=12, FP=4, FN=1, TP=3. There are seven predicted positives and four reference positives. Precision is 3/7, about 42.9 percent. Recall is 3/4=75 percent. Accuracy is 15/20=75 percent. A correct denominator matters more than memorizing a percentage.</w:t>
+      <w:pPr>
+        <w:spacing w:line="336" w:lineRule="auto" w:after="180"/>
+      </w:pPr>
+      <w:r>
+        <w:rPr>
+          <w:b w:val="0"/>
+        </w:rPr>
+        <w:t xml:space="preserve">For matrix [[12, 4],[1, 3]], TN=12, FP=4, FN=1, TP=3. There are seven predicted positives and four reference positives. </w:t>
+      </w:r>
+      <w:r>
+        <w:rPr>
+          <w:b/>
+        </w:rPr>
+        <w:t>Precision</w:t>
+      </w:r>
+      <w:r>
+        <w:rPr>
+          <w:b w:val="0"/>
+        </w:rPr>
+        <w:t xml:space="preserve"> is 3/7, about 42.9 percent. </w:t>
+      </w:r>
+      <w:r>
+        <w:rPr>
+          <w:b/>
+        </w:rPr>
+        <w:t>Recall</w:t>
+      </w:r>
+      <w:r>
+        <w:rPr>
+          <w:b w:val="0"/>
+        </w:rPr>
+        <w:t xml:space="preserve"> is 3/4=75 percent. Accuracy is 15/20=75 percent.</w:t>
+      </w:r>
+    </w:p>
+    <w:p>
+      <w:pPr>
+        <w:spacing w:line="336" w:lineRule="auto" w:after="180"/>
+      </w:pPr>
+      <w:r>
+        <w:rPr>
+          <w:b w:val="0"/>
+        </w:rPr>
+        <w:t xml:space="preserve">A correct </w:t>
+      </w:r>
+      <w:r>
+        <w:rPr>
+          <w:b/>
+        </w:rPr>
+        <w:t>denominator</w:t>
+      </w:r>
+      <w:r>
+        <w:rPr>
+          <w:b w:val="0"/>
+        </w:rPr>
+        <w:t xml:space="preserve"> matters more than memorizing a percentage.</w:t>
       </w:r>
     </w:p>
     <w:p>
@@ -476,8 +1215,38 @@
       </w:r>
     </w:p>
     <w:p>
-      <w:r>
-        <w:t>Trace the calculation on paper before running this optional Python check. Use the stated fictional inputs and compare intermediate values. The code checks this example; your independent workbook case uses different evidence.</w:t>
+      <w:pPr>
+        <w:spacing w:line="336" w:lineRule="auto" w:after="180"/>
+      </w:pPr>
+      <w:r>
+        <w:rPr>
+          <w:b w:val="0"/>
+        </w:rPr>
+        <w:t xml:space="preserve">Trace the calculation on paper before running this optional Python check. Use the stated fictional </w:t>
+      </w:r>
+      <w:r>
+        <w:rPr>
+          <w:b/>
+        </w:rPr>
+        <w:t>input</w:t>
+      </w:r>
+      <w:r>
+        <w:rPr>
+          <w:b w:val="0"/>
+        </w:rPr>
+        <w:t xml:space="preserve">s and compare intermediate values. The code checks this example; your independent workbook case uses different </w:t>
+      </w:r>
+      <w:r>
+        <w:rPr>
+          <w:b/>
+        </w:rPr>
+        <w:t>evidence</w:t>
+      </w:r>
+      <w:r>
+        <w:rPr>
+          <w:b w:val="0"/>
+        </w:rPr>
+        <w:t>.</w:t>
       </w:r>
     </w:p>
     <w:p>
@@ -489,8 +1258,26 @@
       </w:r>
     </w:p>
     <w:p>
-      <w:r>
-        <w:t>Point to the input, the deciding step and the result in this week’s visual. Explain the same step in ordinary words. A picture helps when you can say what each part represents.</w:t>
+      <w:pPr>
+        <w:spacing w:line="336" w:lineRule="auto" w:after="180"/>
+      </w:pPr>
+      <w:r>
+        <w:rPr>
+          <w:b w:val="0"/>
+        </w:rPr>
+        <w:t xml:space="preserve">Point to the </w:t>
+      </w:r>
+      <w:r>
+        <w:rPr>
+          <w:b/>
+        </w:rPr>
+        <w:t>input</w:t>
+      </w:r>
+      <w:r>
+        <w:rPr>
+          <w:b w:val="0"/>
+        </w:rPr>
+        <w:t>, the deciding step and the result in this week’s visual. Explain the same step in ordinary words. A picture helps when you can say what each part represents.</w:t>
       </w:r>
     </w:p>
     <w:p>
@@ -503,6 +1290,17 @@
     </w:p>
     <w:p>
       <w:r>
+        <w:t>Compare the supplied cases for Precision and Recall. Identify the detail that changes the conclusion.</w:t>
+      </w:r>
+    </w:p>
+    <w:p>
+      <w:pPr>
+        <w:spacing w:line="336" w:lineRule="auto" w:after="180"/>
+      </w:pPr>
+      <w:r>
+        <w:rPr>
+          <w:b/>
+        </w:rPr>
         <w:t>EVALUATION DESIGN</w:t>
       </w:r>
     </w:p>
@@ -515,7 +1313,13 @@
       </w:r>
     </w:p>
     <w:p>
-      <w:r>
+      <w:pPr>
+        <w:spacing w:line="336" w:lineRule="auto" w:after="180"/>
+      </w:pPr>
+      <w:r>
+        <w:rPr>
+          <w:b w:val="0"/>
+        </w:rPr>
         <w:t>A system is not understood until it survives more than one comfortable example.</w:t>
       </w:r>
     </w:p>
@@ -664,32 +1468,97 @@
       </w:r>
     </w:p>
     <w:p>
-      <w:r>
+      <w:pPr>
+        <w:spacing w:line="336" w:lineRule="auto" w:after="180"/>
+      </w:pPr>
+      <w:r>
+        <w:rPr>
+          <w:b w:val="0"/>
+        </w:rPr>
         <w:t>NORMAL  Expected data and expected behavior.</w:t>
       </w:r>
     </w:p>
     <w:p>
-      <w:r>
-        <w:t>BOUNDARY  Value close to a threshold, ambiguous label, or uncertain prediction.</w:t>
-      </w:r>
-    </w:p>
-    <w:p>
-      <w:r>
-        <w:t>MISSING  Necessary field, label, source, or measurement is unavailable.</w:t>
-      </w:r>
-    </w:p>
-    <w:p>
-      <w:r>
+      <w:pPr>
+        <w:pStyle w:val="Heading3"/>
+      </w:pPr>
+      <w:r>
+        <w:t>Keep this boundary clear</w:t>
+      </w:r>
+    </w:p>
+    <w:p>
+      <w:pPr>
+        <w:spacing w:line="336" w:lineRule="auto" w:after="180"/>
+        <w:shd w:fill="FFF5E6"/>
+      </w:pPr>
+      <w:r>
+        <w:rPr>
+          <w:b w:val="0"/>
+        </w:rPr>
+        <w:t xml:space="preserve">BOUNDARY  Value close to a threshold, ambiguous label, or uncertain </w:t>
+      </w:r>
+      <w:r>
+        <w:rPr>
+          <w:b/>
+        </w:rPr>
+        <w:t>prediction</w:t>
+      </w:r>
+      <w:r>
+        <w:rPr>
+          <w:b w:val="0"/>
+        </w:rPr>
+        <w:t>.</w:t>
+      </w:r>
+    </w:p>
+    <w:p>
+      <w:pPr>
+        <w:spacing w:line="336" w:lineRule="auto" w:after="180"/>
+      </w:pPr>
+      <w:r>
+        <w:rPr>
+          <w:b/>
+        </w:rPr>
+        <w:t>MISS</w:t>
+      </w:r>
+      <w:r>
+        <w:rPr>
+          <w:b w:val="0"/>
+        </w:rPr>
+        <w:t>ING  Necessary field, label, source, or measurement is unavailable.</w:t>
+      </w:r>
+    </w:p>
+    <w:p>
+      <w:pPr>
+        <w:spacing w:line="336" w:lineRule="auto" w:after="180"/>
+      </w:pPr>
+      <w:r>
+        <w:rPr>
+          <w:b w:val="0"/>
+        </w:rPr>
         <w:t>SHIFTED  New lighting, species, device, subgroup, or time condition.</w:t>
       </w:r>
     </w:p>
     <w:p>
-      <w:r>
+      <w:pPr>
+        <w:spacing w:line="336" w:lineRule="auto" w:after="180"/>
+        <w:shd w:fill="FFF5E6"/>
+      </w:pPr>
+      <w:r>
+        <w:rPr>
+          <w:b w:val="0"/>
+        </w:rPr>
         <w:t>RELEASE RULE  Passing one case never proves generalization. Predefine expected behavior for all four categories.</w:t>
       </w:r>
     </w:p>
     <w:p>
-      <w:r>
+      <w:pPr>
+        <w:spacing w:line="336" w:lineRule="auto" w:after="180"/>
+        <w:shd w:fill="F5F1FB"/>
+      </w:pPr>
+      <w:r>
+        <w:rPr>
+          <w:b w:val="0"/>
+        </w:rPr>
         <w:t>Which case most threatens today's claim, and why?</w:t>
       </w:r>
     </w:p>
@@ -702,18 +1571,129 @@
       </w:r>
     </w:p>
     <w:p>
-      <w:r>
+      <w:pPr>
+        <w:pStyle w:val="Heading3"/>
+      </w:pPr>
+      <w:r>
+        <w:t>Change one thing</w:t>
+      </w:r>
+    </w:p>
+    <w:p>
+      <w:pPr>
+        <w:spacing w:line="336" w:lineRule="auto" w:after="180"/>
+        <w:shd w:fill="F5F1FB"/>
+      </w:pPr>
+      <w:r>
+        <w:rPr>
+          <w:b w:val="0"/>
+        </w:rPr>
         <w:t>Change: Correct two false negatives into true positives.</w:t>
       </w:r>
     </w:p>
     <w:p>
-      <w:r>
-        <w:t>Prediction: Precision becomes8/10=80%; recall becomes8/10=80%.</w:t>
-      </w:r>
-    </w:p>
-    <w:p>
-      <w:r>
-        <w:t>Reason: TP becomes8 and FN 2; FP remains2, so the two denominators happen to equal10.</w:t>
+      <w:pPr>
+        <w:pStyle w:val="Heading3"/>
+      </w:pPr>
+      <w:r>
+        <w:t>Predicted result</w:t>
+      </w:r>
+    </w:p>
+    <w:p>
+      <w:pPr>
+        <w:spacing w:line="336" w:lineRule="auto" w:after="180"/>
+        <w:shd w:fill="F1F6FC"/>
+      </w:pPr>
+      <w:r>
+        <w:rPr>
+          <w:b/>
+        </w:rPr>
+        <w:t>Prediction</w:t>
+      </w:r>
+      <w:r>
+        <w:rPr>
+          <w:b w:val="0"/>
+        </w:rPr>
+        <w:t xml:space="preserve">: </w:t>
+      </w:r>
+      <w:r>
+        <w:rPr>
+          <w:b/>
+        </w:rPr>
+        <w:t>Precision</w:t>
+      </w:r>
+      <w:r>
+        <w:rPr>
+          <w:b w:val="0"/>
+        </w:rPr>
+        <w:t xml:space="preserve"> becomes8/10=</w:t>
+      </w:r>
+      <w:r>
+        <w:rPr>
+          <w:b/>
+        </w:rPr>
+        <w:t>80%</w:t>
+      </w:r>
+      <w:r>
+        <w:rPr>
+          <w:b w:val="0"/>
+        </w:rPr>
+        <w:t xml:space="preserve">; </w:t>
+      </w:r>
+      <w:r>
+        <w:rPr>
+          <w:b/>
+        </w:rPr>
+        <w:t>recall</w:t>
+      </w:r>
+      <w:r>
+        <w:rPr>
+          <w:b w:val="0"/>
+        </w:rPr>
+        <w:t xml:space="preserve"> becomes8/10=</w:t>
+      </w:r>
+      <w:r>
+        <w:rPr>
+          <w:b/>
+        </w:rPr>
+        <w:t>80%</w:t>
+      </w:r>
+      <w:r>
+        <w:rPr>
+          <w:b w:val="0"/>
+        </w:rPr>
+        <w:t>.</w:t>
+      </w:r>
+    </w:p>
+    <w:p>
+      <w:pPr>
+        <w:pStyle w:val="Heading3"/>
+      </w:pPr>
+      <w:r>
+        <w:t>Why the result follows</w:t>
+      </w:r>
+    </w:p>
+    <w:p>
+      <w:pPr>
+        <w:spacing w:line="336" w:lineRule="auto" w:after="180"/>
+        <w:shd w:fill="F1F6FC"/>
+      </w:pPr>
+      <w:r>
+        <w:rPr>
+          <w:b w:val="0"/>
+        </w:rPr>
+        <w:t xml:space="preserve">Reason: TP becomes8 and FN 2; FP remains2, so the two </w:t>
+      </w:r>
+      <w:r>
+        <w:rPr>
+          <w:b/>
+        </w:rPr>
+        <w:t>denominator</w:t>
+      </w:r>
+      <w:r>
+        <w:rPr>
+          <w:b w:val="0"/>
+        </w:rPr>
+        <w:t>s happen to equal10.</w:t>
       </w:r>
     </w:p>
     <w:p>
@@ -726,6 +1706,17 @@
     </w:p>
     <w:p>
       <w:r>
+        <w:t>Use the vocabulary of Precision and Recall to explain a concrete decision, rather than only memorising definitions.</w:t>
+      </w:r>
+    </w:p>
+    <w:p>
+      <w:pPr>
+        <w:spacing w:line="336" w:lineRule="auto" w:after="180"/>
+      </w:pPr>
+      <w:r>
+        <w:rPr>
+          <w:b/>
+        </w:rPr>
         <w:t>VOCABULARY</w:t>
       </w:r>
     </w:p>
@@ -738,7 +1729,13 @@
       </w:r>
     </w:p>
     <w:p>
-      <w:r>
+      <w:pPr>
+        <w:spacing w:line="336" w:lineRule="auto" w:after="180"/>
+      </w:pPr>
+      <w:r>
+        <w:rPr>
+          <w:b w:val="0"/>
+        </w:rPr>
         <w:t>A definition matters when it lets you interpret a new dataset, model, or result.</w:t>
       </w:r>
     </w:p>
@@ -1054,12 +2051,49 @@
       </w:tr>
     </w:tbl>
     <w:p>
-      <w:r>
-        <w:t>MISCONCEPTION TO REPAIR  Precision and recall are two names for the same accuracy calculation.</w:t>
-      </w:r>
-    </w:p>
-    <w:p>
-      <w:r>
+      <w:pPr>
+        <w:spacing w:line="336" w:lineRule="auto" w:after="180"/>
+        <w:shd w:fill="FFF5E6"/>
+      </w:pPr>
+      <w:r>
+        <w:rPr>
+          <w:b w:val="0"/>
+        </w:rPr>
+        <w:t xml:space="preserve">MISCONCEPTION TO REPAIR  </w:t>
+      </w:r>
+      <w:r>
+        <w:rPr>
+          <w:b/>
+        </w:rPr>
+        <w:t>Precision</w:t>
+      </w:r>
+      <w:r>
+        <w:rPr>
+          <w:b w:val="0"/>
+        </w:rPr>
+        <w:t xml:space="preserve"> and </w:t>
+      </w:r>
+      <w:r>
+        <w:rPr>
+          <w:b/>
+        </w:rPr>
+        <w:t>recall</w:t>
+      </w:r>
+      <w:r>
+        <w:rPr>
+          <w:b w:val="0"/>
+        </w:rPr>
+        <w:t xml:space="preserve"> are two names for the same accuracy calculation.</w:t>
+      </w:r>
+    </w:p>
+    <w:p>
+      <w:pPr>
+        <w:spacing w:line="336" w:lineRule="auto" w:after="180"/>
+      </w:pPr>
+      <w:r>
+        <w:rPr>
+          <w:b w:val="0"/>
+        </w:rPr>
         <w:t>Repair the claim using a definition, calculation, or test record:</w:t>
       </w:r>
     </w:p>
@@ -1205,7 +2239,24 @@
     </w:p>
     <w:p>
       <w:r>
-        <w:t>WORKED EVIDENCE</w:t>
+        <w:t>Follow the worked trace for Precision and Recall, predict a step, then compare with its explanation.</w:t>
+      </w:r>
+    </w:p>
+    <w:p>
+      <w:pPr>
+        <w:spacing w:line="336" w:lineRule="auto" w:after="180"/>
+      </w:pPr>
+      <w:r>
+        <w:rPr>
+          <w:b/>
+        </w:rPr>
+        <w:t xml:space="preserve">WORKED </w:t>
+      </w:r>
+      <w:r>
+        <w:rPr>
+          <w:b/>
+        </w:rPr>
+        <w:t>EVIDENCE</w:t>
       </w:r>
     </w:p>
     <w:p>
@@ -1217,8 +2268,26 @@
       </w:r>
     </w:p>
     <w:p>
-      <w:r>
-        <w:t>Predict first. Then check each step. A correct answer without visible evidence cannot be audited.</w:t>
+      <w:pPr>
+        <w:spacing w:line="336" w:lineRule="auto" w:after="180"/>
+      </w:pPr>
+      <w:r>
+        <w:rPr>
+          <w:b w:val="0"/>
+        </w:rPr>
+        <w:t xml:space="preserve">Predict first. Then check each step. A correct answer without visible </w:t>
+      </w:r>
+      <w:r>
+        <w:rPr>
+          <w:b/>
+        </w:rPr>
+        <w:t>evidence</w:t>
+      </w:r>
+      <w:r>
+        <w:rPr>
+          <w:b w:val="0"/>
+        </w:rPr>
+        <w:t xml:space="preserve"> cannot be audited.</w:t>
       </w:r>
     </w:p>
     <w:p>
@@ -1258,33 +2327,190 @@
       </w:r>
     </w:p>
     <w:p>
-      <w:r>
+      <w:pPr>
+        <w:pStyle w:val="Heading3"/>
+      </w:pPr>
+      <w:r>
+        <w:t>Step 1</w:t>
+      </w:r>
+    </w:p>
+    <w:p>
+      <w:pPr>
+        <w:spacing w:line="336" w:lineRule="auto" w:after="180"/>
+        <w:shd w:fill="F4F9FC"/>
+      </w:pPr>
+      <w:r>
+        <w:rPr>
+          <w:b w:val="0"/>
+        </w:rPr>
         <w:t>STEP 1  Confusion counts: TP=8, FP=2, FN=4, TN=16.</w:t>
       </w:r>
     </w:p>
     <w:p>
-      <w:r>
-        <w:t>STEP 2  Precision = 8 ÷ (8+2) = 80%.</w:t>
-      </w:r>
-    </w:p>
-    <w:p>
-      <w:r>
-        <w:t>STEP 3  Recall = 8 ÷ (8+4) ≈ 67%.</w:t>
-      </w:r>
-    </w:p>
-    <w:p>
-      <w:r>
-        <w:t>STEP 4  Choose threshold and human review by comparing the cost of two false alarms with four misses.</w:t>
-      </w:r>
-    </w:p>
-    <w:p>
-      <w:r>
-        <w:t>CHECK  Verify the denominator, unit, split, class definition, and data version before interpreting a score.</w:t>
-      </w:r>
-    </w:p>
-    <w:p>
-      <w:r>
-        <w:t>Recalculate, retrace, or restate the evidence independently:</w:t>
+      <w:pPr>
+        <w:pStyle w:val="Heading3"/>
+      </w:pPr>
+      <w:r>
+        <w:t>Step 2</w:t>
+      </w:r>
+    </w:p>
+    <w:p>
+      <w:pPr>
+        <w:spacing w:line="336" w:lineRule="auto" w:after="180"/>
+        <w:shd w:fill="F4F9FC"/>
+      </w:pPr>
+      <w:r>
+        <w:rPr>
+          <w:b w:val="0"/>
+        </w:rPr>
+        <w:t xml:space="preserve">STEP 2  </w:t>
+      </w:r>
+      <w:r>
+        <w:rPr>
+          <w:b/>
+        </w:rPr>
+        <w:t>Precision</w:t>
+      </w:r>
+      <w:r>
+        <w:rPr>
+          <w:b w:val="0"/>
+        </w:rPr>
+        <w:t xml:space="preserve"> = 8 ÷ (8+2) = </w:t>
+      </w:r>
+      <w:r>
+        <w:rPr>
+          <w:b/>
+        </w:rPr>
+        <w:t>80%</w:t>
+      </w:r>
+      <w:r>
+        <w:rPr>
+          <w:b w:val="0"/>
+        </w:rPr>
+        <w:t>.</w:t>
+      </w:r>
+    </w:p>
+    <w:p>
+      <w:pPr>
+        <w:pStyle w:val="Heading3"/>
+      </w:pPr>
+      <w:r>
+        <w:t>Step 3</w:t>
+      </w:r>
+    </w:p>
+    <w:p>
+      <w:pPr>
+        <w:spacing w:line="336" w:lineRule="auto" w:after="180"/>
+        <w:shd w:fill="F4F9FC"/>
+      </w:pPr>
+      <w:r>
+        <w:rPr>
+          <w:b w:val="0"/>
+        </w:rPr>
+        <w:t xml:space="preserve">STEP 3  </w:t>
+      </w:r>
+      <w:r>
+        <w:rPr>
+          <w:b/>
+        </w:rPr>
+        <w:t>Recall</w:t>
+      </w:r>
+      <w:r>
+        <w:rPr>
+          <w:b w:val="0"/>
+        </w:rPr>
+        <w:t xml:space="preserve"> = 8 ÷ (8+4) ≈ 67%.</w:t>
+      </w:r>
+    </w:p>
+    <w:p>
+      <w:pPr>
+        <w:pStyle w:val="Heading3"/>
+      </w:pPr>
+      <w:r>
+        <w:t>Step 4</w:t>
+      </w:r>
+    </w:p>
+    <w:p>
+      <w:pPr>
+        <w:spacing w:line="336" w:lineRule="auto" w:after="180"/>
+        <w:shd w:fill="F4F9FC"/>
+      </w:pPr>
+      <w:r>
+        <w:rPr>
+          <w:b w:val="0"/>
+        </w:rPr>
+        <w:t xml:space="preserve">STEP 4  Choose threshold and human review by comparing the cost of two </w:t>
+      </w:r>
+      <w:r>
+        <w:rPr>
+          <w:b/>
+        </w:rPr>
+        <w:t>false alarm</w:t>
+      </w:r>
+      <w:r>
+        <w:rPr>
+          <w:b w:val="0"/>
+        </w:rPr>
+        <w:t xml:space="preserve">s with four </w:t>
+      </w:r>
+      <w:r>
+        <w:rPr>
+          <w:b/>
+        </w:rPr>
+        <w:t>miss</w:t>
+      </w:r>
+      <w:r>
+        <w:rPr>
+          <w:b w:val="0"/>
+        </w:rPr>
+        <w:t>es.</w:t>
+      </w:r>
+    </w:p>
+    <w:p>
+      <w:pPr>
+        <w:spacing w:line="336" w:lineRule="auto" w:after="180"/>
+        <w:shd w:fill="EDF7F3"/>
+      </w:pPr>
+      <w:r>
+        <w:rPr>
+          <w:b w:val="0"/>
+        </w:rPr>
+        <w:t xml:space="preserve">CHECK  Verify the </w:t>
+      </w:r>
+      <w:r>
+        <w:rPr>
+          <w:b/>
+        </w:rPr>
+        <w:t>denominator</w:t>
+      </w:r>
+      <w:r>
+        <w:rPr>
+          <w:b w:val="0"/>
+        </w:rPr>
+        <w:t>, unit, split, class definition, and data version before interpreting a score.</w:t>
+      </w:r>
+    </w:p>
+    <w:p>
+      <w:pPr>
+        <w:spacing w:line="336" w:lineRule="auto" w:after="180"/>
+      </w:pPr>
+      <w:r>
+        <w:rPr>
+          <w:b w:val="0"/>
+        </w:rPr>
+        <w:t xml:space="preserve">Recalculate, retrace, or restate the </w:t>
+      </w:r>
+      <w:r>
+        <w:rPr>
+          <w:b/>
+        </w:rPr>
+        <w:t>evidence</w:t>
+      </w:r>
+      <w:r>
+        <w:rPr>
+          <w:b w:val="0"/>
+        </w:rPr>
+        <w:t xml:space="preserve"> independently:</w:t>
       </w:r>
     </w:p>
     <w:p>
@@ -1488,7 +2714,13 @@
       </w:r>
     </w:p>
     <w:p>
-      <w:r>
+      <w:pPr>
+        <w:spacing w:line="336" w:lineRule="auto" w:after="180"/>
+      </w:pPr>
+      <w:r>
+        <w:rPr>
+          <w:b w:val="0"/>
+        </w:rPr>
         <w:t>Cover the result before checking it. Say what is given, choose the procedure, and follow one step at a time. Then uncover the result and explain your first mismatch. Ask why a step is allowed, not only what number it produces.</w:t>
       </w:r>
     </w:p>
@@ -1501,8 +2733,50 @@
       </w:r>
     </w:p>
     <w:p>
-      <w:r>
-        <w:t>Put precision and recall denominators on the picture instead of memorising names.</w:t>
+      <w:pPr>
+        <w:spacing w:line="336" w:lineRule="auto" w:after="180"/>
+      </w:pPr>
+      <w:r>
+        <w:rPr>
+          <w:b w:val="0"/>
+        </w:rPr>
+        <w:t xml:space="preserve">Put </w:t>
+      </w:r>
+      <w:r>
+        <w:rPr>
+          <w:b/>
+        </w:rPr>
+        <w:t>precision</w:t>
+      </w:r>
+      <w:r>
+        <w:rPr>
+          <w:b w:val="0"/>
+        </w:rPr>
+        <w:t xml:space="preserve"> and </w:t>
+      </w:r>
+      <w:r>
+        <w:rPr>
+          <w:b/>
+        </w:rPr>
+        <w:t>recall</w:t>
+      </w:r>
+      <w:r>
+        <w:rPr>
+          <w:b w:val="0"/>
+        </w:rPr>
+        <w:t xml:space="preserve"> </w:t>
+      </w:r>
+      <w:r>
+        <w:rPr>
+          <w:b/>
+        </w:rPr>
+        <w:t>denominator</w:t>
+      </w:r>
+      <w:r>
+        <w:rPr>
+          <w:b w:val="0"/>
+        </w:rPr>
+        <w:t>s on the picture instead of memorising names.</w:t>
       </w:r>
     </w:p>
     <w:p>
@@ -1514,13 +2788,55 @@
       </w:r>
     </w:p>
     <w:p>
-      <w:r>
+      <w:pPr>
+        <w:pStyle w:val="Heading3"/>
+      </w:pPr>
+      <w:r>
+        <w:t>Supplied facts</w:t>
+      </w:r>
+    </w:p>
+    <w:p>
+      <w:pPr>
+        <w:spacing w:line="336" w:lineRule="auto" w:after="180"/>
+        <w:shd w:fill="F1F6FC"/>
+      </w:pPr>
+      <w:r>
+        <w:rPr>
+          <w:b w:val="0"/>
+        </w:rPr>
         <w:t>Positive means spotted. TP=6, FP=2, FN=4, TN=8 in twenty fictional leaves.</w:t>
       </w:r>
     </w:p>
     <w:p>
-      <w:r>
-        <w:t>All inputs and outcomes in this worked example are invented classroom data; no real model run is claimed.</w:t>
+      <w:pPr>
+        <w:pStyle w:val="Heading3"/>
+      </w:pPr>
+      <w:r>
+        <w:t>Supplied facts</w:t>
+      </w:r>
+    </w:p>
+    <w:p>
+      <w:pPr>
+        <w:spacing w:line="336" w:lineRule="auto" w:after="180"/>
+        <w:shd w:fill="F1F6FC"/>
+      </w:pPr>
+      <w:r>
+        <w:rPr>
+          <w:b w:val="0"/>
+        </w:rPr>
+        <w:t xml:space="preserve">All </w:t>
+      </w:r>
+      <w:r>
+        <w:rPr>
+          <w:b/>
+        </w:rPr>
+        <w:t>input</w:t>
+      </w:r>
+      <w:r>
+        <w:rPr>
+          <w:b w:val="0"/>
+        </w:rPr>
+        <w:t>s and outcomes in this worked example are invented classroom data; no real model run is claimed.</w:t>
       </w:r>
     </w:p>
     <w:p>
@@ -1719,30 +3035,210 @@
       </w:r>
     </w:p>
     <w:p>
-      <w:r>
-        <w:t>Read the picture in order. Precision asks how reliable flags are; recall asks how many spotted leaves were caught. The arrows show which recorded input or intermediate result each decision uses. Explain the deciding step aloud before checking the changed case; pointing to the final answer alone does not show how it follows.</w:t>
-      </w:r>
-    </w:p>
-    <w:p>
       <w:pPr>
         <w:pStyle w:val="Heading3"/>
       </w:pPr>
       <w:r>
+        <w:t>Why the result follows</w:t>
+      </w:r>
+    </w:p>
+    <w:p>
+      <w:pPr>
+        <w:spacing w:line="336" w:lineRule="auto" w:after="180"/>
+        <w:shd w:fill="F1F6FC"/>
+      </w:pPr>
+      <w:r>
+        <w:rPr>
+          <w:b w:val="0"/>
+        </w:rPr>
+        <w:t xml:space="preserve">Read the picture in order. </w:t>
+      </w:r>
+      <w:r>
+        <w:rPr>
+          <w:b/>
+        </w:rPr>
+        <w:t>Precision</w:t>
+      </w:r>
+      <w:r>
+        <w:rPr>
+          <w:b w:val="0"/>
+        </w:rPr>
+        <w:t xml:space="preserve"> asks how reliable flags are; </w:t>
+      </w:r>
+      <w:r>
+        <w:rPr>
+          <w:b/>
+        </w:rPr>
+        <w:t>recall</w:t>
+      </w:r>
+      <w:r>
+        <w:rPr>
+          <w:b w:val="0"/>
+        </w:rPr>
+        <w:t xml:space="preserve"> asks how many spotted leaves were caught. The arrows show which recorded </w:t>
+      </w:r>
+      <w:r>
+        <w:rPr>
+          <w:b/>
+        </w:rPr>
+        <w:t>input</w:t>
+      </w:r>
+      <w:r>
+        <w:rPr>
+          <w:b w:val="0"/>
+        </w:rPr>
+        <w:t xml:space="preserve"> or intermediate result each decision uses.</w:t>
+      </w:r>
+    </w:p>
+    <w:p>
+      <w:pPr>
+        <w:spacing w:line="336" w:lineRule="auto" w:after="180"/>
+        <w:shd w:fill="F1F6FC"/>
+      </w:pPr>
+      <w:r>
+        <w:rPr>
+          <w:b w:val="0"/>
+        </w:rPr>
+        <w:t>Explain the deciding step aloud before checking the changed case; pointing to the final answer alone does not show how it follows.</w:t>
+      </w:r>
+    </w:p>
+    <w:p>
+      <w:pPr>
+        <w:pStyle w:val="Heading3"/>
+      </w:pPr>
+      <w:r>
         <w:t>What this example does not establish</w:t>
       </w:r>
     </w:p>
     <w:p>
-      <w:r>
-        <w:t>If a relevant denominator is zero, report that metric as undefined under the chosen convention rather than silently inventing success.</w:t>
-      </w:r>
-    </w:p>
-    <w:p>
-      <w:r>
-        <w:t>Read the labelled picture: Were the original precision and recall denominators the same? Point to the relevant step in the picture, then write the changed result and the rule or evidence that supports it.</w:t>
-      </w:r>
-    </w:p>
-    <w:p>
-      <w:r>
+      <w:pPr>
+        <w:pStyle w:val="Heading3"/>
+      </w:pPr>
+      <w:r>
+        <w:t>Keep the stated limit</w:t>
+      </w:r>
+    </w:p>
+    <w:p>
+      <w:pPr>
+        <w:spacing w:line="336" w:lineRule="auto" w:after="180"/>
+        <w:shd w:fill="FFF5E6"/>
+      </w:pPr>
+      <w:r>
+        <w:rPr>
+          <w:b w:val="0"/>
+        </w:rPr>
+        <w:t xml:space="preserve">If a relevant </w:t>
+      </w:r>
+      <w:r>
+        <w:rPr>
+          <w:b/>
+        </w:rPr>
+        <w:t>denominator</w:t>
+      </w:r>
+      <w:r>
+        <w:rPr>
+          <w:b w:val="0"/>
+        </w:rPr>
+        <w:t xml:space="preserve"> is zero, report that metric as </w:t>
+      </w:r>
+      <w:r>
+        <w:rPr>
+          <w:b/>
+        </w:rPr>
+        <w:t>undefined</w:t>
+      </w:r>
+      <w:r>
+        <w:rPr>
+          <w:b w:val="0"/>
+        </w:rPr>
+        <w:t xml:space="preserve"> under the chosen convention rather than silently inventing success.</w:t>
+      </w:r>
+    </w:p>
+    <w:p>
+      <w:pPr>
+        <w:pStyle w:val="Heading3"/>
+      </w:pPr>
+      <w:r>
+        <w:t>Keep the stated limit</w:t>
+      </w:r>
+    </w:p>
+    <w:p>
+      <w:pPr>
+        <w:spacing w:line="336" w:lineRule="auto" w:after="180"/>
+        <w:shd w:fill="FFF5E6"/>
+      </w:pPr>
+      <w:r>
+        <w:rPr>
+          <w:b w:val="0"/>
+        </w:rPr>
+        <w:t xml:space="preserve">Read the labelled picture: Were the original </w:t>
+      </w:r>
+      <w:r>
+        <w:rPr>
+          <w:b/>
+        </w:rPr>
+        <w:t>precision</w:t>
+      </w:r>
+      <w:r>
+        <w:rPr>
+          <w:b w:val="0"/>
+        </w:rPr>
+        <w:t xml:space="preserve"> and </w:t>
+      </w:r>
+      <w:r>
+        <w:rPr>
+          <w:b/>
+        </w:rPr>
+        <w:t>recall</w:t>
+      </w:r>
+      <w:r>
+        <w:rPr>
+          <w:b w:val="0"/>
+        </w:rPr>
+        <w:t xml:space="preserve"> </w:t>
+      </w:r>
+      <w:r>
+        <w:rPr>
+          <w:b/>
+        </w:rPr>
+        <w:t>denominator</w:t>
+      </w:r>
+      <w:r>
+        <w:rPr>
+          <w:b w:val="0"/>
+        </w:rPr>
+        <w:t xml:space="preserve">s the same? Point to the relevant step in the picture, then write the changed result and the rule or </w:t>
+      </w:r>
+      <w:r>
+        <w:rPr>
+          <w:b/>
+        </w:rPr>
+        <w:t>evidence</w:t>
+      </w:r>
+      <w:r>
+        <w:rPr>
+          <w:b w:val="0"/>
+        </w:rPr>
+        <w:t xml:space="preserve"> that supports it.</w:t>
+      </w:r>
+    </w:p>
+    <w:p>
+      <w:pPr>
+        <w:pStyle w:val="Heading3"/>
+      </w:pPr>
+      <w:r>
+        <w:t>Keep the stated limit</w:t>
+      </w:r>
+    </w:p>
+    <w:p>
+      <w:pPr>
+        <w:spacing w:line="336" w:lineRule="auto" w:after="180"/>
+        <w:shd w:fill="FFF5E6"/>
+      </w:pPr>
+      <w:r>
+        <w:rPr>
+          <w:b w:val="0"/>
+        </w:rPr>
         <w:t>Change one thing: Correct two false negatives into true positives. Predict the result before checking the explanation. What remains the same?</w:t>
       </w:r>
     </w:p>
@@ -1756,6 +3252,26 @@
     </w:p>
     <w:p>
       <w:r>
+        <w:t>Find the unsupported step in the Precision and Recall claim and explain a repair using the supplied evidence.</w:t>
+      </w:r>
+    </w:p>
+    <w:p>
+      <w:pPr>
+        <w:pStyle w:val="Heading3"/>
+      </w:pPr>
+      <w:r>
+        <w:t>Find the first error</w:t>
+      </w:r>
+    </w:p>
+    <w:p>
+      <w:pPr>
+        <w:spacing w:line="336" w:lineRule="auto" w:after="180"/>
+        <w:shd w:fill="FFF5E6"/>
+      </w:pPr>
+      <w:r>
+        <w:rPr>
+          <w:b w:val="0"/>
+        </w:rPr>
         <w:t>ERROR DETECTIVE</w:t>
       </w:r>
     </w:p>
@@ -1768,7 +3284,13 @@
       </w:r>
     </w:p>
     <w:p>
-      <w:r>
+      <w:pPr>
+        <w:spacing w:line="336" w:lineRule="auto" w:after="180"/>
+      </w:pPr>
+      <w:r>
+        <w:rPr>
+          <w:b w:val="0"/>
+        </w:rPr>
         <w:t>Do not patch the answer. Find the earliest unsupported assumption, data problem, or experiment error.</w:t>
       </w:r>
     </w:p>
@@ -2019,12 +3541,49 @@
       </w:tr>
     </w:tbl>
     <w:p>
-      <w:r>
-        <w:t>CLAIM TO CHALLENGE  Precision and recall are two names for the same accuracy calculation.</w:t>
-      </w:r>
-    </w:p>
-    <w:p>
-      <w:r>
+      <w:pPr>
+        <w:spacing w:line="336" w:lineRule="auto" w:after="180"/>
+        <w:shd w:fill="FFF5E6"/>
+      </w:pPr>
+      <w:r>
+        <w:rPr>
+          <w:b w:val="0"/>
+        </w:rPr>
+        <w:t xml:space="preserve">CLAIM TO CHALLENGE  </w:t>
+      </w:r>
+      <w:r>
+        <w:rPr>
+          <w:b/>
+        </w:rPr>
+        <w:t>Precision</w:t>
+      </w:r>
+      <w:r>
+        <w:rPr>
+          <w:b w:val="0"/>
+        </w:rPr>
+        <w:t xml:space="preserve"> and </w:t>
+      </w:r>
+      <w:r>
+        <w:rPr>
+          <w:b/>
+        </w:rPr>
+        <w:t>recall</w:t>
+      </w:r>
+      <w:r>
+        <w:rPr>
+          <w:b w:val="0"/>
+        </w:rPr>
+        <w:t xml:space="preserve"> are two names for the same accuracy calculation.</w:t>
+      </w:r>
+    </w:p>
+    <w:p>
+      <w:pPr>
+        <w:spacing w:line="336" w:lineRule="auto" w:after="180"/>
+      </w:pPr>
+      <w:r>
+        <w:rPr>
+          <w:b w:val="0"/>
+        </w:rPr>
         <w:t>Diagnose one cause and name the cleanest next experiment:</w:t>
       </w:r>
     </w:p>
@@ -2037,7 +3596,13 @@
       </w:r>
     </w:p>
     <w:p>
-      <w:r>
+      <w:pPr>
+        <w:spacing w:line="336" w:lineRule="auto" w:after="180"/>
+      </w:pPr>
+      <w:r>
+        <w:rPr>
+          <w:b w:val="0"/>
+        </w:rPr>
         <w:t>Ratios describe this evaluation set, not a guarantee for an individual case. Library zero-division policies differ; document yours. Do not select a metric only after seeing which one makes a model look best.</w:t>
       </w:r>
     </w:p>
@@ -2079,6 +3644,17 @@
     </w:p>
     <w:p>
       <w:r>
+        <w:t>Practise Precision and Recall with support, then explain the deciding step in your own words.</w:t>
+      </w:r>
+    </w:p>
+    <w:p>
+      <w:pPr>
+        <w:spacing w:line="336" w:lineRule="auto" w:after="180"/>
+      </w:pPr>
+      <w:r>
+        <w:rPr>
+          <w:b/>
+        </w:rPr>
         <w:t>ML STUDIO</w:t>
       </w:r>
     </w:p>
@@ -2091,7 +3667,13 @@
       </w:r>
     </w:p>
     <w:p>
-      <w:r>
+      <w:pPr>
+        <w:spacing w:line="336" w:lineRule="auto" w:after="180"/>
+      </w:pPr>
+      <w:r>
+        <w:rPr>
+          <w:b w:val="0"/>
+        </w:rPr>
         <w:t>A trustworthy result can be reproduced from the recorded data, code, settings, and evaluation rule.</w:t>
       </w:r>
     </w:p>
@@ -2140,37 +3722,118 @@
       </w:r>
     </w:p>
     <w:p>
-      <w:r>
+      <w:pPr>
+        <w:pStyle w:val="Heading3"/>
+      </w:pPr>
+      <w:r>
+        <w:t>Question to explain</w:t>
+      </w:r>
+    </w:p>
+    <w:p>
+      <w:pPr>
+        <w:spacing w:line="336" w:lineRule="auto" w:after="180"/>
+        <w:shd w:fill="F5F1FB"/>
+      </w:pPr>
+      <w:r>
+        <w:rPr>
+          <w:b w:val="0"/>
+        </w:rPr>
         <w:t>QUESTION + intended use + success threshold</w:t>
       </w:r>
     </w:p>
     <w:p>
-      <w:r>
+      <w:pPr>
+        <w:spacing w:line="336" w:lineRule="auto" w:after="180"/>
+      </w:pPr>
+      <w:r>
+        <w:rPr>
+          <w:b w:val="0"/>
+        </w:rPr>
         <w:t>DATA version + grouped split + leakage check</w:t>
       </w:r>
     </w:p>
     <w:p>
-      <w:r>
-        <w:t>CODE/preprocessing + features + model + settings + seed</w:t>
-      </w:r>
-    </w:p>
-    <w:p>
-      <w:r>
-        <w:t>METRICS + positive class + units + denominators</w:t>
-      </w:r>
-    </w:p>
-    <w:p>
-      <w:r>
-        <w:t>PREDICTIONS + errors + subgroup slices + limitations</w:t>
-      </w:r>
-    </w:p>
-    <w:p>
-      <w:r>
+      <w:pPr>
+        <w:spacing w:line="336" w:lineRule="auto" w:after="180"/>
+      </w:pPr>
+      <w:r>
+        <w:rPr>
+          <w:b w:val="0"/>
+        </w:rPr>
+        <w:t>CODE/pre</w:t>
+      </w:r>
+      <w:r>
+        <w:rPr>
+          <w:b/>
+        </w:rPr>
+        <w:t>process</w:t>
+      </w:r>
+      <w:r>
+        <w:rPr>
+          <w:b w:val="0"/>
+        </w:rPr>
+        <w:t>ing + features + model + settings + seed</w:t>
+      </w:r>
+    </w:p>
+    <w:p>
+      <w:pPr>
+        <w:spacing w:line="336" w:lineRule="auto" w:after="180"/>
+      </w:pPr>
+      <w:r>
+        <w:rPr>
+          <w:b w:val="0"/>
+        </w:rPr>
+        <w:t xml:space="preserve">METRICS + positive class + units + </w:t>
+      </w:r>
+      <w:r>
+        <w:rPr>
+          <w:b/>
+        </w:rPr>
+        <w:t>denominator</w:t>
+      </w:r>
+      <w:r>
+        <w:rPr>
+          <w:b w:val="0"/>
+        </w:rPr>
+        <w:t>s</w:t>
+      </w:r>
+    </w:p>
+    <w:p>
+      <w:pPr>
+        <w:spacing w:line="336" w:lineRule="auto" w:after="180"/>
+      </w:pPr>
+      <w:r>
+        <w:rPr>
+          <w:b/>
+        </w:rPr>
+        <w:t>PREDICTION</w:t>
+      </w:r>
+      <w:r>
+        <w:rPr>
+          <w:b w:val="0"/>
+        </w:rPr>
+        <w:t>S + errors + subgroup slices + limitations</w:t>
+      </w:r>
+    </w:p>
+    <w:p>
+      <w:pPr>
+        <w:spacing w:line="336" w:lineRule="auto" w:after="180"/>
+      </w:pPr>
+      <w:r>
+        <w:rPr>
+          <w:b w:val="0"/>
+        </w:rPr>
         <w:t>HUMAN reviewer + release, revise, limit, or stop decision</w:t>
       </w:r>
     </w:p>
     <w:p>
-      <w:r>
+      <w:pPr>
+        <w:spacing w:line="336" w:lineRule="auto" w:after="180"/>
+      </w:pPr>
+      <w:r>
+        <w:rPr>
+          <w:b w:val="0"/>
+        </w:rPr>
         <w:t>Write the minimum record needed to reproduce today's result:</w:t>
       </w:r>
     </w:p>
@@ -2183,8 +3846,109 @@
       </w:r>
     </w:p>
     <w:p>
-      <w:r>
-        <w:t>With [[16, 0],[4, 0]], there are no predicted positives. Precision is undefined because its denominator is zero; recall is 0/4=0. With [[16, 4],[0, 0]], recall is undefined because no reference positives were evaluated. Record counts and the undefined result instead of calling it perfect.</w:t>
+      <w:pPr>
+        <w:spacing w:line="336" w:lineRule="auto" w:after="180"/>
+      </w:pPr>
+      <w:r>
+        <w:rPr>
+          <w:b w:val="0"/>
+        </w:rPr>
+        <w:t xml:space="preserve">With [[16, 0],[4, 0]], there are no predicted positives. </w:t>
+      </w:r>
+      <w:r>
+        <w:rPr>
+          <w:b/>
+        </w:rPr>
+        <w:t>Precision</w:t>
+      </w:r>
+      <w:r>
+        <w:rPr>
+          <w:b w:val="0"/>
+        </w:rPr>
+        <w:t xml:space="preserve"> is </w:t>
+      </w:r>
+      <w:r>
+        <w:rPr>
+          <w:b/>
+        </w:rPr>
+        <w:t>undefined</w:t>
+      </w:r>
+      <w:r>
+        <w:rPr>
+          <w:b w:val="0"/>
+        </w:rPr>
+        <w:t xml:space="preserve"> because its </w:t>
+      </w:r>
+      <w:r>
+        <w:rPr>
+          <w:b/>
+        </w:rPr>
+        <w:t>denominator</w:t>
+      </w:r>
+      <w:r>
+        <w:rPr>
+          <w:b w:val="0"/>
+        </w:rPr>
+        <w:t xml:space="preserve"> is zero; </w:t>
+      </w:r>
+      <w:r>
+        <w:rPr>
+          <w:b/>
+        </w:rPr>
+        <w:t>recall</w:t>
+      </w:r>
+      <w:r>
+        <w:rPr>
+          <w:b w:val="0"/>
+        </w:rPr>
+        <w:t xml:space="preserve"> is 0/4=0. With [[16, 4],[0, 0]], </w:t>
+      </w:r>
+      <w:r>
+        <w:rPr>
+          <w:b/>
+        </w:rPr>
+        <w:t>recall</w:t>
+      </w:r>
+      <w:r>
+        <w:rPr>
+          <w:b w:val="0"/>
+        </w:rPr>
+        <w:t xml:space="preserve"> is </w:t>
+      </w:r>
+      <w:r>
+        <w:rPr>
+          <w:b/>
+        </w:rPr>
+        <w:t>undefined</w:t>
+      </w:r>
+      <w:r>
+        <w:rPr>
+          <w:b w:val="0"/>
+        </w:rPr>
+        <w:t xml:space="preserve"> because no reference positives were evaluated.</w:t>
+      </w:r>
+    </w:p>
+    <w:p>
+      <w:pPr>
+        <w:spacing w:line="336" w:lineRule="auto" w:after="180"/>
+      </w:pPr>
+      <w:r>
+        <w:rPr>
+          <w:b w:val="0"/>
+        </w:rPr>
+        <w:t xml:space="preserve">Record counts and the </w:t>
+      </w:r>
+      <w:r>
+        <w:rPr>
+          <w:b/>
+        </w:rPr>
+        <w:t>undefined</w:t>
+      </w:r>
+      <w:r>
+        <w:rPr>
+          <w:b w:val="0"/>
+        </w:rPr>
+        <w:t xml:space="preserve"> result instead of calling it perfect.</w:t>
       </w:r>
     </w:p>
     <w:p>
@@ -2196,8 +3960,62 @@
       </w:r>
     </w:p>
     <w:p>
-      <w:r>
-        <w:t>Use workbook W2 for the connected example “Precision recall and denominators”. First fill the input and rule boxes. Try the middle steps before asking for a hint. After a hint, try the next step yourself.</w:t>
+      <w:pPr>
+        <w:spacing w:line="336" w:lineRule="auto" w:after="180"/>
+      </w:pPr>
+      <w:r>
+        <w:rPr>
+          <w:b w:val="0"/>
+        </w:rPr>
+        <w:t>Use workbook W2 for the connected example “</w:t>
+      </w:r>
+      <w:r>
+        <w:rPr>
+          <w:b/>
+        </w:rPr>
+        <w:t>Precision</w:t>
+      </w:r>
+      <w:r>
+        <w:rPr>
+          <w:b w:val="0"/>
+        </w:rPr>
+        <w:t xml:space="preserve"> </w:t>
+      </w:r>
+      <w:r>
+        <w:rPr>
+          <w:b/>
+        </w:rPr>
+        <w:t>recall</w:t>
+      </w:r>
+      <w:r>
+        <w:rPr>
+          <w:b w:val="0"/>
+        </w:rPr>
+        <w:t xml:space="preserve"> and </w:t>
+      </w:r>
+      <w:r>
+        <w:rPr>
+          <w:b/>
+        </w:rPr>
+        <w:t>denominator</w:t>
+      </w:r>
+      <w:r>
+        <w:rPr>
+          <w:b w:val="0"/>
+        </w:rPr>
+        <w:t xml:space="preserve">s”. First fill the </w:t>
+      </w:r>
+      <w:r>
+        <w:rPr>
+          <w:b/>
+        </w:rPr>
+        <w:t>input</w:t>
+      </w:r>
+      <w:r>
+        <w:rPr>
+          <w:b w:val="0"/>
+        </w:rPr>
+        <w:t xml:space="preserve"> and rule boxes. Try the middle steps before asking for a hint. After a hint, try the next step yourself.</w:t>
       </w:r>
     </w:p>
     <w:tbl>
@@ -2280,7 +4098,13 @@
       </w:tr>
     </w:tbl>
     <w:p>
-      <w:r>
+      <w:pPr>
+        <w:spacing w:line="336" w:lineRule="auto" w:after="180"/>
+      </w:pPr>
+      <w:r>
+        <w:rPr>
+          <w:b w:val="0"/>
+        </w:rPr>
         <w:t>Explain your trace to a partner. Your partner points to one step to check. Swap roles on the next case. Each person writes their own explanation.</w:t>
       </w:r>
     </w:p>
@@ -2293,12 +4117,71 @@
       </w:r>
     </w:p>
     <w:p>
-      <w:r>
-        <w:t>Use the worked case for Precision recall and denominators. Proposed explanation: “A final answer is enough”. Decide whether this explanation is supported. Point to the step or supplied fact that decides; explain your repair if needed.</w:t>
-      </w:r>
-    </w:p>
-    <w:p>
-      <w:r>
+      <w:pPr>
+        <w:spacing w:line="336" w:lineRule="auto" w:after="180"/>
+      </w:pPr>
+      <w:r>
+        <w:rPr>
+          <w:b w:val="0"/>
+        </w:rPr>
+        <w:t xml:space="preserve">Use the worked case for </w:t>
+      </w:r>
+      <w:r>
+        <w:rPr>
+          <w:b/>
+        </w:rPr>
+        <w:t>Precision</w:t>
+      </w:r>
+      <w:r>
+        <w:rPr>
+          <w:b w:val="0"/>
+        </w:rPr>
+        <w:t xml:space="preserve"> </w:t>
+      </w:r>
+      <w:r>
+        <w:rPr>
+          <w:b/>
+        </w:rPr>
+        <w:t>recall</w:t>
+      </w:r>
+      <w:r>
+        <w:rPr>
+          <w:b w:val="0"/>
+        </w:rPr>
+        <w:t xml:space="preserve"> and </w:t>
+      </w:r>
+      <w:r>
+        <w:rPr>
+          <w:b/>
+        </w:rPr>
+        <w:t>denominator</w:t>
+      </w:r>
+      <w:r>
+        <w:rPr>
+          <w:b w:val="0"/>
+        </w:rPr>
+        <w:t>s. Proposed explanation: “A final answer is enough”. Decide whether this explanation is supported.</w:t>
+      </w:r>
+    </w:p>
+    <w:p>
+      <w:pPr>
+        <w:spacing w:line="336" w:lineRule="auto" w:after="180"/>
+      </w:pPr>
+      <w:r>
+        <w:rPr>
+          <w:b w:val="0"/>
+        </w:rPr>
+        <w:t>Point to the step or supplied fact that decides; explain your repair if needed.</w:t>
+      </w:r>
+    </w:p>
+    <w:p>
+      <w:pPr>
+        <w:spacing w:line="336" w:lineRule="auto" w:after="180"/>
+      </w:pPr>
+      <w:r>
+        <w:rPr>
+          <w:b w:val="0"/>
+        </w:rPr>
         <w:t>Answer on your own before discussion. If you are unsure, say which step you need help with.</w:t>
       </w:r>
     </w:p>
@@ -2311,8 +4194,62 @@
       </w:r>
     </w:p>
     <w:p>
-      <w:r>
-        <w:t>Were the original precision and recall denominators the same? Point to the relevant step in the picture, then write the changed result and the rule or evidence that supports it.</w:t>
+      <w:pPr>
+        <w:spacing w:line="336" w:lineRule="auto" w:after="180"/>
+      </w:pPr>
+      <w:r>
+        <w:rPr>
+          <w:b w:val="0"/>
+        </w:rPr>
+        <w:t xml:space="preserve">Were the original </w:t>
+      </w:r>
+      <w:r>
+        <w:rPr>
+          <w:b/>
+        </w:rPr>
+        <w:t>precision</w:t>
+      </w:r>
+      <w:r>
+        <w:rPr>
+          <w:b w:val="0"/>
+        </w:rPr>
+        <w:t xml:space="preserve"> and </w:t>
+      </w:r>
+      <w:r>
+        <w:rPr>
+          <w:b/>
+        </w:rPr>
+        <w:t>recall</w:t>
+      </w:r>
+      <w:r>
+        <w:rPr>
+          <w:b w:val="0"/>
+        </w:rPr>
+        <w:t xml:space="preserve"> </w:t>
+      </w:r>
+      <w:r>
+        <w:rPr>
+          <w:b/>
+        </w:rPr>
+        <w:t>denominator</w:t>
+      </w:r>
+      <w:r>
+        <w:rPr>
+          <w:b w:val="0"/>
+        </w:rPr>
+        <w:t xml:space="preserve">s the same? Point to the relevant step in the picture, then write the changed result and the rule or </w:t>
+      </w:r>
+      <w:r>
+        <w:rPr>
+          <w:b/>
+        </w:rPr>
+        <w:t>evidence</w:t>
+      </w:r>
+      <w:r>
+        <w:rPr>
+          <w:b w:val="0"/>
+        </w:rPr>
+        <w:t xml:space="preserve"> that supports it.</w:t>
       </w:r>
     </w:p>
     <w:p>
@@ -2344,7 +4281,13 @@
       </w:r>
     </w:p>
     <w:p>
-      <w:r>
+      <w:pPr>
+        <w:spacing w:line="336" w:lineRule="auto" w:after="180"/>
+      </w:pPr>
+      <w:r>
+        <w:rPr>
+          <w:b w:val="0"/>
+        </w:rPr>
         <w:t>This is supported practice. Keep the separately named independent case for an attempt before feedback.</w:t>
       </w:r>
     </w:p>
@@ -2358,7 +4301,24 @@
     </w:p>
     <w:p>
       <w:r>
-        <w:t>EVIDENCE LAB</w:t>
+        <w:t>Investigate Precision and Recall. Record the prediction, actual observation or labelled paper trace, explanation and next test separately.</w:t>
+      </w:r>
+    </w:p>
+    <w:p>
+      <w:pPr>
+        <w:spacing w:line="336" w:lineRule="auto" w:after="180"/>
+      </w:pPr>
+      <w:r>
+        <w:rPr>
+          <w:b/>
+        </w:rPr>
+        <w:t>EVIDENCE</w:t>
+      </w:r>
+      <w:r>
+        <w:rPr>
+          <w:b/>
+        </w:rPr>
+        <w:t xml:space="preserve"> LAB</w:t>
       </w:r>
     </w:p>
     <w:p>
@@ -2370,7 +4330,13 @@
       </w:r>
     </w:p>
     <w:p>
-      <w:r>
+      <w:pPr>
+        <w:spacing w:line="336" w:lineRule="auto" w:after="180"/>
+      </w:pPr>
+      <w:r>
+        <w:rPr>
+          <w:b w:val="0"/>
+        </w:rPr>
         <w:t>Keep the test conditions fixed, record every result, and change only one planned factor.</w:t>
       </w:r>
     </w:p>
@@ -2411,27 +4377,86 @@
       </w:r>
     </w:p>
     <w:p>
-      <w:r>
-        <w:t>1.  Write the hypothesis and expected evidence before running.</w:t>
-      </w:r>
-    </w:p>
-    <w:p>
-      <w:r>
+      <w:pPr>
+        <w:spacing w:line="336" w:lineRule="auto" w:after="180"/>
+        <w:shd w:fill="F4F9FC"/>
+      </w:pPr>
+      <w:r>
+        <w:rPr>
+          <w:b w:val="0"/>
+        </w:rPr>
+        <w:t xml:space="preserve">1.  Write the hypothesis and expected </w:t>
+      </w:r>
+      <w:r>
+        <w:rPr>
+          <w:b/>
+        </w:rPr>
+        <w:t>evidence</w:t>
+      </w:r>
+      <w:r>
+        <w:rPr>
+          <w:b w:val="0"/>
+        </w:rPr>
+        <w:t xml:space="preserve"> before running.</w:t>
+      </w:r>
+    </w:p>
+    <w:p>
+      <w:pPr>
+        <w:spacing w:line="336" w:lineRule="auto" w:after="180"/>
+        <w:shd w:fill="F4F9FC"/>
+      </w:pPr>
+      <w:r>
+        <w:rPr>
+          <w:b w:val="0"/>
+        </w:rPr>
         <w:t>2.  Metric Tradeoff Lab: compute both metrics for two thresholds, map errors to consequences, and defend a choice.</w:t>
       </w:r>
     </w:p>
     <w:p>
-      <w:r>
-        <w:t>3.  Run one normal, one boundary, one missing, and one shifted case.</w:t>
-      </w:r>
-    </w:p>
-    <w:p>
-      <w:r>
+      <w:pPr>
+        <w:spacing w:line="336" w:lineRule="auto" w:after="180"/>
+        <w:shd w:fill="F4F9FC"/>
+      </w:pPr>
+      <w:r>
+        <w:rPr>
+          <w:b w:val="0"/>
+        </w:rPr>
+        <w:t xml:space="preserve">3.  Run one normal, one boundary, one </w:t>
+      </w:r>
+      <w:r>
+        <w:rPr>
+          <w:b/>
+        </w:rPr>
+        <w:t>miss</w:t>
+      </w:r>
+      <w:r>
+        <w:rPr>
+          <w:b w:val="0"/>
+        </w:rPr>
+        <w:t>ing, and one shifted case.</w:t>
+      </w:r>
+    </w:p>
+    <w:p>
+      <w:pPr>
+        <w:spacing w:line="336" w:lineRule="auto" w:after="180"/>
+        <w:shd w:fill="F4F9FC"/>
+      </w:pPr>
+      <w:r>
+        <w:rPr>
+          <w:b w:val="0"/>
+        </w:rPr>
         <w:t>4.  Calculate the metric from raw counts or row-level errors.</w:t>
       </w:r>
     </w:p>
     <w:p>
-      <w:r>
+      <w:pPr>
+        <w:spacing w:line="336" w:lineRule="auto" w:after="180"/>
+        <w:shd w:fill="F4F9FC"/>
+      </w:pPr>
+      <w:r>
+        <w:rPr>
+          <w:b w:val="0"/>
+        </w:rPr>
         <w:t>5.  Interpret what changed, what did not, and what remains unsafe or unknown.</w:t>
       </w:r>
     </w:p>
@@ -2689,7 +4714,13 @@
       </w:r>
     </w:p>
     <w:p>
-      <w:r>
+      <w:pPr>
+        <w:spacing w:line="336" w:lineRule="auto" w:after="180"/>
+      </w:pPr>
+      <w:r>
+        <w:rPr>
+          <w:b w:val="0"/>
+        </w:rPr>
         <w:t>Before trying: what do I expect, and why? While trying: which step could first go wrong? Afterwards: what did I actually observe, and what should change? Keep “not run” if you only traced the procedure.</w:t>
       </w:r>
     </w:p>
@@ -2703,6 +4734,17 @@
     </w:p>
     <w:p>
       <w:r>
+        <w:t>Move from recall to tracing, diagnosis and transfer in Precision and Recall. Explain why each step is justified.</w:t>
+      </w:r>
+    </w:p>
+    <w:p>
+      <w:pPr>
+        <w:spacing w:line="336" w:lineRule="auto" w:after="180"/>
+      </w:pPr>
+      <w:r>
+        <w:rPr>
+          <w:b/>
+        </w:rPr>
         <w:t>MASTERY</w:t>
       </w:r>
     </w:p>
@@ -2715,8 +4757,26 @@
       </w:r>
     </w:p>
     <w:p>
-      <w:r>
-        <w:t>Move upward only when you can produce evidence without copying the example.</w:t>
+      <w:pPr>
+        <w:spacing w:line="336" w:lineRule="auto" w:after="180"/>
+      </w:pPr>
+      <w:r>
+        <w:rPr>
+          <w:b w:val="0"/>
+        </w:rPr>
+        <w:t xml:space="preserve">Move upward only when you can produce </w:t>
+      </w:r>
+      <w:r>
+        <w:rPr>
+          <w:b/>
+        </w:rPr>
+        <w:t>evidence</w:t>
+      </w:r>
+      <w:r>
+        <w:rPr>
+          <w:b w:val="0"/>
+        </w:rPr>
+        <w:t xml:space="preserve"> without copying the example.</w:t>
       </w:r>
     </w:p>
     <w:p>
@@ -2756,42 +4816,203 @@
       </w:r>
     </w:p>
     <w:p>
-      <w:r>
-        <w:t>DEFINE  Use all four terms precisely: precision, recall, false alarm, miss.</w:t>
-      </w:r>
-    </w:p>
-    <w:p>
-      <w:r>
-        <w:t>CALCULATE  Reproduce the worked evidence with units and denominator.</w:t>
-      </w:r>
-    </w:p>
-    <w:p>
-      <w:r>
+      <w:pPr>
+        <w:spacing w:line="336" w:lineRule="auto" w:after="180"/>
+      </w:pPr>
+      <w:r>
+        <w:rPr>
+          <w:b w:val="0"/>
+        </w:rPr>
+        <w:t xml:space="preserve">DEFINE  Use all four terms precisely: </w:t>
+      </w:r>
+      <w:r>
+        <w:rPr>
+          <w:b/>
+        </w:rPr>
+        <w:t>precision</w:t>
+      </w:r>
+      <w:r>
+        <w:rPr>
+          <w:b w:val="0"/>
+        </w:rPr>
+        <w:t xml:space="preserve">, </w:t>
+      </w:r>
+      <w:r>
+        <w:rPr>
+          <w:b/>
+        </w:rPr>
+        <w:t>recall</w:t>
+      </w:r>
+      <w:r>
+        <w:rPr>
+          <w:b w:val="0"/>
+        </w:rPr>
+        <w:t xml:space="preserve">, </w:t>
+      </w:r>
+      <w:r>
+        <w:rPr>
+          <w:b/>
+        </w:rPr>
+        <w:t>false alarm</w:t>
+      </w:r>
+      <w:r>
+        <w:rPr>
+          <w:b w:val="0"/>
+        </w:rPr>
+        <w:t xml:space="preserve">, </w:t>
+      </w:r>
+      <w:r>
+        <w:rPr>
+          <w:b/>
+        </w:rPr>
+        <w:t>miss</w:t>
+      </w:r>
+      <w:r>
+        <w:rPr>
+          <w:b w:val="0"/>
+        </w:rPr>
+        <w:t>.</w:t>
+      </w:r>
+    </w:p>
+    <w:p>
+      <w:pPr>
+        <w:spacing w:line="336" w:lineRule="auto" w:after="180"/>
+      </w:pPr>
+      <w:r>
+        <w:rPr>
+          <w:b w:val="0"/>
+        </w:rPr>
+        <w:t xml:space="preserve">CALCULATE  Reproduce the worked </w:t>
+      </w:r>
+      <w:r>
+        <w:rPr>
+          <w:b/>
+        </w:rPr>
+        <w:t>evidence</w:t>
+      </w:r>
+      <w:r>
+        <w:rPr>
+          <w:b w:val="0"/>
+        </w:rPr>
+        <w:t xml:space="preserve"> with units and </w:t>
+      </w:r>
+      <w:r>
+        <w:rPr>
+          <w:b/>
+        </w:rPr>
+        <w:t>denominator</w:t>
+      </w:r>
+      <w:r>
+        <w:rPr>
+          <w:b w:val="0"/>
+        </w:rPr>
+        <w:t>.</w:t>
+      </w:r>
+    </w:p>
+    <w:p>
+      <w:pPr>
+        <w:spacing w:line="336" w:lineRule="auto" w:after="180"/>
+        <w:shd w:fill="F4F9FC"/>
+      </w:pPr>
+      <w:r>
+        <w:rPr>
+          <w:b w:val="0"/>
+        </w:rPr>
         <w:t>TRACE  Explain the data, code or decision path.</w:t>
       </w:r>
     </w:p>
     <w:p>
-      <w:r>
-        <w:t>DIAGNOSE  Precision and recall are two names for the same accuracy calculation.</w:t>
-      </w:r>
-    </w:p>
-    <w:p>
-      <w:r>
+      <w:pPr>
+        <w:spacing w:line="336" w:lineRule="auto" w:after="180"/>
+        <w:shd w:fill="F4F9FC"/>
+      </w:pPr>
+      <w:r>
+        <w:rPr>
+          <w:b w:val="0"/>
+        </w:rPr>
+        <w:t xml:space="preserve">DIAGNOSE  </w:t>
+      </w:r>
+      <w:r>
+        <w:rPr>
+          <w:b/>
+        </w:rPr>
+        <w:t>Precision</w:t>
+      </w:r>
+      <w:r>
+        <w:rPr>
+          <w:b w:val="0"/>
+        </w:rPr>
+        <w:t xml:space="preserve"> and </w:t>
+      </w:r>
+      <w:r>
+        <w:rPr>
+          <w:b/>
+        </w:rPr>
+        <w:t>recall</w:t>
+      </w:r>
+      <w:r>
+        <w:rPr>
+          <w:b w:val="0"/>
+        </w:rPr>
+        <w:t xml:space="preserve"> are two names for the same accuracy calculation.</w:t>
+      </w:r>
+    </w:p>
+    <w:p>
+      <w:pPr>
+        <w:spacing w:line="336" w:lineRule="auto" w:after="180"/>
+        <w:shd w:fill="F4F9FC"/>
+      </w:pPr>
+      <w:r>
+        <w:rPr>
+          <w:b w:val="0"/>
+        </w:rPr>
         <w:t>TRANSFER  Solve a fresh dataset or model case.</w:t>
       </w:r>
     </w:p>
     <w:p>
-      <w:r>
-        <w:t>IMPROVE  Change one cause and rerun fixed evidence.</w:t>
-      </w:r>
-    </w:p>
-    <w:p>
-      <w:r>
+      <w:pPr>
+        <w:spacing w:line="336" w:lineRule="auto" w:after="180"/>
+      </w:pPr>
+      <w:r>
+        <w:rPr>
+          <w:b w:val="0"/>
+        </w:rPr>
+        <w:t xml:space="preserve">IMPROVE  Change one cause and rerun fixed </w:t>
+      </w:r>
+      <w:r>
+        <w:rPr>
+          <w:b/>
+        </w:rPr>
+        <w:t>evidence</w:t>
+      </w:r>
+      <w:r>
+        <w:rPr>
+          <w:b w:val="0"/>
+        </w:rPr>
+        <w:t>.</w:t>
+      </w:r>
+    </w:p>
+    <w:p>
+      <w:pPr>
+        <w:spacing w:line="336" w:lineRule="auto" w:after="180"/>
+        <w:shd w:fill="F4F9FC"/>
+      </w:pPr>
+      <w:r>
+        <w:rPr>
+          <w:b w:val="0"/>
+        </w:rPr>
         <w:t>DEFEND  State intended use, metric, limitation, and human responsibility.</w:t>
       </w:r>
     </w:p>
     <w:p>
-      <w:r>
+      <w:pPr>
+        <w:spacing w:line="336" w:lineRule="auto" w:after="180"/>
+        <w:shd w:fill="F1F6F8"/>
+      </w:pPr>
+      <w:r>
+        <w:rPr>
+          <w:b w:val="0"/>
+        </w:rPr>
         <w:t>MASTERY RULE  A coached calculation becomes mastery only after a different case is completed independently.</w:t>
       </w:r>
     </w:p>
@@ -2805,6 +5026,17 @@
     </w:p>
     <w:p>
       <w:r>
+        <w:t>Apply this week’s idea to Responsible Plant Classifier. Keep an annotated decision and the evidence supporting it.</w:t>
+      </w:r>
+    </w:p>
+    <w:p>
+      <w:pPr>
+        <w:spacing w:line="336" w:lineRule="auto" w:after="180"/>
+      </w:pPr>
+      <w:r>
+        <w:rPr>
+          <w:b/>
+        </w:rPr>
         <w:t>CUMULATIVE PROJECT</w:t>
       </w:r>
     </w:p>
@@ -2817,8 +5049,26 @@
       </w:r>
     </w:p>
     <w:p>
-      <w:r>
-        <w:t>Every week adds one reviewable artifact to the same evidence-based capstone.</w:t>
+      <w:pPr>
+        <w:spacing w:line="336" w:lineRule="auto" w:after="180"/>
+      </w:pPr>
+      <w:r>
+        <w:rPr>
+          <w:b w:val="0"/>
+        </w:rPr>
+        <w:t xml:space="preserve">Every week adds one reviewable artifact to the same </w:t>
+      </w:r>
+      <w:r>
+        <w:rPr>
+          <w:b/>
+        </w:rPr>
+        <w:t>evidence</w:t>
+      </w:r>
+      <w:r>
+        <w:rPr>
+          <w:b w:val="0"/>
+        </w:rPr>
+        <w:t>-based capstone.</w:t>
       </w:r>
     </w:p>
     <w:p>
@@ -2858,43 +5108,110 @@
       </w:r>
     </w:p>
     <w:p>
-      <w:r>
+      <w:pPr>
+        <w:spacing w:line="336" w:lineRule="auto" w:after="180"/>
+        <w:shd w:fill="EDF7F3"/>
+      </w:pPr>
+      <w:r>
+        <w:rPr>
+          <w:b w:val="0"/>
+        </w:rPr>
         <w:t>THIS WEEK'S CHECKPOINT  Set a Plant Classifier review threshold and explain which error type it prioritizes and who makes the final decision.</w:t>
       </w:r>
     </w:p>
     <w:p>
-      <w:r>
+      <w:pPr>
+        <w:spacing w:line="336" w:lineRule="auto" w:after="180"/>
+        <w:shd w:fill="F5F1FB"/>
+      </w:pPr>
+      <w:r>
+        <w:rPr>
+          <w:b w:val="0"/>
+        </w:rPr>
         <w:t>Which requirement or risk does this artifact address?</w:t>
       </w:r>
     </w:p>
     <w:p>
-      <w:r>
+      <w:pPr>
+        <w:spacing w:line="336" w:lineRule="auto" w:after="180"/>
+        <w:shd w:fill="F5F1FB"/>
+      </w:pPr>
+      <w:r>
+        <w:rPr>
+          <w:b w:val="0"/>
+        </w:rPr>
         <w:t>Which dataset, split, code, and metric version does it use?</w:t>
       </w:r>
     </w:p>
     <w:p>
-      <w:r>
+      <w:pPr>
+        <w:spacing w:line="336" w:lineRule="auto" w:after="180"/>
+        <w:shd w:fill="F5F1FB"/>
+      </w:pPr>
+      <w:r>
+        <w:rPr>
+          <w:b w:val="0"/>
+        </w:rPr>
         <w:t>What normal and shifted cases were tested?</w:t>
       </w:r>
     </w:p>
     <w:p>
-      <w:r>
+      <w:pPr>
+        <w:spacing w:line="336" w:lineRule="auto" w:after="180"/>
+        <w:shd w:fill="F5F1FB"/>
+      </w:pPr>
+      <w:r>
+        <w:rPr>
+          <w:b w:val="0"/>
+        </w:rPr>
         <w:t>What remains uncertain or weak?</w:t>
       </w:r>
     </w:p>
     <w:p>
-      <w:r>
+      <w:pPr>
+        <w:spacing w:line="336" w:lineRule="auto" w:after="180"/>
+        <w:shd w:fill="F5F1FB"/>
+      </w:pPr>
+      <w:r>
+        <w:rPr>
+          <w:b w:val="0"/>
+        </w:rPr>
         <w:t>What decision still belongs to a teacher or qualified human?</w:t>
       </w:r>
     </w:p>
     <w:p>
-      <w:r>
+      <w:pPr>
+        <w:spacing w:line="336" w:lineRule="auto" w:after="180"/>
+        <w:shd w:fill="FFF5E6"/>
+      </w:pPr>
+      <w:r>
+        <w:rPr>
+          <w:b w:val="0"/>
+        </w:rPr>
         <w:t>RESPONSIBLE RELEASE  Never use this classroom prototype for medical, pesticide, agricultural, or other consequential decisions.</w:t>
       </w:r>
     </w:p>
     <w:p>
-      <w:r>
-        <w:t>My evidence-linked project decision:</w:t>
+      <w:pPr>
+        <w:spacing w:line="336" w:lineRule="auto" w:after="180"/>
+      </w:pPr>
+      <w:r>
+        <w:rPr>
+          <w:b w:val="0"/>
+        </w:rPr>
+        <w:t xml:space="preserve">My </w:t>
+      </w:r>
+      <w:r>
+        <w:rPr>
+          <w:b/>
+        </w:rPr>
+        <w:t>evidence</w:t>
+      </w:r>
+      <w:r>
+        <w:rPr>
+          <w:b w:val="0"/>
+        </w:rPr>
+        <w:t>-linked project decision:</w:t>
       </w:r>
     </w:p>
     <w:p>
@@ -2906,8 +5223,37 @@
       </w:r>
     </w:p>
     <w:p>
-      <w:r>
-        <w:t>For your Responsible Plant Classifier, save the input, procedure, observed result and limitation of this check. Label this worked example as practice; use a different, previously unreviewed case when checking independent understanding.</w:t>
+      <w:pPr>
+        <w:spacing w:line="336" w:lineRule="auto" w:after="180"/>
+      </w:pPr>
+      <w:r>
+        <w:rPr>
+          <w:b w:val="0"/>
+        </w:rPr>
+        <w:t xml:space="preserve">For your Responsible Plant Classifier, save the </w:t>
+      </w:r>
+      <w:r>
+        <w:rPr>
+          <w:b/>
+        </w:rPr>
+        <w:t>input</w:t>
+      </w:r>
+      <w:r>
+        <w:rPr>
+          <w:b w:val="0"/>
+        </w:rPr>
+        <w:t>, procedure, observed result and limitation of this check.</w:t>
+      </w:r>
+    </w:p>
+    <w:p>
+      <w:pPr>
+        <w:spacing w:line="336" w:lineRule="auto" w:after="180"/>
+      </w:pPr>
+      <w:r>
+        <w:rPr>
+          <w:b w:val="0"/>
+        </w:rPr>
+        <w:t>Label this worked example as practice; use a different, previously unreviewed case when checking independent understanding.</w:t>
       </w:r>
     </w:p>
     <w:p>
@@ -2920,6 +5266,17 @@
     </w:p>
     <w:p>
       <w:r>
+        <w:t>Use a genuinely new case for independent evidence. Previously discussed examples remain practice; use the separately named independent case before feedback.</w:t>
+      </w:r>
+    </w:p>
+    <w:p>
+      <w:pPr>
+        <w:spacing w:line="336" w:lineRule="auto" w:after="180"/>
+      </w:pPr>
+      <w:r>
+        <w:rPr>
+          <w:b/>
+        </w:rPr>
         <w:t>INDEPENDENT PROOF</w:t>
       </w:r>
     </w:p>
@@ -2932,7 +5289,13 @@
       </w:r>
     </w:p>
     <w:p>
-      <w:r>
+      <w:pPr>
+        <w:spacing w:line="336" w:lineRule="auto" w:after="180"/>
+      </w:pPr>
+      <w:r>
+        <w:rPr>
+          <w:b w:val="0"/>
+        </w:rPr>
         <w:t>Complete this with a fresh case after guided practice and compare it with the mastery criteria.</w:t>
       </w:r>
     </w:p>
@@ -2973,48 +5336,156 @@
       </w:r>
     </w:p>
     <w:p>
-      <w:r>
+      <w:pPr>
+        <w:pStyle w:val="Heading3"/>
+      </w:pPr>
+      <w:r>
+        <w:t>What success looks like</w:t>
+      </w:r>
+    </w:p>
+    <w:p>
+      <w:pPr>
+        <w:spacing w:line="336" w:lineRule="auto" w:after="180"/>
+        <w:shd w:fill="EDF7F3"/>
+      </w:pPr>
+      <w:r>
+        <w:rPr>
+          <w:b w:val="0"/>
+        </w:rPr>
         <w:t>REQUIRED PROOF  Calculate both and choose a priority for two consequence scenarios.</w:t>
       </w:r>
     </w:p>
     <w:p>
-      <w:r>
+      <w:pPr>
+        <w:spacing w:line="336" w:lineRule="auto" w:after="180"/>
+      </w:pPr>
+      <w:r>
+        <w:rPr>
+          <w:b w:val="0"/>
+        </w:rPr>
         <w:t>□ Define the task, feature/target roles, and intended-use boundary.</w:t>
       </w:r>
     </w:p>
     <w:p>
-      <w:r>
+      <w:pPr>
+        <w:spacing w:line="336" w:lineRule="auto" w:after="180"/>
+      </w:pPr>
+      <w:r>
+        <w:rPr>
+          <w:b w:val="0"/>
+        </w:rPr>
         <w:t>□ Show the calculation, code trace, or experiment record.</w:t>
       </w:r>
     </w:p>
     <w:p>
-      <w:r>
-        <w:t>□ Test a normal case and one revealing boundary, missing, or shifted case.</w:t>
-      </w:r>
-    </w:p>
-    <w:p>
-      <w:r>
+      <w:pPr>
+        <w:spacing w:line="336" w:lineRule="auto" w:after="180"/>
+      </w:pPr>
+      <w:r>
+        <w:rPr>
+          <w:b w:val="0"/>
+        </w:rPr>
+        <w:t xml:space="preserve">□ Test a normal case and one revealing boundary, </w:t>
+      </w:r>
+      <w:r>
+        <w:rPr>
+          <w:b/>
+        </w:rPr>
+        <w:t>miss</w:t>
+      </w:r>
+      <w:r>
+        <w:rPr>
+          <w:b w:val="0"/>
+        </w:rPr>
+        <w:t>ing, or shifted case.</w:t>
+      </w:r>
+    </w:p>
+    <w:p>
+      <w:pPr>
+        <w:spacing w:line="336" w:lineRule="auto" w:after="180"/>
+      </w:pPr>
+      <w:r>
+        <w:rPr>
+          <w:b w:val="0"/>
+        </w:rPr>
         <w:t>□ Diagnose one failure without changing several factors at once.</w:t>
       </w:r>
     </w:p>
     <w:p>
-      <w:r>
+      <w:pPr>
+        <w:spacing w:line="336" w:lineRule="auto" w:after="180"/>
+      </w:pPr>
+      <w:r>
+        <w:rPr>
+          <w:b w:val="0"/>
+        </w:rPr>
         <w:t>□ Name a limitation, fairness concern, and the human-review action.</w:t>
       </w:r>
     </w:p>
     <w:p>
-      <w:r>
-        <w:t>Independent evidence and defense:</w:t>
-      </w:r>
-    </w:p>
-    <w:p>
-      <w:r>
+      <w:pPr>
+        <w:spacing w:line="336" w:lineRule="auto" w:after="180"/>
+      </w:pPr>
+      <w:r>
+        <w:rPr>
+          <w:b w:val="0"/>
+        </w:rPr>
+        <w:t xml:space="preserve">Independent </w:t>
+      </w:r>
+      <w:r>
+        <w:rPr>
+          <w:b/>
+        </w:rPr>
+        <w:t>evidence</w:t>
+      </w:r>
+      <w:r>
+        <w:rPr>
+          <w:b w:val="0"/>
+        </w:rPr>
+        <w:t xml:space="preserve"> and defense:</w:t>
+      </w:r>
+    </w:p>
+    <w:p>
+      <w:pPr>
+        <w:spacing w:line="336" w:lineRule="auto" w:after="180"/>
+      </w:pPr>
+      <w:r>
+        <w:rPr>
+          <w:b w:val="0"/>
+        </w:rPr>
         <w:t>My level:  □ Not yet  □ With one hint  □ Independently  □ I can teach and defend it</w:t>
       </w:r>
     </w:p>
     <w:p>
-      <w:r>
-        <w:t>NEXT BRIDGE  Carry the experiment evidence into: Error Analysis.</w:t>
+      <w:pPr>
+        <w:pStyle w:val="Heading3"/>
+      </w:pPr>
+      <w:r>
+        <w:t>Connect to the next lesson</w:t>
+      </w:r>
+    </w:p>
+    <w:p>
+      <w:pPr>
+        <w:spacing w:line="336" w:lineRule="auto" w:after="180"/>
+        <w:shd w:fill="F1F6F8"/>
+      </w:pPr>
+      <w:r>
+        <w:rPr>
+          <w:b w:val="0"/>
+        </w:rPr>
+        <w:t xml:space="preserve">NEXT BRIDGE  Carry the experiment </w:t>
+      </w:r>
+      <w:r>
+        <w:rPr>
+          <w:b/>
+        </w:rPr>
+        <w:t>evidence</w:t>
+      </w:r>
+      <w:r>
+        <w:rPr>
+          <w:b w:val="0"/>
+        </w:rPr>
+        <w:t xml:space="preserve"> into: Error Analysis.</w:t>
       </w:r>
     </w:p>
     <w:p>
@@ -3026,6 +5497,11 @@
       </w:r>
     </w:p>
     <w:p>
+      <w:r>
+        <w:t>Revisit the complete Precision and Recall case for supported practice. Repeated examples do not become fresh assessments.</w:t>
+      </w:r>
+    </w:p>
+    <w:p>
       <w:pPr>
         <w:pStyle w:val="Heading3"/>
       </w:pPr>
@@ -3034,7 +5510,13 @@
       </w:r>
     </w:p>
     <w:p>
-      <w:r>
+      <w:pPr>
+        <w:spacing w:line="336" w:lineRule="auto" w:after="180"/>
+      </w:pPr>
+      <w:r>
+        <w:rPr>
+          <w:b w:val="0"/>
+        </w:rPr>
         <w:t>Use the supplied details to practise the weekly concept before attempting the independent question. This case extends the illustrated lesson.</w:t>
       </w:r>
     </w:p>
@@ -3047,7 +5529,13 @@
       </w:r>
     </w:p>
     <w:p>
-      <w:r>
+      <w:pPr>
+        <w:spacing w:line="336" w:lineRule="auto" w:after="180"/>
+      </w:pPr>
+      <w:r>
+        <w:rPr>
+          <w:b w:val="0"/>
+        </w:rPr>
         <w:t>Positive is spotted: TP=8, FP=2, FN=4.</w:t>
       </w:r>
     </w:p>
@@ -3060,8 +5548,38 @@
       </w:r>
     </w:p>
     <w:p>
-      <w:r>
-        <w:t>Compute precision and recall.</w:t>
+      <w:pPr>
+        <w:spacing w:line="336" w:lineRule="auto" w:after="180"/>
+      </w:pPr>
+      <w:r>
+        <w:rPr>
+          <w:b w:val="0"/>
+        </w:rPr>
+        <w:t xml:space="preserve">Compute </w:t>
+      </w:r>
+      <w:r>
+        <w:rPr>
+          <w:b/>
+        </w:rPr>
+        <w:t>precision</w:t>
+      </w:r>
+      <w:r>
+        <w:rPr>
+          <w:b w:val="0"/>
+        </w:rPr>
+        <w:t xml:space="preserve"> and </w:t>
+      </w:r>
+      <w:r>
+        <w:rPr>
+          <w:b/>
+        </w:rPr>
+        <w:t>recall</w:t>
+      </w:r>
+      <w:r>
+        <w:rPr>
+          <w:b w:val="0"/>
+        </w:rPr>
+        <w:t>.</w:t>
       </w:r>
     </w:p>
     <w:p>
@@ -3073,8 +5591,56 @@
       </w:r>
     </w:p>
     <w:p>
-      <w:r>
-        <w:t>Precision=8/10=80%; recall=8/12 about 66.7%. Denominators are predicted positives and actual positives respectively.</w:t>
+      <w:pPr>
+        <w:spacing w:line="336" w:lineRule="auto" w:after="180"/>
+      </w:pPr>
+      <w:r>
+        <w:rPr>
+          <w:b/>
+        </w:rPr>
+        <w:t>Precision</w:t>
+      </w:r>
+      <w:r>
+        <w:rPr>
+          <w:b w:val="0"/>
+        </w:rPr>
+        <w:t>=8/10=</w:t>
+      </w:r>
+      <w:r>
+        <w:rPr>
+          <w:b/>
+        </w:rPr>
+        <w:t>80%</w:t>
+      </w:r>
+      <w:r>
+        <w:rPr>
+          <w:b w:val="0"/>
+        </w:rPr>
+        <w:t xml:space="preserve">; </w:t>
+      </w:r>
+      <w:r>
+        <w:rPr>
+          <w:b/>
+        </w:rPr>
+        <w:t>recall</w:t>
+      </w:r>
+      <w:r>
+        <w:rPr>
+          <w:b w:val="0"/>
+        </w:rPr>
+        <w:t xml:space="preserve">=8/12 about 66.7%. </w:t>
+      </w:r>
+      <w:r>
+        <w:rPr>
+          <w:b/>
+        </w:rPr>
+        <w:t>Denominator</w:t>
+      </w:r>
+      <w:r>
+        <w:rPr>
+          <w:b w:val="0"/>
+        </w:rPr>
+        <w:t>s are predicted positives and actual positives respectively.</w:t>
       </w:r>
     </w:p>
     <w:p>
@@ -3086,7 +5652,14 @@
       </w:r>
     </w:p>
     <w:p>
-      <w:r>
+      <w:pPr>
+        <w:spacing w:line="336" w:lineRule="auto" w:after="180"/>
+        <w:shd w:fill="F5F1FB"/>
+      </w:pPr>
+      <w:r>
+        <w:rPr>
+          <w:b w:val="0"/>
+        </w:rPr>
         <w:t>Which detail supports the answer, and why does it matter?</w:t>
       </w:r>
     </w:p>
@@ -3220,18 +5793,102 @@
       </w:tr>
     </w:tbl>
     <w:p>
-      <w:r>
+      <w:pPr>
+        <w:spacing w:line="336" w:lineRule="auto" w:after="180"/>
+      </w:pPr>
+      <w:r>
+        <w:rPr>
+          <w:b w:val="0"/>
+        </w:rPr>
         <w:t>Positive is spotted: TP=8, FP=2, FN=4.</w:t>
       </w:r>
     </w:p>
     <w:p>
-      <w:r>
-        <w:t>Compute precision and recall.</w:t>
-      </w:r>
-    </w:p>
-    <w:p>
-      <w:r>
-        <w:t>Precision=8/10=80%; recall=8/12 about 66.7%. Denominators are predicted positives and actual positives respectively.</w:t>
+      <w:pPr>
+        <w:spacing w:line="336" w:lineRule="auto" w:after="180"/>
+      </w:pPr>
+      <w:r>
+        <w:rPr>
+          <w:b w:val="0"/>
+        </w:rPr>
+        <w:t xml:space="preserve">Compute </w:t>
+      </w:r>
+      <w:r>
+        <w:rPr>
+          <w:b/>
+        </w:rPr>
+        <w:t>precision</w:t>
+      </w:r>
+      <w:r>
+        <w:rPr>
+          <w:b w:val="0"/>
+        </w:rPr>
+        <w:t xml:space="preserve"> and </w:t>
+      </w:r>
+      <w:r>
+        <w:rPr>
+          <w:b/>
+        </w:rPr>
+        <w:t>recall</w:t>
+      </w:r>
+      <w:r>
+        <w:rPr>
+          <w:b w:val="0"/>
+        </w:rPr>
+        <w:t>.</w:t>
+      </w:r>
+    </w:p>
+    <w:p>
+      <w:pPr>
+        <w:spacing w:line="336" w:lineRule="auto" w:after="180"/>
+      </w:pPr>
+      <w:r>
+        <w:rPr>
+          <w:b/>
+        </w:rPr>
+        <w:t>Precision</w:t>
+      </w:r>
+      <w:r>
+        <w:rPr>
+          <w:b w:val="0"/>
+        </w:rPr>
+        <w:t>=8/10=</w:t>
+      </w:r>
+      <w:r>
+        <w:rPr>
+          <w:b/>
+        </w:rPr>
+        <w:t>80%</w:t>
+      </w:r>
+      <w:r>
+        <w:rPr>
+          <w:b w:val="0"/>
+        </w:rPr>
+        <w:t xml:space="preserve">; </w:t>
+      </w:r>
+      <w:r>
+        <w:rPr>
+          <w:b/>
+        </w:rPr>
+        <w:t>recall</w:t>
+      </w:r>
+      <w:r>
+        <w:rPr>
+          <w:b w:val="0"/>
+        </w:rPr>
+        <w:t xml:space="preserve">=8/12 about 66.7%. </w:t>
+      </w:r>
+      <w:r>
+        <w:rPr>
+          <w:b/>
+        </w:rPr>
+        <w:t>Denominator</w:t>
+      </w:r>
+      <w:r>
+        <w:rPr>
+          <w:b w:val="0"/>
+        </w:rPr>
+        <w:t>s are predicted positives and actual positives respectively.</w:t>
       </w:r>
     </w:p>
     <w:p>
@@ -3243,6 +5900,11 @@
       </w:r>
     </w:p>
     <w:p>
+      <w:r>
+        <w:t>Attempt the reserved new case before feedback. Record support; the earlier examples below remain additional practice.</w:t>
+      </w:r>
+    </w:p>
+    <w:p>
       <w:pPr>
         <w:pStyle w:val="Heading3"/>
       </w:pPr>
@@ -3251,8 +5913,38 @@
       </w:r>
     </w:p>
     <w:p>
-      <w:r>
-        <w:t>Use [[8, 2],[3, 6]]. Give TP, FP, FN, precision, recall and accuracy.</w:t>
+      <w:pPr>
+        <w:spacing w:line="336" w:lineRule="auto" w:after="180"/>
+      </w:pPr>
+      <w:r>
+        <w:rPr>
+          <w:b w:val="0"/>
+        </w:rPr>
+        <w:t xml:space="preserve">Use [[8, 2],[3, 6]]. Give TP, FP, FN, </w:t>
+      </w:r>
+      <w:r>
+        <w:rPr>
+          <w:b/>
+        </w:rPr>
+        <w:t>precision</w:t>
+      </w:r>
+      <w:r>
+        <w:rPr>
+          <w:b w:val="0"/>
+        </w:rPr>
+        <w:t xml:space="preserve">, </w:t>
+      </w:r>
+      <w:r>
+        <w:rPr>
+          <w:b/>
+        </w:rPr>
+        <w:t>recall</w:t>
+      </w:r>
+      <w:r>
+        <w:rPr>
+          <w:b w:val="0"/>
+        </w:rPr>
+        <w:t xml:space="preserve"> and accuracy.</w:t>
       </w:r>
     </w:p>
     <w:p>
@@ -3299,7 +5991,13 @@
       </w:r>
     </w:p>
     <w:p>
-      <w:r>
+      <w:pPr>
+        <w:spacing w:line="336" w:lineRule="auto" w:after="180"/>
+      </w:pPr>
+      <w:r>
+        <w:rPr>
+          <w:b w:val="0"/>
+        </w:rPr>
         <w:t>Attempt this case before feedback. Record any help. Earlier examples below are further practice; a case already practised with feedback cannot establish fresh transfer.</w:t>
       </w:r>
     </w:p>
@@ -3312,18 +6010,78 @@
       </w:r>
     </w:p>
     <w:p>
-      <w:r>
+      <w:pPr>
+        <w:spacing w:line="336" w:lineRule="auto" w:after="180"/>
+      </w:pPr>
+      <w:r>
+        <w:rPr>
+          <w:b w:val="0"/>
+        </w:rPr>
         <w:t>Close the worked explanation. Apply the idea to this different question without copying.</w:t>
       </w:r>
     </w:p>
     <w:p>
-      <w:r>
-        <w:t>With disease positive, TP=6, FP=2 and FN=4. Calculate precision and recall, showing both denominators.</w:t>
-      </w:r>
-    </w:p>
-    <w:p>
-      <w:r>
-        <w:t>My answer, with a trace, calculation or supporting evidence</w:t>
+      <w:pPr>
+        <w:spacing w:line="336" w:lineRule="auto" w:after="180"/>
+      </w:pPr>
+      <w:r>
+        <w:rPr>
+          <w:b w:val="0"/>
+        </w:rPr>
+        <w:t xml:space="preserve">With disease positive, TP=6, FP=2 and FN=4. Calculate </w:t>
+      </w:r>
+      <w:r>
+        <w:rPr>
+          <w:b/>
+        </w:rPr>
+        <w:t>precision</w:t>
+      </w:r>
+      <w:r>
+        <w:rPr>
+          <w:b w:val="0"/>
+        </w:rPr>
+        <w:t xml:space="preserve"> and </w:t>
+      </w:r>
+      <w:r>
+        <w:rPr>
+          <w:b/>
+        </w:rPr>
+        <w:t>recall</w:t>
+      </w:r>
+      <w:r>
+        <w:rPr>
+          <w:b w:val="0"/>
+        </w:rPr>
+        <w:t xml:space="preserve">, showing both </w:t>
+      </w:r>
+      <w:r>
+        <w:rPr>
+          <w:b/>
+        </w:rPr>
+        <w:t>denominator</w:t>
+      </w:r>
+      <w:r>
+        <w:rPr>
+          <w:b w:val="0"/>
+        </w:rPr>
+        <w:t>s.</w:t>
+      </w:r>
+    </w:p>
+    <w:p>
+      <w:pPr>
+        <w:spacing w:line="336" w:lineRule="auto" w:after="180"/>
+      </w:pPr>
+      <w:r>
+        <w:rPr>
+          <w:b w:val="0"/>
+        </w:rPr>
+        <w:t xml:space="preserve">My answer, with a trace, calculation or supporting </w:t>
+      </w:r>
+      <w:r>
+        <w:rPr>
+          <w:b/>
+        </w:rPr>
+        <w:t>evidence</w:t>
       </w:r>
     </w:p>
     <w:p>
@@ -3368,13 +6126,49 @@
       </w:r>
     </w:p>
     <w:p>
-      <w:r>
-        <w:t>Change one relevant detail. Predict the result before testing. Include a boundary or missing-information case when it helps reveal a limit.</w:t>
-      </w:r>
-    </w:p>
-    <w:p>
-      <w:r>
-        <w:t>My changed input and expected result</w:t>
+      <w:pPr>
+        <w:spacing w:line="336" w:lineRule="auto" w:after="180"/>
+      </w:pPr>
+      <w:r>
+        <w:rPr>
+          <w:b w:val="0"/>
+        </w:rPr>
+        <w:t xml:space="preserve">Change one relevant detail. Predict the result before testing. Include a boundary or </w:t>
+      </w:r>
+      <w:r>
+        <w:rPr>
+          <w:b/>
+        </w:rPr>
+        <w:t>miss</w:t>
+      </w:r>
+      <w:r>
+        <w:rPr>
+          <w:b w:val="0"/>
+        </w:rPr>
+        <w:t>ing-information case when it helps reveal a limit.</w:t>
+      </w:r>
+    </w:p>
+    <w:p>
+      <w:pPr>
+        <w:spacing w:line="336" w:lineRule="auto" w:after="180"/>
+      </w:pPr>
+      <w:r>
+        <w:rPr>
+          <w:b w:val="0"/>
+        </w:rPr>
+        <w:t xml:space="preserve">My changed </w:t>
+      </w:r>
+      <w:r>
+        <w:rPr>
+          <w:b/>
+        </w:rPr>
+        <w:t>input</w:t>
+      </w:r>
+      <w:r>
+        <w:rPr>
+          <w:b w:val="0"/>
+        </w:rPr>
+        <w:t xml:space="preserve"> and expected result</w:t>
       </w:r>
     </w:p>
     <w:p>
@@ -3419,13 +6213,37 @@
       </w:r>
     </w:p>
     <w:p>
-      <w:r>
+      <w:pPr>
+        <w:spacing w:line="336" w:lineRule="auto" w:after="180"/>
+      </w:pPr>
+      <w:r>
+        <w:rPr>
+          <w:b w:val="0"/>
+        </w:rPr>
         <w:t>Set a Plant Classifier review threshold and explain which error type it prioritizes and who makes the final decision.</w:t>
       </w:r>
     </w:p>
     <w:p>
-      <w:r>
-        <w:t>The evidence I will keep</w:t>
+      <w:pPr>
+        <w:spacing w:line="336" w:lineRule="auto" w:after="180"/>
+      </w:pPr>
+      <w:r>
+        <w:rPr>
+          <w:b w:val="0"/>
+        </w:rPr>
+        <w:t xml:space="preserve">The </w:t>
+      </w:r>
+      <w:r>
+        <w:rPr>
+          <w:b/>
+        </w:rPr>
+        <w:t>evidence</w:t>
+      </w:r>
+      <w:r>
+        <w:rPr>
+          <w:b w:val="0"/>
+        </w:rPr>
+        <w:t xml:space="preserve"> I will keep</w:t>
       </w:r>
     </w:p>
     <w:p>
@@ -3462,8 +6280,26 @@
       </w:r>
     </w:p>
     <w:p>
-      <w:r>
-        <w:t>Your teacher has the independent answer and scoring criteria. Complete the matching workbook week to keep your practice evidence together.</w:t>
+      <w:pPr>
+        <w:spacing w:line="336" w:lineRule="auto" w:after="180"/>
+      </w:pPr>
+      <w:r>
+        <w:rPr>
+          <w:b w:val="0"/>
+        </w:rPr>
+        <w:t xml:space="preserve">Your teacher has the independent answer and scoring criteria. Complete the matching workbook week to keep your practice </w:t>
+      </w:r>
+      <w:r>
+        <w:rPr>
+          <w:b/>
+        </w:rPr>
+        <w:t>evidence</w:t>
+      </w:r>
+      <w:r>
+        <w:rPr>
+          <w:b w:val="0"/>
+        </w:rPr>
+        <w:t xml:space="preserve"> together.</w:t>
       </w:r>
     </w:p>
     <w:p>
@@ -3475,8 +6311,51 @@
       </w:r>
     </w:p>
     <w:p>
-      <w:r>
-        <w:t>TP=9,FP=3,FN=6,TN=12. Compute precision and recall. What happens to precision when a system predicts no positives?</w:t>
+      <w:pPr>
+        <w:spacing w:line="336" w:lineRule="auto" w:after="180"/>
+        <w:shd w:fill="F5F1FB"/>
+      </w:pPr>
+      <w:r>
+        <w:rPr>
+          <w:b w:val="0"/>
+        </w:rPr>
+        <w:t xml:space="preserve">TP=9,FP=3,FN=6,TN=12. Compute </w:t>
+      </w:r>
+      <w:r>
+        <w:rPr>
+          <w:b/>
+        </w:rPr>
+        <w:t>precision</w:t>
+      </w:r>
+      <w:r>
+        <w:rPr>
+          <w:b w:val="0"/>
+        </w:rPr>
+        <w:t xml:space="preserve"> and </w:t>
+      </w:r>
+      <w:r>
+        <w:rPr>
+          <w:b/>
+        </w:rPr>
+        <w:t>recall</w:t>
+      </w:r>
+      <w:r>
+        <w:rPr>
+          <w:b w:val="0"/>
+        </w:rPr>
+        <w:t xml:space="preserve">. What happens to </w:t>
+      </w:r>
+      <w:r>
+        <w:rPr>
+          <w:b/>
+        </w:rPr>
+        <w:t>precision</w:t>
+      </w:r>
+      <w:r>
+        <w:rPr>
+          <w:b w:val="0"/>
+        </w:rPr>
+        <w:t xml:space="preserve"> when a system predicts no positives?</w:t>
       </w:r>
     </w:p>
     <w:p>
@@ -3531,8 +6410,25 @@
       </w:r>
     </w:p>
     <w:p>
-      <w:r>
-        <w:t>Attempt the independent case before hints. Record whether you worked alone, used a hint or followed a model. After feedback, fix the first unsupported step and explain why it changed. A later check uses a changed case, not a copied answer.</w:t>
+      <w:pPr>
+        <w:spacing w:line="336" w:lineRule="auto" w:after="180"/>
+      </w:pPr>
+      <w:r>
+        <w:rPr>
+          <w:b w:val="0"/>
+        </w:rPr>
+        <w:t>Attempt the independent case before hints. Record whether you worked alone, used a hint or followed a model. After feedback, fix the first unsupported step and explain why it changed.</w:t>
+      </w:r>
+    </w:p>
+    <w:p>
+      <w:pPr>
+        <w:spacing w:line="336" w:lineRule="auto" w:after="180"/>
+      </w:pPr>
+      <w:r>
+        <w:rPr>
+          <w:b w:val="0"/>
+        </w:rPr>
+        <w:t>A later check uses a changed case, not a copied answer.</w:t>
       </w:r>
     </w:p>
     <w:p>
@@ -3545,7 +6441,54 @@
     </w:p>
     <w:p>
       <w:r>
-        <w:t>Start with this question: Put precision and recall denominators on the picture instead of memorising names.</w:t>
+        <w:t>Use this map to navigate Precision and Recall, connect the goals to tasks and keep one evidence record for each attempt.</w:t>
+      </w:r>
+    </w:p>
+    <w:p>
+      <w:pPr>
+        <w:spacing w:line="336" w:lineRule="auto" w:after="180"/>
+      </w:pPr>
+      <w:r>
+        <w:rPr>
+          <w:b w:val="0"/>
+        </w:rPr>
+        <w:t xml:space="preserve">Start with this question: Put </w:t>
+      </w:r>
+      <w:r>
+        <w:rPr>
+          <w:b/>
+        </w:rPr>
+        <w:t>precision</w:t>
+      </w:r>
+      <w:r>
+        <w:rPr>
+          <w:b w:val="0"/>
+        </w:rPr>
+        <w:t xml:space="preserve"> and </w:t>
+      </w:r>
+      <w:r>
+        <w:rPr>
+          <w:b/>
+        </w:rPr>
+        <w:t>recall</w:t>
+      </w:r>
+      <w:r>
+        <w:rPr>
+          <w:b w:val="0"/>
+        </w:rPr>
+        <w:t xml:space="preserve"> </w:t>
+      </w:r>
+      <w:r>
+        <w:rPr>
+          <w:b/>
+        </w:rPr>
+        <w:t>denominator</w:t>
+      </w:r>
+      <w:r>
+        <w:rPr>
+          <w:b w:val="0"/>
+        </w:rPr>
+        <w:t>s on the picture instead of memorising names.</w:t>
       </w:r>
     </w:p>
     <w:tbl>
@@ -3651,13 +6594,61 @@
       </w:tr>
     </w:tbl>
     <w:p>
-      <w:r>
-        <w:t>Remember → watch and explain → try with help → investigate → try independently → keep project evidence. Your teacher may spread this lesson across several classes.</w:t>
-      </w:r>
-    </w:p>
-    <w:p>
-      <w:r>
-        <w:t>Keep your first prediction. Compare it with what the evidence shows and explain any change.</w:t>
+      <w:pPr>
+        <w:spacing w:line="336" w:lineRule="auto" w:after="180"/>
+      </w:pPr>
+      <w:r>
+        <w:rPr>
+          <w:b w:val="0"/>
+        </w:rPr>
+        <w:t xml:space="preserve">Remember → watch and explain → try with help → investigate → try independently → keep project </w:t>
+      </w:r>
+      <w:r>
+        <w:rPr>
+          <w:b/>
+        </w:rPr>
+        <w:t>evidence</w:t>
+      </w:r>
+      <w:r>
+        <w:rPr>
+          <w:b w:val="0"/>
+        </w:rPr>
+        <w:t>. Your teacher may spread this lesson across several classes.</w:t>
+      </w:r>
+    </w:p>
+    <w:p>
+      <w:pPr>
+        <w:spacing w:line="336" w:lineRule="auto" w:after="180"/>
+      </w:pPr>
+      <w:r>
+        <w:rPr>
+          <w:b w:val="0"/>
+        </w:rPr>
+        <w:t xml:space="preserve">Keep your first </w:t>
+      </w:r>
+      <w:r>
+        <w:rPr>
+          <w:b/>
+        </w:rPr>
+        <w:t>prediction</w:t>
+      </w:r>
+      <w:r>
+        <w:rPr>
+          <w:b w:val="0"/>
+        </w:rPr>
+        <w:t xml:space="preserve">. Compare it with what the </w:t>
+      </w:r>
+      <w:r>
+        <w:rPr>
+          <w:b/>
+        </w:rPr>
+        <w:t>evidence</w:t>
+      </w:r>
+      <w:r>
+        <w:rPr>
+          <w:b w:val="0"/>
+        </w:rPr>
+        <w:t xml:space="preserve"> shows and explain any change.</w:t>
       </w:r>
     </w:p>
     <w:p>
@@ -3670,7 +6661,30 @@
     </w:p>
     <w:p>
       <w:r>
-        <w:t>Close your notes. Explain this goal in your own words: Choose the denominator that answers the question</w:t>
+        <w:t>Explain Precision and Recall without notes, identify a remaining question and plan a later check with a changed case.</w:t>
+      </w:r>
+    </w:p>
+    <w:p>
+      <w:pPr>
+        <w:spacing w:line="336" w:lineRule="auto" w:after="180"/>
+      </w:pPr>
+      <w:r>
+        <w:rPr>
+          <w:b w:val="0"/>
+        </w:rPr>
+        <w:t xml:space="preserve">Close your notes. Explain this goal in your own words: Choose the </w:t>
+      </w:r>
+      <w:r>
+        <w:rPr>
+          <w:b/>
+        </w:rPr>
+        <w:t>denominator</w:t>
+      </w:r>
+      <w:r>
+        <w:rPr>
+          <w:b w:val="0"/>
+        </w:rPr>
+        <w:t xml:space="preserve"> that answers the question</w:t>
       </w:r>
     </w:p>
     <w:p>
@@ -3707,13 +6721,61 @@
       </w:r>
     </w:p>
     <w:p>
-      <w:r>
-        <w:t>If you are unsure, return to the worked picture and explain one arrow. If you are ready, change an input or assumption and justify your prediction.</w:t>
-      </w:r>
-    </w:p>
-    <w:p>
-      <w:r>
-        <w:t>Save your workbook evidence. At the next review, try a different case before opening your old answer.</w:t>
+      <w:pPr>
+        <w:spacing w:line="336" w:lineRule="auto" w:after="180"/>
+      </w:pPr>
+      <w:r>
+        <w:rPr>
+          <w:b w:val="0"/>
+        </w:rPr>
+        <w:t xml:space="preserve">If you are unsure, return to the worked picture and explain one arrow. If you are ready, change an </w:t>
+      </w:r>
+      <w:r>
+        <w:rPr>
+          <w:b/>
+        </w:rPr>
+        <w:t>input</w:t>
+      </w:r>
+      <w:r>
+        <w:rPr>
+          <w:b w:val="0"/>
+        </w:rPr>
+        <w:t xml:space="preserve"> or assumption and justify your </w:t>
+      </w:r>
+      <w:r>
+        <w:rPr>
+          <w:b/>
+        </w:rPr>
+        <w:t>prediction</w:t>
+      </w:r>
+      <w:r>
+        <w:rPr>
+          <w:b w:val="0"/>
+        </w:rPr>
+        <w:t>.</w:t>
+      </w:r>
+    </w:p>
+    <w:p>
+      <w:pPr>
+        <w:spacing w:line="336" w:lineRule="auto" w:after="180"/>
+      </w:pPr>
+      <w:r>
+        <w:rPr>
+          <w:b w:val="0"/>
+        </w:rPr>
+        <w:t xml:space="preserve">Save your workbook </w:t>
+      </w:r>
+      <w:r>
+        <w:rPr>
+          <w:b/>
+        </w:rPr>
+        <w:t>evidence</w:t>
+      </w:r>
+      <w:r>
+        <w:rPr>
+          <w:b w:val="0"/>
+        </w:rPr>
+        <w:t>. At the next review, try a different case before opening your old answer.</w:t>
       </w:r>
     </w:p>
     <w:p>
@@ -3726,12 +6788,65 @@
     </w:p>
     <w:p>
       <w:r>
+        <w:t>Attempt supported questions before using hints or feedback. Review a missing building block, then keep the completed work.</w:t>
+      </w:r>
+    </w:p>
+    <w:p>
+      <w:pPr>
+        <w:spacing w:line="336" w:lineRule="auto" w:after="180"/>
+      </w:pPr>
+      <w:r>
+        <w:rPr>
+          <w:b w:val="0"/>
+        </w:rPr>
         <w:t>Use this supported practice once, in the browser or on paper. Keep the reserved independent assessment for a separate first attempt before teacher feedback.</w:t>
       </w:r>
     </w:p>
     <w:p>
-      <w:r>
-        <w:t>Put precision and recall denominators on the picture instead of memorising names.</w:t>
+      <w:pPr>
+        <w:spacing w:line="336" w:lineRule="auto" w:after="180"/>
+      </w:pPr>
+      <w:r>
+        <w:rPr>
+          <w:b w:val="0"/>
+        </w:rPr>
+        <w:t xml:space="preserve">Put </w:t>
+      </w:r>
+      <w:r>
+        <w:rPr>
+          <w:b/>
+        </w:rPr>
+        <w:t>precision</w:t>
+      </w:r>
+      <w:r>
+        <w:rPr>
+          <w:b w:val="0"/>
+        </w:rPr>
+        <w:t xml:space="preserve"> and </w:t>
+      </w:r>
+      <w:r>
+        <w:rPr>
+          <w:b/>
+        </w:rPr>
+        <w:t>recall</w:t>
+      </w:r>
+      <w:r>
+        <w:rPr>
+          <w:b w:val="0"/>
+        </w:rPr>
+        <w:t xml:space="preserve"> </w:t>
+      </w:r>
+      <w:r>
+        <w:rPr>
+          <w:b/>
+        </w:rPr>
+        <w:t>denominator</w:t>
+      </w:r>
+      <w:r>
+        <w:rPr>
+          <w:b w:val="0"/>
+        </w:rPr>
+        <w:t>s on the picture instead of memorising names.</w:t>
       </w:r>
     </w:p>
     <w:p>
@@ -3743,22 +6858,73 @@
       </w:r>
     </w:p>
     <w:p>
-      <w:r>
-        <w:t>Which labelled step matches this detail? Precision asks how reliable flags are; recall asks how many spotted leaves were caught.</w:t>
-      </w:r>
-    </w:p>
-    <w:p>
-      <w:r>
+      <w:pPr>
+        <w:spacing w:line="336" w:lineRule="auto" w:after="180"/>
+      </w:pPr>
+      <w:r>
+        <w:rPr>
+          <w:b w:val="0"/>
+        </w:rPr>
+        <w:t xml:space="preserve">Which labelled step matches this detail? </w:t>
+      </w:r>
+      <w:r>
+        <w:rPr>
+          <w:b/>
+        </w:rPr>
+        <w:t>Precision</w:t>
+      </w:r>
+      <w:r>
+        <w:rPr>
+          <w:b w:val="0"/>
+        </w:rPr>
+        <w:t xml:space="preserve"> asks how reliable flags are; </w:t>
+      </w:r>
+      <w:r>
+        <w:rPr>
+          <w:b/>
+        </w:rPr>
+        <w:t>recall</w:t>
+      </w:r>
+      <w:r>
+        <w:rPr>
+          <w:b w:val="0"/>
+        </w:rPr>
+        <w:t xml:space="preserve"> asks how many spotted leaves were caught.</w:t>
+      </w:r>
+    </w:p>
+    <w:p>
+      <w:pPr>
+        <w:spacing w:line="336" w:lineRule="auto" w:after="180"/>
+        <w:shd w:fill="F4F9FC"/>
+      </w:pPr>
+      <w:r>
+        <w:rPr>
+          <w:b w:val="0"/>
+        </w:rPr>
         <w:t>1. Predicted positives</w:t>
       </w:r>
     </w:p>
     <w:p>
-      <w:r>
+      <w:pPr>
+        <w:spacing w:line="336" w:lineRule="auto" w:after="180"/>
+        <w:shd w:fill="F4F9FC"/>
+      </w:pPr>
+      <w:r>
+        <w:rPr>
+          <w:b w:val="0"/>
+        </w:rPr>
         <w:t>2. Actual positives</w:t>
       </w:r>
     </w:p>
     <w:p>
-      <w:r>
+      <w:pPr>
+        <w:spacing w:line="336" w:lineRule="auto" w:after="180"/>
+        <w:shd w:fill="F4F9FC"/>
+      </w:pPr>
+      <w:r>
+        <w:rPr>
+          <w:b w:val="0"/>
+        </w:rPr>
         <w:t>3. Keep goals separate</w:t>
       </w:r>
     </w:p>
@@ -3796,41 +6962,257 @@
       </w:r>
     </w:p>
     <w:p>
-      <w:r>
+      <w:pPr>
+        <w:pStyle w:val="Heading3"/>
+      </w:pPr>
+      <w:r>
+        <w:t>Hint · try first</w:t>
+      </w:r>
+    </w:p>
+    <w:p>
+      <w:pPr>
+        <w:spacing w:line="336" w:lineRule="auto" w:after="180"/>
+        <w:shd w:fill="F1F6F8"/>
+      </w:pPr>
+      <w:r>
+        <w:rPr>
+          <w:b w:val="0"/>
+        </w:rPr>
         <w:t>Hint if needed: Read the steps in the pictorial case. Match the supplied detail to the stage that performs or records it.</w:t>
       </w:r>
     </w:p>
     <w:p>
-      <w:r>
-        <w:t>After your attempt, compare with the supported explanation: Keep goals separate Precision asks how reliable flags are; recall asks how many spotted leaves were caught. Read the picture in order. Precision asks how reliable flags are; recall asks how many spotted leaves were caught. The arrows show which recorded input or intermediate result each decision uses. Explain the deciding step aloud before checking the changed case; pointing to the final answer alone does not show how it follows.</w:t>
-      </w:r>
-    </w:p>
-    <w:p>
       <w:pPr>
         <w:pStyle w:val="Heading3"/>
       </w:pPr>
       <w:r>
+        <w:t>Feedback · compare after trying</w:t>
+      </w:r>
+    </w:p>
+    <w:p>
+      <w:pPr>
+        <w:spacing w:line="336" w:lineRule="auto" w:after="180"/>
+        <w:shd w:fill="F1F6FC"/>
+      </w:pPr>
+      <w:r>
+        <w:rPr>
+          <w:b w:val="0"/>
+        </w:rPr>
+        <w:t xml:space="preserve">After your attempt, compare with the supported explanation: Keep goals separate </w:t>
+      </w:r>
+      <w:r>
+        <w:rPr>
+          <w:b/>
+        </w:rPr>
+        <w:t>Precision</w:t>
+      </w:r>
+      <w:r>
+        <w:rPr>
+          <w:b w:val="0"/>
+        </w:rPr>
+        <w:t xml:space="preserve"> asks how reliable flags are; </w:t>
+      </w:r>
+      <w:r>
+        <w:rPr>
+          <w:b/>
+        </w:rPr>
+        <w:t>recall</w:t>
+      </w:r>
+      <w:r>
+        <w:rPr>
+          <w:b w:val="0"/>
+        </w:rPr>
+        <w:t xml:space="preserve"> asks how many spotted leaves were caught. Read the picture in order.</w:t>
+      </w:r>
+    </w:p>
+    <w:p>
+      <w:pPr>
+        <w:spacing w:line="336" w:lineRule="auto" w:after="180"/>
+        <w:shd w:fill="F1F6FC"/>
+      </w:pPr>
+      <w:r>
+        <w:rPr>
+          <w:b/>
+        </w:rPr>
+        <w:t>Precision</w:t>
+      </w:r>
+      <w:r>
+        <w:rPr>
+          <w:b w:val="0"/>
+        </w:rPr>
+        <w:t xml:space="preserve"> asks how reliable flags are; </w:t>
+      </w:r>
+      <w:r>
+        <w:rPr>
+          <w:b/>
+        </w:rPr>
+        <w:t>recall</w:t>
+      </w:r>
+      <w:r>
+        <w:rPr>
+          <w:b w:val="0"/>
+        </w:rPr>
+        <w:t xml:space="preserve"> asks how many spotted leaves were caught. The arrows show which recorded </w:t>
+      </w:r>
+      <w:r>
+        <w:rPr>
+          <w:b/>
+        </w:rPr>
+        <w:t>input</w:t>
+      </w:r>
+      <w:r>
+        <w:rPr>
+          <w:b w:val="0"/>
+        </w:rPr>
+        <w:t xml:space="preserve"> or intermediate result each decision uses.</w:t>
+      </w:r>
+    </w:p>
+    <w:p>
+      <w:pPr>
+        <w:spacing w:line="336" w:lineRule="auto" w:after="180"/>
+        <w:shd w:fill="F1F6FC"/>
+      </w:pPr>
+      <w:r>
+        <w:rPr>
+          <w:b w:val="0"/>
+        </w:rPr>
+        <w:t>Explain the deciding step aloud before checking the changed case; pointing to the final answer alone does not show how it follows.</w:t>
+      </w:r>
+    </w:p>
+    <w:p>
+      <w:pPr>
+        <w:pStyle w:val="Heading3"/>
+      </w:pPr>
+      <w:r>
         <w:t>Practice 2: explain the deciding evidence</w:t>
       </w:r>
     </w:p>
     <w:p>
-      <w:r>
+      <w:pPr>
+        <w:pStyle w:val="Heading3"/>
+      </w:pPr>
+      <w:r>
+        <w:t>Changed case · predict first</w:t>
+      </w:r>
+    </w:p>
+    <w:p>
+      <w:pPr>
+        <w:spacing w:line="336" w:lineRule="auto" w:after="180"/>
+        <w:shd w:fill="F5F1FB"/>
+      </w:pPr>
+      <w:r>
+        <w:rPr>
+          <w:b w:val="0"/>
+        </w:rPr>
         <w:t>Changed-case practice: Correct two false negatives into true positives. Which conclusion is supported by the supplied facts?</w:t>
       </w:r>
     </w:p>
     <w:p>
-      <w:r>
-        <w:t>1. We can decide the result without examining the changed input or the procedure.</w:t>
-      </w:r>
-    </w:p>
-    <w:p>
-      <w:r>
-        <w:t>2. This one example guarantees correct results for every future input.</w:t>
-      </w:r>
-    </w:p>
-    <w:p>
-      <w:r>
-        <w:t>3. Precision becomes8/10=80%; recall becomes8/10=80%.</w:t>
+      <w:pPr>
+        <w:spacing w:line="336" w:lineRule="auto" w:after="180"/>
+        <w:shd w:fill="F4F9FC"/>
+      </w:pPr>
+      <w:r>
+        <w:rPr>
+          <w:b w:val="0"/>
+        </w:rPr>
+        <w:t xml:space="preserve">1. We can decide the result without examining the changed </w:t>
+      </w:r>
+      <w:r>
+        <w:rPr>
+          <w:b/>
+        </w:rPr>
+        <w:t>input</w:t>
+      </w:r>
+      <w:r>
+        <w:rPr>
+          <w:b w:val="0"/>
+        </w:rPr>
+        <w:t xml:space="preserve"> or the procedure.</w:t>
+      </w:r>
+    </w:p>
+    <w:p>
+      <w:pPr>
+        <w:spacing w:line="336" w:lineRule="auto" w:after="180"/>
+        <w:shd w:fill="F4F9FC"/>
+      </w:pPr>
+      <w:r>
+        <w:rPr>
+          <w:b w:val="0"/>
+        </w:rPr>
+        <w:t xml:space="preserve">2. This one example guarantees correct results for every future </w:t>
+      </w:r>
+      <w:r>
+        <w:rPr>
+          <w:b/>
+        </w:rPr>
+        <w:t>input</w:t>
+      </w:r>
+      <w:r>
+        <w:rPr>
+          <w:b w:val="0"/>
+        </w:rPr>
+        <w:t>.</w:t>
+      </w:r>
+    </w:p>
+    <w:p>
+      <w:pPr>
+        <w:spacing w:line="336" w:lineRule="auto" w:after="180"/>
+        <w:shd w:fill="F4F9FC"/>
+      </w:pPr>
+      <w:r>
+        <w:rPr>
+          <w:b w:val="0"/>
+        </w:rPr>
+        <w:t xml:space="preserve">3. </w:t>
+      </w:r>
+      <w:r>
+        <w:rPr>
+          <w:b/>
+        </w:rPr>
+        <w:t>Precision</w:t>
+      </w:r>
+      <w:r>
+        <w:rPr>
+          <w:b w:val="0"/>
+        </w:rPr>
+        <w:t xml:space="preserve"> becomes8/10=</w:t>
+      </w:r>
+      <w:r>
+        <w:rPr>
+          <w:b/>
+        </w:rPr>
+        <w:t>80%</w:t>
+      </w:r>
+      <w:r>
+        <w:rPr>
+          <w:b w:val="0"/>
+        </w:rPr>
+        <w:t xml:space="preserve">; </w:t>
+      </w:r>
+      <w:r>
+        <w:rPr>
+          <w:b/>
+        </w:rPr>
+        <w:t>recall</w:t>
+      </w:r>
+      <w:r>
+        <w:rPr>
+          <w:b w:val="0"/>
+        </w:rPr>
+        <w:t xml:space="preserve"> becomes8/10=</w:t>
+      </w:r>
+      <w:r>
+        <w:rPr>
+          <w:b/>
+        </w:rPr>
+        <w:t>80%</w:t>
+      </w:r>
+      <w:r>
+        <w:rPr>
+          <w:b w:val="0"/>
+        </w:rPr>
+        <w:t>.</w:t>
       </w:r>
     </w:p>
     <w:p>
@@ -3867,36 +7249,249 @@
       </w:r>
     </w:p>
     <w:p>
-      <w:r>
+      <w:pPr>
+        <w:pStyle w:val="Heading3"/>
+      </w:pPr>
+      <w:r>
+        <w:t>Hint · try first</w:t>
+      </w:r>
+    </w:p>
+    <w:p>
+      <w:pPr>
+        <w:spacing w:line="336" w:lineRule="auto" w:after="180"/>
+        <w:shd w:fill="F1F6F8"/>
+      </w:pPr>
+      <w:r>
+        <w:rPr>
+          <w:b w:val="0"/>
+        </w:rPr>
         <w:t>Hint if needed: Use the changed condition and the deciding step in the pictorial trace. The answer must say what follows from those facts.</w:t>
       </w:r>
     </w:p>
     <w:p>
-      <w:r>
-        <w:t>After your attempt, compare with the supported explanation: Precision becomes8/10=80%; recall becomes8/10=80%. TP becomes8 and FN 2; FP remains2, so the two denominators happen to equal10.</w:t>
-      </w:r>
-    </w:p>
-    <w:p>
       <w:pPr>
         <w:pStyle w:val="Heading3"/>
       </w:pPr>
       <w:r>
+        <w:t>Feedback · compare after trying</w:t>
+      </w:r>
+    </w:p>
+    <w:p>
+      <w:pPr>
+        <w:spacing w:line="336" w:lineRule="auto" w:after="180"/>
+        <w:shd w:fill="F1F6FC"/>
+      </w:pPr>
+      <w:r>
+        <w:rPr>
+          <w:b w:val="0"/>
+        </w:rPr>
+        <w:t xml:space="preserve">After your attempt, compare with the supported explanation: </w:t>
+      </w:r>
+      <w:r>
+        <w:rPr>
+          <w:b/>
+        </w:rPr>
+        <w:t>Precision</w:t>
+      </w:r>
+      <w:r>
+        <w:rPr>
+          <w:b w:val="0"/>
+        </w:rPr>
+        <w:t xml:space="preserve"> becomes8/10=</w:t>
+      </w:r>
+      <w:r>
+        <w:rPr>
+          <w:b/>
+        </w:rPr>
+        <w:t>80%</w:t>
+      </w:r>
+      <w:r>
+        <w:rPr>
+          <w:b w:val="0"/>
+        </w:rPr>
+        <w:t xml:space="preserve">; </w:t>
+      </w:r>
+      <w:r>
+        <w:rPr>
+          <w:b/>
+        </w:rPr>
+        <w:t>recall</w:t>
+      </w:r>
+      <w:r>
+        <w:rPr>
+          <w:b w:val="0"/>
+        </w:rPr>
+        <w:t xml:space="preserve"> becomes8/10=</w:t>
+      </w:r>
+      <w:r>
+        <w:rPr>
+          <w:b/>
+        </w:rPr>
+        <w:t>80%</w:t>
+      </w:r>
+      <w:r>
+        <w:rPr>
+          <w:b w:val="0"/>
+        </w:rPr>
+        <w:t xml:space="preserve">. TP becomes8 and FN 2; FP remains2, so the two </w:t>
+      </w:r>
+      <w:r>
+        <w:rPr>
+          <w:b/>
+        </w:rPr>
+        <w:t>denominator</w:t>
+      </w:r>
+      <w:r>
+        <w:rPr>
+          <w:b w:val="0"/>
+        </w:rPr>
+        <w:t>s happen to equal10.</w:t>
+      </w:r>
+    </w:p>
+    <w:p>
+      <w:pPr>
+        <w:pStyle w:val="Heading3"/>
+      </w:pPr>
+      <w:r>
         <w:t>Repair a missing building block</w:t>
       </w:r>
     </w:p>
     <w:p>
-      <w:r>
-        <w:t>Review Accuracy and Imbalance (ai-4/16). Goal: Explain why overall accuracy can hide failure on a less common class. Short practice: Why can the 90% baseline still be unsuitable for a detection task? Point to the relevant step in the picture, then write the changed result and the rule or evidence that supports it.. Return to this week and explain what you changed.</w:t>
-      </w:r>
-    </w:p>
-    <w:p>
-      <w:r>
-        <w:t>Review Scores and Calibration Intuition (ai-4/14). Goal: Interpret calibration using groups of forecasts. Short practice: Does a calibrated 0.8 score mean every such leaf is spotted? Point to the relevant step in the picture, then write the changed result and the rule or evidence that supports it.. Return to this week and explain what you changed.</w:t>
-      </w:r>
-    </w:p>
-    <w:p>
-      <w:r>
-        <w:t>Review Decision Trees (ai-4/11). Goal: Fit a root question and leaf predictions from training examples. Short practice: Which input distinguishes the original and changed tree? Point to the relevant step in the picture, then write the changed result and the rule or evidence that supports it.. Return to this week and explain what you changed.</w:t>
+      <w:pPr>
+        <w:spacing w:line="336" w:lineRule="auto" w:after="180"/>
+      </w:pPr>
+      <w:r>
+        <w:rPr>
+          <w:b w:val="0"/>
+        </w:rPr>
+        <w:t>Review Accuracy and Imbalance (ai-4/16). Goal: Explain why overall accuracy can hide failure on a less common class. Short practice: Why can the 90% baseline still be unsuitable for a detection task?</w:t>
+      </w:r>
+    </w:p>
+    <w:p>
+      <w:pPr>
+        <w:spacing w:line="336" w:lineRule="auto" w:after="180"/>
+      </w:pPr>
+      <w:r>
+        <w:rPr>
+          <w:b w:val="0"/>
+        </w:rPr>
+        <w:t xml:space="preserve">Point to the relevant step in the picture, then write the changed result and the rule or </w:t>
+      </w:r>
+      <w:r>
+        <w:rPr>
+          <w:b/>
+        </w:rPr>
+        <w:t>evidence</w:t>
+      </w:r>
+      <w:r>
+        <w:rPr>
+          <w:b w:val="0"/>
+        </w:rPr>
+        <w:t xml:space="preserve"> that supports it.. Return to this week and explain what you changed.</w:t>
+      </w:r>
+    </w:p>
+    <w:p>
+      <w:pPr>
+        <w:spacing w:line="336" w:lineRule="auto" w:after="180"/>
+      </w:pPr>
+      <w:r>
+        <w:rPr>
+          <w:b w:val="0"/>
+        </w:rPr>
+        <w:t>Review Scores and Calibration Intuition (ai-4/14). Goal: Interpret calibration using groups of forecasts. Short practice: Does a calibrated 0.8 score mean every such leaf is spotted?</w:t>
+      </w:r>
+    </w:p>
+    <w:p>
+      <w:pPr>
+        <w:spacing w:line="336" w:lineRule="auto" w:after="180"/>
+      </w:pPr>
+      <w:r>
+        <w:rPr>
+          <w:b w:val="0"/>
+        </w:rPr>
+        <w:t xml:space="preserve">Point to the relevant step in the picture, then write the changed result and the rule or </w:t>
+      </w:r>
+      <w:r>
+        <w:rPr>
+          <w:b/>
+        </w:rPr>
+        <w:t>evidence</w:t>
+      </w:r>
+      <w:r>
+        <w:rPr>
+          <w:b w:val="0"/>
+        </w:rPr>
+        <w:t xml:space="preserve"> that supports it.. Return to this week and explain what you changed.</w:t>
+      </w:r>
+    </w:p>
+    <w:p>
+      <w:pPr>
+        <w:spacing w:line="336" w:lineRule="auto" w:after="180"/>
+      </w:pPr>
+      <w:r>
+        <w:rPr>
+          <w:b w:val="0"/>
+        </w:rPr>
+        <w:t xml:space="preserve">Review Decision Trees (ai-4/11). Goal: Fit a root question and leaf </w:t>
+      </w:r>
+      <w:r>
+        <w:rPr>
+          <w:b/>
+        </w:rPr>
+        <w:t>prediction</w:t>
+      </w:r>
+      <w:r>
+        <w:rPr>
+          <w:b w:val="0"/>
+        </w:rPr>
+        <w:t xml:space="preserve">s from </w:t>
+      </w:r>
+      <w:r>
+        <w:rPr>
+          <w:b/>
+        </w:rPr>
+        <w:t>training</w:t>
+      </w:r>
+      <w:r>
+        <w:rPr>
+          <w:b w:val="0"/>
+        </w:rPr>
+        <w:t xml:space="preserve"> examples. Short practice: Which </w:t>
+      </w:r>
+      <w:r>
+        <w:rPr>
+          <w:b/>
+        </w:rPr>
+        <w:t>input</w:t>
+      </w:r>
+      <w:r>
+        <w:rPr>
+          <w:b w:val="0"/>
+        </w:rPr>
+        <w:t xml:space="preserve"> distinguishes the original and changed tree?</w:t>
+      </w:r>
+    </w:p>
+    <w:p>
+      <w:pPr>
+        <w:spacing w:line="336" w:lineRule="auto" w:after="180"/>
+      </w:pPr>
+      <w:r>
+        <w:rPr>
+          <w:b w:val="0"/>
+        </w:rPr>
+        <w:t xml:space="preserve">Point to the relevant step in the picture, then write the changed result and the rule or </w:t>
+      </w:r>
+      <w:r>
+        <w:rPr>
+          <w:b/>
+        </w:rPr>
+        <w:t>evidence</w:t>
+      </w:r>
+      <w:r>
+        <w:rPr>
+          <w:b w:val="0"/>
+        </w:rPr>
+        <w:t xml:space="preserve"> that supports it.. Return to this week and explain what you changed.</w:t>
       </w:r>
     </w:p>
     <w:p>
@@ -3908,8 +7503,61 @@
       </w:r>
     </w:p>
     <w:p>
-      <w:r>
-        <w:t>The browser lab lets you edit the supported Python examples already included in this lesson. Predict first, run, inspect the actual output or error, change one input, then run again. Keep code, predictions, actual results and a reasoned revision together. On paper, label your result as a trace rather than an execution.</w:t>
+      <w:pPr>
+        <w:spacing w:line="336" w:lineRule="auto" w:after="180"/>
+      </w:pPr>
+      <w:r>
+        <w:rPr>
+          <w:b w:val="0"/>
+        </w:rPr>
+        <w:t xml:space="preserve">The browser lab lets you edit the supported Python examples already included in this lesson. Predict first, run, inspect the actual </w:t>
+      </w:r>
+      <w:r>
+        <w:rPr>
+          <w:b/>
+        </w:rPr>
+        <w:t>output</w:t>
+      </w:r>
+      <w:r>
+        <w:rPr>
+          <w:b w:val="0"/>
+        </w:rPr>
+        <w:t xml:space="preserve"> or error, change one </w:t>
+      </w:r>
+      <w:r>
+        <w:rPr>
+          <w:b/>
+        </w:rPr>
+        <w:t>input</w:t>
+      </w:r>
+      <w:r>
+        <w:rPr>
+          <w:b w:val="0"/>
+        </w:rPr>
+        <w:t>, then run again.</w:t>
+      </w:r>
+    </w:p>
+    <w:p>
+      <w:pPr>
+        <w:spacing w:line="336" w:lineRule="auto" w:after="180"/>
+      </w:pPr>
+      <w:r>
+        <w:rPr>
+          <w:b w:val="0"/>
+        </w:rPr>
+        <w:t xml:space="preserve">Keep code, </w:t>
+      </w:r>
+      <w:r>
+        <w:rPr>
+          <w:b/>
+        </w:rPr>
+        <w:t>prediction</w:t>
+      </w:r>
+      <w:r>
+        <w:rPr>
+          <w:b w:val="0"/>
+        </w:rPr>
+        <w:t>s, actual results and a reasoned revision together. On paper, label your result as a trace rather than an execution.</w:t>
       </w:r>
     </w:p>
     <w:p>
@@ -3921,8 +7569,902 @@
       </w:r>
     </w:p>
     <w:p>
-      <w:r>
-        <w:t>Use Download completed work in the hosted lesson to export your answers, reflections, practice feedback and code-run evidence. Open the HTML copy to read or print it. Drafts stay in this browser when storage is available; clear drafts on a shared device.</w:t>
+      <w:pPr>
+        <w:spacing w:line="336" w:lineRule="auto" w:after="180"/>
+      </w:pPr>
+      <w:r>
+        <w:rPr>
+          <w:b w:val="0"/>
+        </w:rPr>
+        <w:t xml:space="preserve">Use Download completed work in the hosted lesson to export your answers, reflections, practice feedback and code-run </w:t>
+      </w:r>
+      <w:r>
+        <w:rPr>
+          <w:b/>
+        </w:rPr>
+        <w:t>evidence</w:t>
+      </w:r>
+      <w:r>
+        <w:rPr>
+          <w:b w:val="0"/>
+        </w:rPr>
+        <w:t>. Open the HTML copy to read or print it.</w:t>
+      </w:r>
+    </w:p>
+    <w:p>
+      <w:pPr>
+        <w:spacing w:line="336" w:lineRule="auto" w:after="180"/>
+      </w:pPr>
+      <w:r>
+        <w:rPr>
+          <w:b w:val="0"/>
+        </w:rPr>
+        <w:t>Drafts stay in this browser when storage is available; clear drafts on a shared device.</w:t>
+      </w:r>
+    </w:p>
+    <w:p>
+      <w:pPr>
+        <w:pStyle w:val="Heading1"/>
+      </w:pPr>
+      <w:r>
+        <w:t>18. Visual concept journey</w:t>
+      </w:r>
+    </w:p>
+    <w:p>
+      <w:r>
+        <w:t>Explain each Precision and Recall graphic using its labels, deciding evidence and relevant limitation.</w:t>
+      </w:r>
+    </w:p>
+    <w:p>
+      <w:pPr>
+        <w:pStyle w:val="Heading3"/>
+      </w:pPr>
+      <w:r>
+        <w:t>01. Precision and Recall: the case</w:t>
+      </w:r>
+    </w:p>
+    <w:p>
+      <w:r>
+        <w:drawing>
+          <wp:inline xmlns:a="http://schemas.openxmlformats.org/drawingml/2006/main" xmlns:pic="http://schemas.openxmlformats.org/drawingml/2006/picture">
+            <wp:extent cx="5486400" cy="2840736"/>
+            <wp:docPr id="23" name="Picture 23" descr="Put precision and recall denominators on the picture instead of memorising names. Supplied facts: Positive means spotted. TP=6, FP=2, FN=4, TN=8 in twenty fictional leaves. All inputs and outcomes in this worked example are invented classroom data; no real model run is claimed."/>
+            <wp:cNvGraphicFramePr>
+              <a:graphicFrameLocks noChangeAspect="1"/>
+            </wp:cNvGraphicFramePr>
+            <a:graphic>
+              <a:graphicData uri="http://schemas.openxmlformats.org/drawingml/2006/picture">
+                <pic:pic>
+                  <pic:nvPicPr>
+                    <pic:cNvPr id="0" name="academy-story-ai-4-17-01.png"/>
+                    <pic:cNvPicPr/>
+                  </pic:nvPicPr>
+                  <pic:blipFill>
+                    <a:blip r:embed="rId30"/>
+                    <a:stretch>
+                      <a:fillRect/>
+                    </a:stretch>
+                  </pic:blipFill>
+                  <pic:spPr>
+                    <a:xfrm>
+                      <a:off x="0" y="0"/>
+                      <a:ext cx="5486400" cy="2840736"/>
+                    </a:xfrm>
+                    <a:prstGeom prst="rect"/>
+                  </pic:spPr>
+                </pic:pic>
+              </a:graphicData>
+            </a:graphic>
+          </wp:inline>
+        </w:drawing>
+      </w:r>
+    </w:p>
+    <w:p>
+      <w:pPr>
+        <w:spacing w:line="336" w:lineRule="auto" w:after="180"/>
+      </w:pPr>
+      <w:r>
+        <w:rPr>
+          <w:b w:val="0"/>
+        </w:rPr>
+        <w:t xml:space="preserve">Put </w:t>
+      </w:r>
+      <w:r>
+        <w:rPr>
+          <w:b/>
+        </w:rPr>
+        <w:t>precision</w:t>
+      </w:r>
+      <w:r>
+        <w:rPr>
+          <w:b w:val="0"/>
+        </w:rPr>
+        <w:t xml:space="preserve"> and </w:t>
+      </w:r>
+      <w:r>
+        <w:rPr>
+          <w:b/>
+        </w:rPr>
+        <w:t>recall</w:t>
+      </w:r>
+      <w:r>
+        <w:rPr>
+          <w:b w:val="0"/>
+        </w:rPr>
+        <w:t xml:space="preserve"> </w:t>
+      </w:r>
+      <w:r>
+        <w:rPr>
+          <w:b/>
+        </w:rPr>
+        <w:t>denominator</w:t>
+      </w:r>
+      <w:r>
+        <w:rPr>
+          <w:b w:val="0"/>
+        </w:rPr>
+        <w:t>s on the picture instead of memorising names. Supplied facts: Positive means spotted. TP=6, FP=2, FN=4, TN=8 in twenty fictional leaves.</w:t>
+      </w:r>
+    </w:p>
+    <w:p>
+      <w:pPr>
+        <w:spacing w:line="336" w:lineRule="auto" w:after="180"/>
+      </w:pPr>
+      <w:r>
+        <w:rPr>
+          <w:b w:val="0"/>
+        </w:rPr>
+        <w:t xml:space="preserve">All </w:t>
+      </w:r>
+      <w:r>
+        <w:rPr>
+          <w:b/>
+        </w:rPr>
+        <w:t>input</w:t>
+      </w:r>
+      <w:r>
+        <w:rPr>
+          <w:b w:val="0"/>
+        </w:rPr>
+        <w:t>s and outcomes in this worked example are invented classroom data; no real model run is claimed.</w:t>
+      </w:r>
+    </w:p>
+    <w:p>
+      <w:pPr>
+        <w:spacing w:line="336" w:lineRule="auto" w:after="180"/>
+        <w:shd w:fill="F5F1FB"/>
+      </w:pPr>
+      <w:r>
+        <w:rPr>
+          <w:b w:val="0"/>
+        </w:rPr>
+        <w:t>Point to the given fact that matters most. Explain why it matters.</w:t>
+      </w:r>
+    </w:p>
+    <w:p>
+      <w:pPr>
+        <w:pStyle w:val="Heading3"/>
+      </w:pPr>
+      <w:r>
+        <w:t>02. Follow the deciding steps</w:t>
+      </w:r>
+    </w:p>
+    <w:p>
+      <w:r>
+        <w:drawing>
+          <wp:inline xmlns:a="http://schemas.openxmlformats.org/drawingml/2006/main" xmlns:pic="http://schemas.openxmlformats.org/drawingml/2006/picture">
+            <wp:extent cx="5486400" cy="3337560"/>
+            <wp:docPr id="24" name="Picture 24" descr="Predicted positives: Eight leaves were flagged: precision=6/(6+2)=75%. → Actual positives: Ten leaves were spotted: recall=6/(6+4)=60%. → Keep goals separate: Precision asks how reliable flags are; recall asks how many spotted leaves were caught."/>
+            <wp:cNvGraphicFramePr>
+              <a:graphicFrameLocks noChangeAspect="1"/>
+            </wp:cNvGraphicFramePr>
+            <a:graphic>
+              <a:graphicData uri="http://schemas.openxmlformats.org/drawingml/2006/picture">
+                <pic:pic>
+                  <pic:nvPicPr>
+                    <pic:cNvPr id="0" name="academy-story-ai-4-17-02.png"/>
+                    <pic:cNvPicPr/>
+                  </pic:nvPicPr>
+                  <pic:blipFill>
+                    <a:blip r:embed="rId31"/>
+                    <a:stretch>
+                      <a:fillRect/>
+                    </a:stretch>
+                  </pic:blipFill>
+                  <pic:spPr>
+                    <a:xfrm>
+                      <a:off x="0" y="0"/>
+                      <a:ext cx="5486400" cy="3337560"/>
+                    </a:xfrm>
+                    <a:prstGeom prst="rect"/>
+                  </pic:spPr>
+                </pic:pic>
+              </a:graphicData>
+            </a:graphic>
+          </wp:inline>
+        </w:drawing>
+      </w:r>
+    </w:p>
+    <w:p>
+      <w:pPr>
+        <w:spacing w:line="336" w:lineRule="auto" w:after="180"/>
+      </w:pPr>
+      <w:r>
+        <w:rPr>
+          <w:b w:val="0"/>
+        </w:rPr>
+        <w:t xml:space="preserve">Predicted positives: Eight leaves were flagged: </w:t>
+      </w:r>
+      <w:r>
+        <w:rPr>
+          <w:b/>
+        </w:rPr>
+        <w:t>precision</w:t>
+      </w:r>
+      <w:r>
+        <w:rPr>
+          <w:b w:val="0"/>
+        </w:rPr>
+        <w:t xml:space="preserve">=6/(6+2)=75%. → Actual positives: Ten leaves were spotted: </w:t>
+      </w:r>
+      <w:r>
+        <w:rPr>
+          <w:b/>
+        </w:rPr>
+        <w:t>recall</w:t>
+      </w:r>
+      <w:r>
+        <w:rPr>
+          <w:b w:val="0"/>
+        </w:rPr>
+        <w:t>=6/(6+4)=</w:t>
+      </w:r>
+      <w:r>
+        <w:rPr>
+          <w:b/>
+        </w:rPr>
+        <w:t>60%</w:t>
+      </w:r>
+      <w:r>
+        <w:rPr>
+          <w:b w:val="0"/>
+        </w:rPr>
+        <w:t xml:space="preserve">. → Keep goals separate: </w:t>
+      </w:r>
+      <w:r>
+        <w:rPr>
+          <w:b/>
+        </w:rPr>
+        <w:t>Precision</w:t>
+      </w:r>
+      <w:r>
+        <w:rPr>
+          <w:b w:val="0"/>
+        </w:rPr>
+        <w:t xml:space="preserve"> asks how reliable flags are; </w:t>
+      </w:r>
+      <w:r>
+        <w:rPr>
+          <w:b/>
+        </w:rPr>
+        <w:t>recall</w:t>
+      </w:r>
+      <w:r>
+        <w:rPr>
+          <w:b w:val="0"/>
+        </w:rPr>
+        <w:t xml:space="preserve"> asks how many spotted leaves were caught.</w:t>
+      </w:r>
+    </w:p>
+    <w:p>
+      <w:pPr>
+        <w:spacing w:line="336" w:lineRule="auto" w:after="180"/>
+        <w:shd w:fill="F5F1FB"/>
+      </w:pPr>
+      <w:r>
+        <w:rPr>
+          <w:b w:val="0"/>
+        </w:rPr>
+        <w:t xml:space="preserve">Point to each numbered stage and explain which recorded </w:t>
+      </w:r>
+      <w:r>
+        <w:rPr>
+          <w:b/>
+        </w:rPr>
+        <w:t>input</w:t>
+      </w:r>
+      <w:r>
+        <w:rPr>
+          <w:b w:val="0"/>
+        </w:rPr>
+        <w:t xml:space="preserve"> it uses.</w:t>
+      </w:r>
+    </w:p>
+    <w:p>
+      <w:pPr>
+        <w:pStyle w:val="Heading3"/>
+      </w:pPr>
+      <w:r>
+        <w:t>03. Keep precision and recall denominators distinct</w:t>
+      </w:r>
+    </w:p>
+    <w:p>
+      <w:r>
+        <w:drawing>
+          <wp:inline xmlns:a="http://schemas.openxmlformats.org/drawingml/2006/main" xmlns:pic="http://schemas.openxmlformats.org/drawingml/2006/picture">
+            <wp:extent cx="5486400" cy="3096768"/>
+            <wp:docPr id="25" name="Picture 25" descr="Keep precision and recall denominators distinct. actual spotted: predicted spotted = 6, predicted healthy = 4. actual healthy: predicted spotted = 2, predicted healthy = 8."/>
+            <wp:cNvGraphicFramePr>
+              <a:graphicFrameLocks noChangeAspect="1"/>
+            </wp:cNvGraphicFramePr>
+            <a:graphic>
+              <a:graphicData uri="http://schemas.openxmlformats.org/drawingml/2006/picture">
+                <pic:pic>
+                  <pic:nvPicPr>
+                    <pic:cNvPr id="0" name="academy-story-ai-4-17-03.png"/>
+                    <pic:cNvPicPr/>
+                  </pic:nvPicPr>
+                  <pic:blipFill>
+                    <a:blip r:embed="rId32"/>
+                    <a:stretch>
+                      <a:fillRect/>
+                    </a:stretch>
+                  </pic:blipFill>
+                  <pic:spPr>
+                    <a:xfrm>
+                      <a:off x="0" y="0"/>
+                      <a:ext cx="5486400" cy="3096768"/>
+                    </a:xfrm>
+                    <a:prstGeom prst="rect"/>
+                  </pic:spPr>
+                </pic:pic>
+              </a:graphicData>
+            </a:graphic>
+          </wp:inline>
+        </w:drawing>
+      </w:r>
+    </w:p>
+    <w:p>
+      <w:pPr>
+        <w:spacing w:line="336" w:lineRule="auto" w:after="180"/>
+      </w:pPr>
+      <w:r>
+        <w:rPr>
+          <w:b w:val="0"/>
+        </w:rPr>
+        <w:t xml:space="preserve">Keep </w:t>
+      </w:r>
+      <w:r>
+        <w:rPr>
+          <w:b/>
+        </w:rPr>
+        <w:t>precision</w:t>
+      </w:r>
+      <w:r>
+        <w:rPr>
+          <w:b w:val="0"/>
+        </w:rPr>
+        <w:t xml:space="preserve"> and </w:t>
+      </w:r>
+      <w:r>
+        <w:rPr>
+          <w:b/>
+        </w:rPr>
+        <w:t>recall</w:t>
+      </w:r>
+      <w:r>
+        <w:rPr>
+          <w:b w:val="0"/>
+        </w:rPr>
+        <w:t xml:space="preserve"> </w:t>
+      </w:r>
+      <w:r>
+        <w:rPr>
+          <w:b/>
+        </w:rPr>
+        <w:t>denominator</w:t>
+      </w:r>
+      <w:r>
+        <w:rPr>
+          <w:b w:val="0"/>
+        </w:rPr>
+        <w:t>s distinct. actual spotted: predicted spotted = 6, predicted healthy = 4. actual healthy: predicted spotted = 2, predicted healthy = 8.</w:t>
+      </w:r>
+    </w:p>
+    <w:p>
+      <w:pPr>
+        <w:spacing w:line="336" w:lineRule="auto" w:after="180"/>
+        <w:shd w:fill="F5F1FB"/>
+      </w:pPr>
+      <w:r>
+        <w:rPr>
+          <w:b w:val="0"/>
+        </w:rPr>
+        <w:t>Read the labels and values. Explain the relationship the model shows.</w:t>
+      </w:r>
+    </w:p>
+    <w:p>
+      <w:pPr>
+        <w:pStyle w:val="Heading3"/>
+      </w:pPr>
+      <w:r>
+        <w:t>04. Change one thing. Trace what follows.</w:t>
+      </w:r>
+    </w:p>
+    <w:p>
+      <w:r>
+        <w:drawing>
+          <wp:inline xmlns:a="http://schemas.openxmlformats.org/drawingml/2006/main" xmlns:pic="http://schemas.openxmlformats.org/drawingml/2006/picture">
+            <wp:extent cx="5486400" cy="3026664"/>
+            <wp:docPr id="26" name="Picture 26" descr="Original case: Precision asks how reliable flags are; recall asks how many spotted leaves were caught. Changed condition: Correct two false negatives into true positives. Expected result: Precision becomes8/10=80%; recall becomes8/10=80%. Reason: TP becomes8 and FN 2; FP remains2, so the two denominators happen to equal10."/>
+            <wp:cNvGraphicFramePr>
+              <a:graphicFrameLocks noChangeAspect="1"/>
+            </wp:cNvGraphicFramePr>
+            <a:graphic>
+              <a:graphicData uri="http://schemas.openxmlformats.org/drawingml/2006/picture">
+                <pic:pic>
+                  <pic:nvPicPr>
+                    <pic:cNvPr id="0" name="academy-story-ai-4-17-04.png"/>
+                    <pic:cNvPicPr/>
+                  </pic:nvPicPr>
+                  <pic:blipFill>
+                    <a:blip r:embed="rId33"/>
+                    <a:stretch>
+                      <a:fillRect/>
+                    </a:stretch>
+                  </pic:blipFill>
+                  <pic:spPr>
+                    <a:xfrm>
+                      <a:off x="0" y="0"/>
+                      <a:ext cx="5486400" cy="3026664"/>
+                    </a:xfrm>
+                    <a:prstGeom prst="rect"/>
+                  </pic:spPr>
+                </pic:pic>
+              </a:graphicData>
+            </a:graphic>
+          </wp:inline>
+        </w:drawing>
+      </w:r>
+    </w:p>
+    <w:p>
+      <w:pPr>
+        <w:spacing w:line="336" w:lineRule="auto" w:after="180"/>
+      </w:pPr>
+      <w:r>
+        <w:rPr>
+          <w:b w:val="0"/>
+        </w:rPr>
+        <w:t xml:space="preserve">Original case: </w:t>
+      </w:r>
+      <w:r>
+        <w:rPr>
+          <w:b/>
+        </w:rPr>
+        <w:t>Precision</w:t>
+      </w:r>
+      <w:r>
+        <w:rPr>
+          <w:b w:val="0"/>
+        </w:rPr>
+        <w:t xml:space="preserve"> asks how reliable flags are; </w:t>
+      </w:r>
+      <w:r>
+        <w:rPr>
+          <w:b/>
+        </w:rPr>
+        <w:t>recall</w:t>
+      </w:r>
+      <w:r>
+        <w:rPr>
+          <w:b w:val="0"/>
+        </w:rPr>
+        <w:t xml:space="preserve"> asks how many spotted leaves were caught. Changed condition: Correct two false negatives into true positives.</w:t>
+      </w:r>
+    </w:p>
+    <w:p>
+      <w:pPr>
+        <w:spacing w:line="336" w:lineRule="auto" w:after="180"/>
+      </w:pPr>
+      <w:r>
+        <w:rPr>
+          <w:b w:val="0"/>
+        </w:rPr>
+        <w:t xml:space="preserve">Expected result: </w:t>
+      </w:r>
+      <w:r>
+        <w:rPr>
+          <w:b/>
+        </w:rPr>
+        <w:t>Precision</w:t>
+      </w:r>
+      <w:r>
+        <w:rPr>
+          <w:b w:val="0"/>
+        </w:rPr>
+        <w:t xml:space="preserve"> becomes8/10=</w:t>
+      </w:r>
+      <w:r>
+        <w:rPr>
+          <w:b/>
+        </w:rPr>
+        <w:t>80%</w:t>
+      </w:r>
+      <w:r>
+        <w:rPr>
+          <w:b w:val="0"/>
+        </w:rPr>
+        <w:t xml:space="preserve">; </w:t>
+      </w:r>
+      <w:r>
+        <w:rPr>
+          <w:b/>
+        </w:rPr>
+        <w:t>recall</w:t>
+      </w:r>
+      <w:r>
+        <w:rPr>
+          <w:b w:val="0"/>
+        </w:rPr>
+        <w:t xml:space="preserve"> becomes8/10=</w:t>
+      </w:r>
+      <w:r>
+        <w:rPr>
+          <w:b/>
+        </w:rPr>
+        <w:t>80%</w:t>
+      </w:r>
+      <w:r>
+        <w:rPr>
+          <w:b w:val="0"/>
+        </w:rPr>
+        <w:t xml:space="preserve">. Reason: TP becomes8 and FN 2; FP remains2, so the two </w:t>
+      </w:r>
+      <w:r>
+        <w:rPr>
+          <w:b/>
+        </w:rPr>
+        <w:t>denominator</w:t>
+      </w:r>
+      <w:r>
+        <w:rPr>
+          <w:b w:val="0"/>
+        </w:rPr>
+        <w:t>s happen to equal10.</w:t>
+      </w:r>
+    </w:p>
+    <w:p>
+      <w:pPr>
+        <w:spacing w:line="336" w:lineRule="auto" w:after="180"/>
+        <w:shd w:fill="F5F1FB"/>
+      </w:pPr>
+      <w:r>
+        <w:rPr>
+          <w:b w:val="0"/>
+        </w:rPr>
+        <w:t>Predict before checking the worked changed-case result. Name what changed and what the supplied facts allow you to conclude.</w:t>
+      </w:r>
+    </w:p>
+    <w:p>
+      <w:pPr>
+        <w:pStyle w:val="Heading3"/>
+      </w:pPr>
+      <w:r>
+        <w:t>05. Connect the explanation to its limit</w:t>
+      </w:r>
+    </w:p>
+    <w:p>
+      <w:r>
+        <w:drawing>
+          <wp:inline xmlns:a="http://schemas.openxmlformats.org/drawingml/2006/main" xmlns:pic="http://schemas.openxmlformats.org/drawingml/2006/picture">
+            <wp:extent cx="5486400" cy="2834640"/>
+            <wp:docPr id="27" name="Picture 27" descr="Read the picture in order. Precision asks how reliable flags are; recall asks how many spotted leaves were caught. The arrows show which recorded input or intermediate result each decision uses. Explain the deciding step aloud before checking the changed case; pointing to the final answer alone does not show how it follows. Limit: If a relevant denominator is zero, report that metric as undefined under the chosen convention rather than silently inventing success."/>
+            <wp:cNvGraphicFramePr>
+              <a:graphicFrameLocks noChangeAspect="1"/>
+            </wp:cNvGraphicFramePr>
+            <a:graphic>
+              <a:graphicData uri="http://schemas.openxmlformats.org/drawingml/2006/picture">
+                <pic:pic>
+                  <pic:nvPicPr>
+                    <pic:cNvPr id="0" name="academy-story-ai-4-17-05.png"/>
+                    <pic:cNvPicPr/>
+                  </pic:nvPicPr>
+                  <pic:blipFill>
+                    <a:blip r:embed="rId34"/>
+                    <a:stretch>
+                      <a:fillRect/>
+                    </a:stretch>
+                  </pic:blipFill>
+                  <pic:spPr>
+                    <a:xfrm>
+                      <a:off x="0" y="0"/>
+                      <a:ext cx="5486400" cy="2834640"/>
+                    </a:xfrm>
+                    <a:prstGeom prst="rect"/>
+                  </pic:spPr>
+                </pic:pic>
+              </a:graphicData>
+            </a:graphic>
+          </wp:inline>
+        </w:drawing>
+      </w:r>
+    </w:p>
+    <w:p>
+      <w:pPr>
+        <w:spacing w:line="336" w:lineRule="auto" w:after="180"/>
+      </w:pPr>
+      <w:r>
+        <w:rPr>
+          <w:b w:val="0"/>
+        </w:rPr>
+        <w:t xml:space="preserve">Read the picture in order. </w:t>
+      </w:r>
+      <w:r>
+        <w:rPr>
+          <w:b/>
+        </w:rPr>
+        <w:t>Precision</w:t>
+      </w:r>
+      <w:r>
+        <w:rPr>
+          <w:b w:val="0"/>
+        </w:rPr>
+        <w:t xml:space="preserve"> asks how reliable flags are; </w:t>
+      </w:r>
+      <w:r>
+        <w:rPr>
+          <w:b/>
+        </w:rPr>
+        <w:t>recall</w:t>
+      </w:r>
+      <w:r>
+        <w:rPr>
+          <w:b w:val="0"/>
+        </w:rPr>
+        <w:t xml:space="preserve"> asks how many spotted leaves were caught. The arrows show which recorded </w:t>
+      </w:r>
+      <w:r>
+        <w:rPr>
+          <w:b/>
+        </w:rPr>
+        <w:t>input</w:t>
+      </w:r>
+      <w:r>
+        <w:rPr>
+          <w:b w:val="0"/>
+        </w:rPr>
+        <w:t xml:space="preserve"> or intermediate result each decision uses.</w:t>
+      </w:r>
+    </w:p>
+    <w:p>
+      <w:pPr>
+        <w:spacing w:line="336" w:lineRule="auto" w:after="180"/>
+      </w:pPr>
+      <w:r>
+        <w:rPr>
+          <w:b w:val="0"/>
+        </w:rPr>
+        <w:t>Explain the deciding step aloud before checking the changed case; pointing to the final answer alone does not show how it follows.</w:t>
+      </w:r>
+    </w:p>
+    <w:p>
+      <w:pPr>
+        <w:spacing w:line="336" w:lineRule="auto" w:after="180"/>
+      </w:pPr>
+      <w:r>
+        <w:rPr>
+          <w:b w:val="0"/>
+        </w:rPr>
+        <w:t xml:space="preserve">Limit: If a relevant </w:t>
+      </w:r>
+      <w:r>
+        <w:rPr>
+          <w:b/>
+        </w:rPr>
+        <w:t>denominator</w:t>
+      </w:r>
+      <w:r>
+        <w:rPr>
+          <w:b w:val="0"/>
+        </w:rPr>
+        <w:t xml:space="preserve"> is zero, report that metric as </w:t>
+      </w:r>
+      <w:r>
+        <w:rPr>
+          <w:b/>
+        </w:rPr>
+        <w:t>undefined</w:t>
+      </w:r>
+      <w:r>
+        <w:rPr>
+          <w:b w:val="0"/>
+        </w:rPr>
+        <w:t xml:space="preserve"> under the chosen convention rather than silently inventing success.</w:t>
+      </w:r>
+    </w:p>
+    <w:p>
+      <w:pPr>
+        <w:spacing w:line="336" w:lineRule="auto" w:after="180"/>
+        <w:shd w:fill="F5F1FB"/>
+      </w:pPr>
+      <w:r>
+        <w:rPr>
+          <w:b w:val="0"/>
+        </w:rPr>
+        <w:t>Explain the case, then point to a limit on the claim.</w:t>
+      </w:r>
+    </w:p>
+    <w:p>
+      <w:pPr>
+        <w:pStyle w:val="Heading3"/>
+      </w:pPr>
+      <w:r>
+        <w:t>06. Make the idea visible in your project</w:t>
+      </w:r>
+    </w:p>
+    <w:p>
+      <w:r>
+        <w:drawing>
+          <wp:inline xmlns:a="http://schemas.openxmlformats.org/drawingml/2006/main" xmlns:pic="http://schemas.openxmlformats.org/drawingml/2006/picture">
+            <wp:extent cx="5486400" cy="3681984"/>
+            <wp:docPr id="28" name="Picture 28" descr="For your Responsible Plant Classifier, save the input, procedure, observed result and limitation of this check. Label this worked example as practice; use a different, previously unreviewed case when checking independent understanding. Draw your input, deciding step, result and limit. Supported question: Were the original precision and recall denominators the same? Point to the relevant step in the picture, then write the changed result and the rule or evidence that supports it."/>
+            <wp:cNvGraphicFramePr>
+              <a:graphicFrameLocks noChangeAspect="1"/>
+            </wp:cNvGraphicFramePr>
+            <a:graphic>
+              <a:graphicData uri="http://schemas.openxmlformats.org/drawingml/2006/picture">
+                <pic:pic>
+                  <pic:nvPicPr>
+                    <pic:cNvPr id="0" name="academy-story-ai-4-17-06.png"/>
+                    <pic:cNvPicPr/>
+                  </pic:nvPicPr>
+                  <pic:blipFill>
+                    <a:blip r:embed="rId35"/>
+                    <a:stretch>
+                      <a:fillRect/>
+                    </a:stretch>
+                  </pic:blipFill>
+                  <pic:spPr>
+                    <a:xfrm>
+                      <a:off x="0" y="0"/>
+                      <a:ext cx="5486400" cy="3681984"/>
+                    </a:xfrm>
+                    <a:prstGeom prst="rect"/>
+                  </pic:spPr>
+                </pic:pic>
+              </a:graphicData>
+            </a:graphic>
+          </wp:inline>
+        </w:drawing>
+      </w:r>
+    </w:p>
+    <w:p>
+      <w:pPr>
+        <w:spacing w:line="336" w:lineRule="auto" w:after="180"/>
+      </w:pPr>
+      <w:r>
+        <w:rPr>
+          <w:b w:val="0"/>
+        </w:rPr>
+        <w:t xml:space="preserve">For your Responsible Plant Classifier, save the </w:t>
+      </w:r>
+      <w:r>
+        <w:rPr>
+          <w:b/>
+        </w:rPr>
+        <w:t>input</w:t>
+      </w:r>
+      <w:r>
+        <w:rPr>
+          <w:b w:val="0"/>
+        </w:rPr>
+        <w:t>, procedure, observed result and limitation of this check.</w:t>
+      </w:r>
+    </w:p>
+    <w:p>
+      <w:pPr>
+        <w:spacing w:line="336" w:lineRule="auto" w:after="180"/>
+      </w:pPr>
+      <w:r>
+        <w:rPr>
+          <w:b w:val="0"/>
+        </w:rPr>
+        <w:t xml:space="preserve">Label this worked example as practice; use a different, previously unreviewed case when checking independent understanding. Draw your </w:t>
+      </w:r>
+      <w:r>
+        <w:rPr>
+          <w:b/>
+        </w:rPr>
+        <w:t>input</w:t>
+      </w:r>
+      <w:r>
+        <w:rPr>
+          <w:b w:val="0"/>
+        </w:rPr>
+        <w:t>, deciding step, result and limit.</w:t>
+      </w:r>
+    </w:p>
+    <w:p>
+      <w:pPr>
+        <w:spacing w:line="336" w:lineRule="auto" w:after="180"/>
+      </w:pPr>
+      <w:r>
+        <w:rPr>
+          <w:b w:val="0"/>
+        </w:rPr>
+        <w:t xml:space="preserve">Supported question: Were the original </w:t>
+      </w:r>
+      <w:r>
+        <w:rPr>
+          <w:b/>
+        </w:rPr>
+        <w:t>precision</w:t>
+      </w:r>
+      <w:r>
+        <w:rPr>
+          <w:b w:val="0"/>
+        </w:rPr>
+        <w:t xml:space="preserve"> and </w:t>
+      </w:r>
+      <w:r>
+        <w:rPr>
+          <w:b/>
+        </w:rPr>
+        <w:t>recall</w:t>
+      </w:r>
+      <w:r>
+        <w:rPr>
+          <w:b w:val="0"/>
+        </w:rPr>
+        <w:t xml:space="preserve"> </w:t>
+      </w:r>
+      <w:r>
+        <w:rPr>
+          <w:b/>
+        </w:rPr>
+        <w:t>denominator</w:t>
+      </w:r>
+      <w:r>
+        <w:rPr>
+          <w:b w:val="0"/>
+        </w:rPr>
+        <w:t xml:space="preserve">s the same? Point to the relevant step in the picture, then write the changed result and the rule or </w:t>
+      </w:r>
+      <w:r>
+        <w:rPr>
+          <w:b/>
+        </w:rPr>
+        <w:t>evidence</w:t>
+      </w:r>
+      <w:r>
+        <w:rPr>
+          <w:b w:val="0"/>
+        </w:rPr>
+        <w:t xml:space="preserve"> that supports it.</w:t>
+      </w:r>
+    </w:p>
+    <w:p>
+      <w:pPr>
+        <w:spacing w:line="336" w:lineRule="auto" w:after="180"/>
+        <w:shd w:fill="F5F1FB"/>
+      </w:pPr>
+      <w:r>
+        <w:rPr>
+          <w:b w:val="0"/>
+        </w:rPr>
+        <w:t xml:space="preserve">Draw your project trace and justify the deciding step using </w:t>
+      </w:r>
+      <w:r>
+        <w:rPr>
+          <w:b/>
+        </w:rPr>
+        <w:t>evidence</w:t>
+      </w:r>
+      <w:r>
+        <w:rPr>
+          <w:b w:val="0"/>
+        </w:rPr>
+        <w:t>.</w:t>
       </w:r>
     </w:p>
     <w:sectPr>
